--- a/mensajero/content/Frases_deportivas_2027.docx
+++ b/mensajero/content/Frases_deportivas_2027.docx
@@ -403,7 +403,20 @@
                 <w:sz w:val="17"/>
                 <w:szCs w:val="17"/>
               </w:rPr>
-              <w:t xml:space="preserve">☐ OK  ☐ Cambiar</w:t>
+              <w:t xml:space="preserve">☐ OK</w:t>
+            </w:r>
+          </w:p>
+          <w:p>
+            <w:pPr>
+              <w:keepNext/>
+              <w:spacing w:after="0"/>
+            </w:pPr>
+            <w:r>
+              <w:rPr>
+                <w:sz w:val="17"/>
+                <w:szCs w:val="17"/>
+              </w:rPr>
+              <w:t xml:space="preserve">☐ Cambiar</w:t>
             </w:r>
           </w:p>
         </w:tc>
@@ -546,7 +559,20 @@
                 <w:sz w:val="17"/>
                 <w:szCs w:val="17"/>
               </w:rPr>
-              <w:t xml:space="preserve">☐ OK  ☐ Cambiar</w:t>
+              <w:t xml:space="preserve">☐ OK</w:t>
+            </w:r>
+          </w:p>
+          <w:p>
+            <w:pPr>
+              <w:keepNext/>
+              <w:spacing w:after="0"/>
+            </w:pPr>
+            <w:r>
+              <w:rPr>
+                <w:sz w:val="17"/>
+                <w:szCs w:val="17"/>
+              </w:rPr>
+              <w:t xml:space="preserve">☐ Cambiar</w:t>
             </w:r>
           </w:p>
         </w:tc>
@@ -694,7 +720,20 @@
                 <w:sz w:val="17"/>
                 <w:szCs w:val="17"/>
               </w:rPr>
-              <w:t xml:space="preserve">☐ OK  ☐ Cambiar</w:t>
+              <w:t xml:space="preserve">☐ OK</w:t>
+            </w:r>
+          </w:p>
+          <w:p>
+            <w:pPr>
+              <w:keepNext/>
+              <w:spacing w:after="0"/>
+            </w:pPr>
+            <w:r>
+              <w:rPr>
+                <w:sz w:val="17"/>
+                <w:szCs w:val="17"/>
+              </w:rPr>
+              <w:t xml:space="preserve">☐ Cambiar</w:t>
             </w:r>
           </w:p>
         </w:tc>
@@ -837,7 +876,20 @@
                 <w:sz w:val="17"/>
                 <w:szCs w:val="17"/>
               </w:rPr>
-              <w:t xml:space="preserve">☐ OK  ☐ Cambiar</w:t>
+              <w:t xml:space="preserve">☐ OK</w:t>
+            </w:r>
+          </w:p>
+          <w:p>
+            <w:pPr>
+              <w:keepNext/>
+              <w:spacing w:after="0"/>
+            </w:pPr>
+            <w:r>
+              <w:rPr>
+                <w:sz w:val="17"/>
+                <w:szCs w:val="17"/>
+              </w:rPr>
+              <w:t xml:space="preserve">☐ Cambiar</w:t>
             </w:r>
           </w:p>
         </w:tc>
@@ -985,7 +1037,20 @@
                 <w:sz w:val="17"/>
                 <w:szCs w:val="17"/>
               </w:rPr>
-              <w:t xml:space="preserve">☐ OK  ☐ Cambiar</w:t>
+              <w:t xml:space="preserve">☐ OK</w:t>
+            </w:r>
+          </w:p>
+          <w:p>
+            <w:pPr>
+              <w:keepNext/>
+              <w:spacing w:after="0"/>
+            </w:pPr>
+            <w:r>
+              <w:rPr>
+                <w:sz w:val="17"/>
+                <w:szCs w:val="17"/>
+              </w:rPr>
+              <w:t xml:space="preserve">☐ Cambiar</w:t>
             </w:r>
           </w:p>
         </w:tc>
@@ -1128,7 +1193,20 @@
                 <w:sz w:val="17"/>
                 <w:szCs w:val="17"/>
               </w:rPr>
-              <w:t xml:space="preserve">☐ OK  ☐ Cambiar</w:t>
+              <w:t xml:space="preserve">☐ OK</w:t>
+            </w:r>
+          </w:p>
+          <w:p>
+            <w:pPr>
+              <w:keepNext/>
+              <w:spacing w:after="0"/>
+            </w:pPr>
+            <w:r>
+              <w:rPr>
+                <w:sz w:val="17"/>
+                <w:szCs w:val="17"/>
+              </w:rPr>
+              <w:t xml:space="preserve">☐ Cambiar</w:t>
             </w:r>
           </w:p>
         </w:tc>
@@ -1276,7 +1354,20 @@
                 <w:sz w:val="17"/>
                 <w:szCs w:val="17"/>
               </w:rPr>
-              <w:t xml:space="preserve">☐ OK  ☐ Cambiar</w:t>
+              <w:t xml:space="preserve">☐ OK</w:t>
+            </w:r>
+          </w:p>
+          <w:p>
+            <w:pPr>
+              <w:keepNext w:val="false"/>
+              <w:spacing w:after="0"/>
+            </w:pPr>
+            <w:r>
+              <w:rPr>
+                <w:sz w:val="17"/>
+                <w:szCs w:val="17"/>
+              </w:rPr>
+              <w:t xml:space="preserve">☐ Cambiar</w:t>
             </w:r>
           </w:p>
         </w:tc>
@@ -1615,7 +1706,20 @@
                 <w:sz w:val="17"/>
                 <w:szCs w:val="17"/>
               </w:rPr>
-              <w:t xml:space="preserve">☐ OK  ☐ Cambiar</w:t>
+              <w:t xml:space="preserve">☐ OK</w:t>
+            </w:r>
+          </w:p>
+          <w:p>
+            <w:pPr>
+              <w:keepNext/>
+              <w:spacing w:after="0"/>
+            </w:pPr>
+            <w:r>
+              <w:rPr>
+                <w:sz w:val="17"/>
+                <w:szCs w:val="17"/>
+              </w:rPr>
+              <w:t xml:space="preserve">☐ Cambiar</w:t>
             </w:r>
           </w:p>
         </w:tc>
@@ -1758,7 +1862,20 @@
                 <w:sz w:val="17"/>
                 <w:szCs w:val="17"/>
               </w:rPr>
-              <w:t xml:space="preserve">☐ OK  ☐ Cambiar</w:t>
+              <w:t xml:space="preserve">☐ OK</w:t>
+            </w:r>
+          </w:p>
+          <w:p>
+            <w:pPr>
+              <w:keepNext/>
+              <w:spacing w:after="0"/>
+            </w:pPr>
+            <w:r>
+              <w:rPr>
+                <w:sz w:val="17"/>
+                <w:szCs w:val="17"/>
+              </w:rPr>
+              <w:t xml:space="preserve">☐ Cambiar</w:t>
             </w:r>
           </w:p>
         </w:tc>
@@ -1906,7 +2023,20 @@
                 <w:sz w:val="17"/>
                 <w:szCs w:val="17"/>
               </w:rPr>
-              <w:t xml:space="preserve">☐ OK  ☐ Cambiar</w:t>
+              <w:t xml:space="preserve">☐ OK</w:t>
+            </w:r>
+          </w:p>
+          <w:p>
+            <w:pPr>
+              <w:keepNext/>
+              <w:spacing w:after="0"/>
+            </w:pPr>
+            <w:r>
+              <w:rPr>
+                <w:sz w:val="17"/>
+                <w:szCs w:val="17"/>
+              </w:rPr>
+              <w:t xml:space="preserve">☐ Cambiar</w:t>
             </w:r>
           </w:p>
         </w:tc>
@@ -2049,7 +2179,20 @@
                 <w:sz w:val="17"/>
                 <w:szCs w:val="17"/>
               </w:rPr>
-              <w:t xml:space="preserve">☐ OK  ☐ Cambiar</w:t>
+              <w:t xml:space="preserve">☐ OK</w:t>
+            </w:r>
+          </w:p>
+          <w:p>
+            <w:pPr>
+              <w:keepNext/>
+              <w:spacing w:after="0"/>
+            </w:pPr>
+            <w:r>
+              <w:rPr>
+                <w:sz w:val="17"/>
+                <w:szCs w:val="17"/>
+              </w:rPr>
+              <w:t xml:space="preserve">☐ Cambiar</w:t>
             </w:r>
           </w:p>
         </w:tc>
@@ -2197,7 +2340,20 @@
                 <w:sz w:val="17"/>
                 <w:szCs w:val="17"/>
               </w:rPr>
-              <w:t xml:space="preserve">☐ OK  ☐ Cambiar</w:t>
+              <w:t xml:space="preserve">☐ OK</w:t>
+            </w:r>
+          </w:p>
+          <w:p>
+            <w:pPr>
+              <w:keepNext/>
+              <w:spacing w:after="0"/>
+            </w:pPr>
+            <w:r>
+              <w:rPr>
+                <w:sz w:val="17"/>
+                <w:szCs w:val="17"/>
+              </w:rPr>
+              <w:t xml:space="preserve">☐ Cambiar</w:t>
             </w:r>
           </w:p>
         </w:tc>
@@ -2340,7 +2496,20 @@
                 <w:sz w:val="17"/>
                 <w:szCs w:val="17"/>
               </w:rPr>
-              <w:t xml:space="preserve">☐ OK  ☐ Cambiar</w:t>
+              <w:t xml:space="preserve">☐ OK</w:t>
+            </w:r>
+          </w:p>
+          <w:p>
+            <w:pPr>
+              <w:keepNext/>
+              <w:spacing w:after="0"/>
+            </w:pPr>
+            <w:r>
+              <w:rPr>
+                <w:sz w:val="17"/>
+                <w:szCs w:val="17"/>
+              </w:rPr>
+              <w:t xml:space="preserve">☐ Cambiar</w:t>
             </w:r>
           </w:p>
         </w:tc>
@@ -2488,7 +2657,20 @@
                 <w:sz w:val="17"/>
                 <w:szCs w:val="17"/>
               </w:rPr>
-              <w:t xml:space="preserve">☐ OK  ☐ Cambiar</w:t>
+              <w:t xml:space="preserve">☐ OK</w:t>
+            </w:r>
+          </w:p>
+          <w:p>
+            <w:pPr>
+              <w:keepNext w:val="false"/>
+              <w:spacing w:after="0"/>
+            </w:pPr>
+            <w:r>
+              <w:rPr>
+                <w:sz w:val="17"/>
+                <w:szCs w:val="17"/>
+              </w:rPr>
+              <w:t xml:space="preserve">☐ Cambiar</w:t>
             </w:r>
           </w:p>
         </w:tc>
@@ -2827,7 +3009,20 @@
                 <w:sz w:val="17"/>
                 <w:szCs w:val="17"/>
               </w:rPr>
-              <w:t xml:space="preserve">☐ OK  ☐ Cambiar</w:t>
+              <w:t xml:space="preserve">☐ OK</w:t>
+            </w:r>
+          </w:p>
+          <w:p>
+            <w:pPr>
+              <w:keepNext/>
+              <w:spacing w:after="0"/>
+            </w:pPr>
+            <w:r>
+              <w:rPr>
+                <w:sz w:val="17"/>
+                <w:szCs w:val="17"/>
+              </w:rPr>
+              <w:t xml:space="preserve">☐ Cambiar</w:t>
             </w:r>
           </w:p>
         </w:tc>
@@ -2970,7 +3165,20 @@
                 <w:sz w:val="17"/>
                 <w:szCs w:val="17"/>
               </w:rPr>
-              <w:t xml:space="preserve">☐ OK  ☐ Cambiar</w:t>
+              <w:t xml:space="preserve">☐ OK</w:t>
+            </w:r>
+          </w:p>
+          <w:p>
+            <w:pPr>
+              <w:keepNext/>
+              <w:spacing w:after="0"/>
+            </w:pPr>
+            <w:r>
+              <w:rPr>
+                <w:sz w:val="17"/>
+                <w:szCs w:val="17"/>
+              </w:rPr>
+              <w:t xml:space="preserve">☐ Cambiar</w:t>
             </w:r>
           </w:p>
         </w:tc>
@@ -3118,7 +3326,20 @@
                 <w:sz w:val="17"/>
                 <w:szCs w:val="17"/>
               </w:rPr>
-              <w:t xml:space="preserve">☐ OK  ☐ Cambiar</w:t>
+              <w:t xml:space="preserve">☐ OK</w:t>
+            </w:r>
+          </w:p>
+          <w:p>
+            <w:pPr>
+              <w:keepNext/>
+              <w:spacing w:after="0"/>
+            </w:pPr>
+            <w:r>
+              <w:rPr>
+                <w:sz w:val="17"/>
+                <w:szCs w:val="17"/>
+              </w:rPr>
+              <w:t xml:space="preserve">☐ Cambiar</w:t>
             </w:r>
           </w:p>
         </w:tc>
@@ -3261,7 +3482,20 @@
                 <w:sz w:val="17"/>
                 <w:szCs w:val="17"/>
               </w:rPr>
-              <w:t xml:space="preserve">☐ OK  ☐ Cambiar</w:t>
+              <w:t xml:space="preserve">☐ OK</w:t>
+            </w:r>
+          </w:p>
+          <w:p>
+            <w:pPr>
+              <w:keepNext/>
+              <w:spacing w:after="0"/>
+            </w:pPr>
+            <w:r>
+              <w:rPr>
+                <w:sz w:val="17"/>
+                <w:szCs w:val="17"/>
+              </w:rPr>
+              <w:t xml:space="preserve">☐ Cambiar</w:t>
             </w:r>
           </w:p>
         </w:tc>
@@ -3409,7 +3643,20 @@
                 <w:sz w:val="17"/>
                 <w:szCs w:val="17"/>
               </w:rPr>
-              <w:t xml:space="preserve">☐ OK  ☐ Cambiar</w:t>
+              <w:t xml:space="preserve">☐ OK</w:t>
+            </w:r>
+          </w:p>
+          <w:p>
+            <w:pPr>
+              <w:keepNext/>
+              <w:spacing w:after="0"/>
+            </w:pPr>
+            <w:r>
+              <w:rPr>
+                <w:sz w:val="17"/>
+                <w:szCs w:val="17"/>
+              </w:rPr>
+              <w:t xml:space="preserve">☐ Cambiar</w:t>
             </w:r>
           </w:p>
         </w:tc>
@@ -3552,7 +3799,20 @@
                 <w:sz w:val="17"/>
                 <w:szCs w:val="17"/>
               </w:rPr>
-              <w:t xml:space="preserve">☐ OK  ☐ Cambiar</w:t>
+              <w:t xml:space="preserve">☐ OK</w:t>
+            </w:r>
+          </w:p>
+          <w:p>
+            <w:pPr>
+              <w:keepNext/>
+              <w:spacing w:after="0"/>
+            </w:pPr>
+            <w:r>
+              <w:rPr>
+                <w:sz w:val="17"/>
+                <w:szCs w:val="17"/>
+              </w:rPr>
+              <w:t xml:space="preserve">☐ Cambiar</w:t>
             </w:r>
           </w:p>
         </w:tc>
@@ -3700,7 +3960,20 @@
                 <w:sz w:val="17"/>
                 <w:szCs w:val="17"/>
               </w:rPr>
-              <w:t xml:space="preserve">☐ OK  ☐ Cambiar</w:t>
+              <w:t xml:space="preserve">☐ OK</w:t>
+            </w:r>
+          </w:p>
+          <w:p>
+            <w:pPr>
+              <w:keepNext w:val="false"/>
+              <w:spacing w:after="0"/>
+            </w:pPr>
+            <w:r>
+              <w:rPr>
+                <w:sz w:val="17"/>
+                <w:szCs w:val="17"/>
+              </w:rPr>
+              <w:t xml:space="preserve">☐ Cambiar</w:t>
             </w:r>
           </w:p>
         </w:tc>
@@ -4039,7 +4312,20 @@
                 <w:sz w:val="17"/>
                 <w:szCs w:val="17"/>
               </w:rPr>
-              <w:t xml:space="preserve">☐ OK  ☐ Cambiar</w:t>
+              <w:t xml:space="preserve">☐ OK</w:t>
+            </w:r>
+          </w:p>
+          <w:p>
+            <w:pPr>
+              <w:keepNext/>
+              <w:spacing w:after="0"/>
+            </w:pPr>
+            <w:r>
+              <w:rPr>
+                <w:sz w:val="17"/>
+                <w:szCs w:val="17"/>
+              </w:rPr>
+              <w:t xml:space="preserve">☐ Cambiar</w:t>
             </w:r>
           </w:p>
         </w:tc>
@@ -4182,7 +4468,20 @@
                 <w:sz w:val="17"/>
                 <w:szCs w:val="17"/>
               </w:rPr>
-              <w:t xml:space="preserve">☐ OK  ☐ Cambiar</w:t>
+              <w:t xml:space="preserve">☐ OK</w:t>
+            </w:r>
+          </w:p>
+          <w:p>
+            <w:pPr>
+              <w:keepNext/>
+              <w:spacing w:after="0"/>
+            </w:pPr>
+            <w:r>
+              <w:rPr>
+                <w:sz w:val="17"/>
+                <w:szCs w:val="17"/>
+              </w:rPr>
+              <w:t xml:space="preserve">☐ Cambiar</w:t>
             </w:r>
           </w:p>
         </w:tc>
@@ -4330,7 +4629,20 @@
                 <w:sz w:val="17"/>
                 <w:szCs w:val="17"/>
               </w:rPr>
-              <w:t xml:space="preserve">☐ OK  ☐ Cambiar</w:t>
+              <w:t xml:space="preserve">☐ OK</w:t>
+            </w:r>
+          </w:p>
+          <w:p>
+            <w:pPr>
+              <w:keepNext/>
+              <w:spacing w:after="0"/>
+            </w:pPr>
+            <w:r>
+              <w:rPr>
+                <w:sz w:val="17"/>
+                <w:szCs w:val="17"/>
+              </w:rPr>
+              <w:t xml:space="preserve">☐ Cambiar</w:t>
             </w:r>
           </w:p>
         </w:tc>
@@ -4473,7 +4785,20 @@
                 <w:sz w:val="17"/>
                 <w:szCs w:val="17"/>
               </w:rPr>
-              <w:t xml:space="preserve">☐ OK  ☐ Cambiar</w:t>
+              <w:t xml:space="preserve">☐ OK</w:t>
+            </w:r>
+          </w:p>
+          <w:p>
+            <w:pPr>
+              <w:keepNext/>
+              <w:spacing w:after="0"/>
+            </w:pPr>
+            <w:r>
+              <w:rPr>
+                <w:sz w:val="17"/>
+                <w:szCs w:val="17"/>
+              </w:rPr>
+              <w:t xml:space="preserve">☐ Cambiar</w:t>
             </w:r>
           </w:p>
         </w:tc>
@@ -4621,7 +4946,20 @@
                 <w:sz w:val="17"/>
                 <w:szCs w:val="17"/>
               </w:rPr>
-              <w:t xml:space="preserve">☐ OK  ☐ Cambiar</w:t>
+              <w:t xml:space="preserve">☐ OK</w:t>
+            </w:r>
+          </w:p>
+          <w:p>
+            <w:pPr>
+              <w:keepNext/>
+              <w:spacing w:after="0"/>
+            </w:pPr>
+            <w:r>
+              <w:rPr>
+                <w:sz w:val="17"/>
+                <w:szCs w:val="17"/>
+              </w:rPr>
+              <w:t xml:space="preserve">☐ Cambiar</w:t>
             </w:r>
           </w:p>
         </w:tc>
@@ -4764,7 +5102,20 @@
                 <w:sz w:val="17"/>
                 <w:szCs w:val="17"/>
               </w:rPr>
-              <w:t xml:space="preserve">☐ OK  ☐ Cambiar</w:t>
+              <w:t xml:space="preserve">☐ OK</w:t>
+            </w:r>
+          </w:p>
+          <w:p>
+            <w:pPr>
+              <w:keepNext/>
+              <w:spacing w:after="0"/>
+            </w:pPr>
+            <w:r>
+              <w:rPr>
+                <w:sz w:val="17"/>
+                <w:szCs w:val="17"/>
+              </w:rPr>
+              <w:t xml:space="preserve">☐ Cambiar</w:t>
             </w:r>
           </w:p>
         </w:tc>
@@ -4912,7 +5263,20 @@
                 <w:sz w:val="17"/>
                 <w:szCs w:val="17"/>
               </w:rPr>
-              <w:t xml:space="preserve">☐ OK  ☐ Cambiar</w:t>
+              <w:t xml:space="preserve">☐ OK</w:t>
+            </w:r>
+          </w:p>
+          <w:p>
+            <w:pPr>
+              <w:keepNext w:val="false"/>
+              <w:spacing w:after="0"/>
+            </w:pPr>
+            <w:r>
+              <w:rPr>
+                <w:sz w:val="17"/>
+                <w:szCs w:val="17"/>
+              </w:rPr>
+              <w:t xml:space="preserve">☐ Cambiar</w:t>
             </w:r>
           </w:p>
         </w:tc>
@@ -5251,7 +5615,20 @@
                 <w:sz w:val="17"/>
                 <w:szCs w:val="17"/>
               </w:rPr>
-              <w:t xml:space="preserve">☐ OK  ☐ Cambiar</w:t>
+              <w:t xml:space="preserve">☐ OK</w:t>
+            </w:r>
+          </w:p>
+          <w:p>
+            <w:pPr>
+              <w:keepNext/>
+              <w:spacing w:after="0"/>
+            </w:pPr>
+            <w:r>
+              <w:rPr>
+                <w:sz w:val="17"/>
+                <w:szCs w:val="17"/>
+              </w:rPr>
+              <w:t xml:space="preserve">☐ Cambiar</w:t>
             </w:r>
           </w:p>
         </w:tc>
@@ -5394,7 +5771,20 @@
                 <w:sz w:val="17"/>
                 <w:szCs w:val="17"/>
               </w:rPr>
-              <w:t xml:space="preserve">☐ OK  ☐ Cambiar</w:t>
+              <w:t xml:space="preserve">☐ OK</w:t>
+            </w:r>
+          </w:p>
+          <w:p>
+            <w:pPr>
+              <w:keepNext/>
+              <w:spacing w:after="0"/>
+            </w:pPr>
+            <w:r>
+              <w:rPr>
+                <w:sz w:val="17"/>
+                <w:szCs w:val="17"/>
+              </w:rPr>
+              <w:t xml:space="preserve">☐ Cambiar</w:t>
             </w:r>
           </w:p>
         </w:tc>
@@ -5542,7 +5932,20 @@
                 <w:sz w:val="17"/>
                 <w:szCs w:val="17"/>
               </w:rPr>
-              <w:t xml:space="preserve">☐ OK  ☐ Cambiar</w:t>
+              <w:t xml:space="preserve">☐ OK</w:t>
+            </w:r>
+          </w:p>
+          <w:p>
+            <w:pPr>
+              <w:keepNext/>
+              <w:spacing w:after="0"/>
+            </w:pPr>
+            <w:r>
+              <w:rPr>
+                <w:sz w:val="17"/>
+                <w:szCs w:val="17"/>
+              </w:rPr>
+              <w:t xml:space="preserve">☐ Cambiar</w:t>
             </w:r>
           </w:p>
         </w:tc>
@@ -5685,7 +6088,20 @@
                 <w:sz w:val="17"/>
                 <w:szCs w:val="17"/>
               </w:rPr>
-              <w:t xml:space="preserve">☐ OK  ☐ Cambiar</w:t>
+              <w:t xml:space="preserve">☐ OK</w:t>
+            </w:r>
+          </w:p>
+          <w:p>
+            <w:pPr>
+              <w:keepNext/>
+              <w:spacing w:after="0"/>
+            </w:pPr>
+            <w:r>
+              <w:rPr>
+                <w:sz w:val="17"/>
+                <w:szCs w:val="17"/>
+              </w:rPr>
+              <w:t xml:space="preserve">☐ Cambiar</w:t>
             </w:r>
           </w:p>
         </w:tc>
@@ -5833,7 +6249,20 @@
                 <w:sz w:val="17"/>
                 <w:szCs w:val="17"/>
               </w:rPr>
-              <w:t xml:space="preserve">☐ OK  ☐ Cambiar</w:t>
+              <w:t xml:space="preserve">☐ OK</w:t>
+            </w:r>
+          </w:p>
+          <w:p>
+            <w:pPr>
+              <w:keepNext/>
+              <w:spacing w:after="0"/>
+            </w:pPr>
+            <w:r>
+              <w:rPr>
+                <w:sz w:val="17"/>
+                <w:szCs w:val="17"/>
+              </w:rPr>
+              <w:t xml:space="preserve">☐ Cambiar</w:t>
             </w:r>
           </w:p>
         </w:tc>
@@ -5976,7 +6405,20 @@
                 <w:sz w:val="17"/>
                 <w:szCs w:val="17"/>
               </w:rPr>
-              <w:t xml:space="preserve">☐ OK  ☐ Cambiar</w:t>
+              <w:t xml:space="preserve">☐ OK</w:t>
+            </w:r>
+          </w:p>
+          <w:p>
+            <w:pPr>
+              <w:keepNext/>
+              <w:spacing w:after="0"/>
+            </w:pPr>
+            <w:r>
+              <w:rPr>
+                <w:sz w:val="17"/>
+                <w:szCs w:val="17"/>
+              </w:rPr>
+              <w:t xml:space="preserve">☐ Cambiar</w:t>
             </w:r>
           </w:p>
         </w:tc>
@@ -6124,7 +6566,20 @@
                 <w:sz w:val="17"/>
                 <w:szCs w:val="17"/>
               </w:rPr>
-              <w:t xml:space="preserve">☐ OK  ☐ Cambiar</w:t>
+              <w:t xml:space="preserve">☐ OK</w:t>
+            </w:r>
+          </w:p>
+          <w:p>
+            <w:pPr>
+              <w:keepNext w:val="false"/>
+              <w:spacing w:after="0"/>
+            </w:pPr>
+            <w:r>
+              <w:rPr>
+                <w:sz w:val="17"/>
+                <w:szCs w:val="17"/>
+              </w:rPr>
+              <w:t xml:space="preserve">☐ Cambiar</w:t>
             </w:r>
           </w:p>
         </w:tc>
@@ -6463,7 +6918,20 @@
                 <w:sz w:val="17"/>
                 <w:szCs w:val="17"/>
               </w:rPr>
-              <w:t xml:space="preserve">☐ OK  ☐ Cambiar</w:t>
+              <w:t xml:space="preserve">☐ OK</w:t>
+            </w:r>
+          </w:p>
+          <w:p>
+            <w:pPr>
+              <w:keepNext/>
+              <w:spacing w:after="0"/>
+            </w:pPr>
+            <w:r>
+              <w:rPr>
+                <w:sz w:val="17"/>
+                <w:szCs w:val="17"/>
+              </w:rPr>
+              <w:t xml:space="preserve">☐ Cambiar</w:t>
             </w:r>
           </w:p>
         </w:tc>
@@ -6606,7 +7074,20 @@
                 <w:sz w:val="17"/>
                 <w:szCs w:val="17"/>
               </w:rPr>
-              <w:t xml:space="preserve">☐ OK  ☐ Cambiar</w:t>
+              <w:t xml:space="preserve">☐ OK</w:t>
+            </w:r>
+          </w:p>
+          <w:p>
+            <w:pPr>
+              <w:keepNext/>
+              <w:spacing w:after="0"/>
+            </w:pPr>
+            <w:r>
+              <w:rPr>
+                <w:sz w:val="17"/>
+                <w:szCs w:val="17"/>
+              </w:rPr>
+              <w:t xml:space="preserve">☐ Cambiar</w:t>
             </w:r>
           </w:p>
         </w:tc>
@@ -6754,7 +7235,20 @@
                 <w:sz w:val="17"/>
                 <w:szCs w:val="17"/>
               </w:rPr>
-              <w:t xml:space="preserve">☐ OK  ☐ Cambiar</w:t>
+              <w:t xml:space="preserve">☐ OK</w:t>
+            </w:r>
+          </w:p>
+          <w:p>
+            <w:pPr>
+              <w:keepNext/>
+              <w:spacing w:after="0"/>
+            </w:pPr>
+            <w:r>
+              <w:rPr>
+                <w:sz w:val="17"/>
+                <w:szCs w:val="17"/>
+              </w:rPr>
+              <w:t xml:space="preserve">☐ Cambiar</w:t>
             </w:r>
           </w:p>
         </w:tc>
@@ -6897,7 +7391,20 @@
                 <w:sz w:val="17"/>
                 <w:szCs w:val="17"/>
               </w:rPr>
-              <w:t xml:space="preserve">☐ OK  ☐ Cambiar</w:t>
+              <w:t xml:space="preserve">☐ OK</w:t>
+            </w:r>
+          </w:p>
+          <w:p>
+            <w:pPr>
+              <w:keepNext/>
+              <w:spacing w:after="0"/>
+            </w:pPr>
+            <w:r>
+              <w:rPr>
+                <w:sz w:val="17"/>
+                <w:szCs w:val="17"/>
+              </w:rPr>
+              <w:t xml:space="preserve">☐ Cambiar</w:t>
             </w:r>
           </w:p>
         </w:tc>
@@ -7045,7 +7552,20 @@
                 <w:sz w:val="17"/>
                 <w:szCs w:val="17"/>
               </w:rPr>
-              <w:t xml:space="preserve">☐ OK  ☐ Cambiar</w:t>
+              <w:t xml:space="preserve">☐ OK</w:t>
+            </w:r>
+          </w:p>
+          <w:p>
+            <w:pPr>
+              <w:keepNext/>
+              <w:spacing w:after="0"/>
+            </w:pPr>
+            <w:r>
+              <w:rPr>
+                <w:sz w:val="17"/>
+                <w:szCs w:val="17"/>
+              </w:rPr>
+              <w:t xml:space="preserve">☐ Cambiar</w:t>
             </w:r>
           </w:p>
         </w:tc>
@@ -7188,7 +7708,20 @@
                 <w:sz w:val="17"/>
                 <w:szCs w:val="17"/>
               </w:rPr>
-              <w:t xml:space="preserve">☐ OK  ☐ Cambiar</w:t>
+              <w:t xml:space="preserve">☐ OK</w:t>
+            </w:r>
+          </w:p>
+          <w:p>
+            <w:pPr>
+              <w:keepNext/>
+              <w:spacing w:after="0"/>
+            </w:pPr>
+            <w:r>
+              <w:rPr>
+                <w:sz w:val="17"/>
+                <w:szCs w:val="17"/>
+              </w:rPr>
+              <w:t xml:space="preserve">☐ Cambiar</w:t>
             </w:r>
           </w:p>
         </w:tc>
@@ -7336,7 +7869,20 @@
                 <w:sz w:val="17"/>
                 <w:szCs w:val="17"/>
               </w:rPr>
-              <w:t xml:space="preserve">☐ OK  ☐ Cambiar</w:t>
+              <w:t xml:space="preserve">☐ OK</w:t>
+            </w:r>
+          </w:p>
+          <w:p>
+            <w:pPr>
+              <w:keepNext w:val="false"/>
+              <w:spacing w:after="0"/>
+            </w:pPr>
+            <w:r>
+              <w:rPr>
+                <w:sz w:val="17"/>
+                <w:szCs w:val="17"/>
+              </w:rPr>
+              <w:t xml:space="preserve">☐ Cambiar</w:t>
             </w:r>
           </w:p>
         </w:tc>
@@ -7675,7 +8221,20 @@
                 <w:sz w:val="17"/>
                 <w:szCs w:val="17"/>
               </w:rPr>
-              <w:t xml:space="preserve">☐ OK  ☐ Cambiar</w:t>
+              <w:t xml:space="preserve">☐ OK</w:t>
+            </w:r>
+          </w:p>
+          <w:p>
+            <w:pPr>
+              <w:keepNext/>
+              <w:spacing w:after="0"/>
+            </w:pPr>
+            <w:r>
+              <w:rPr>
+                <w:sz w:val="17"/>
+                <w:szCs w:val="17"/>
+              </w:rPr>
+              <w:t xml:space="preserve">☐ Cambiar</w:t>
             </w:r>
           </w:p>
         </w:tc>
@@ -7818,7 +8377,20 @@
                 <w:sz w:val="17"/>
                 <w:szCs w:val="17"/>
               </w:rPr>
-              <w:t xml:space="preserve">☐ OK  ☐ Cambiar</w:t>
+              <w:t xml:space="preserve">☐ OK</w:t>
+            </w:r>
+          </w:p>
+          <w:p>
+            <w:pPr>
+              <w:keepNext/>
+              <w:spacing w:after="0"/>
+            </w:pPr>
+            <w:r>
+              <w:rPr>
+                <w:sz w:val="17"/>
+                <w:szCs w:val="17"/>
+              </w:rPr>
+              <w:t xml:space="preserve">☐ Cambiar</w:t>
             </w:r>
           </w:p>
         </w:tc>
@@ -7966,7 +8538,20 @@
                 <w:sz w:val="17"/>
                 <w:szCs w:val="17"/>
               </w:rPr>
-              <w:t xml:space="preserve">☐ OK  ☐ Cambiar</w:t>
+              <w:t xml:space="preserve">☐ OK</w:t>
+            </w:r>
+          </w:p>
+          <w:p>
+            <w:pPr>
+              <w:keepNext/>
+              <w:spacing w:after="0"/>
+            </w:pPr>
+            <w:r>
+              <w:rPr>
+                <w:sz w:val="17"/>
+                <w:szCs w:val="17"/>
+              </w:rPr>
+              <w:t xml:space="preserve">☐ Cambiar</w:t>
             </w:r>
           </w:p>
         </w:tc>
@@ -8109,7 +8694,20 @@
                 <w:sz w:val="17"/>
                 <w:szCs w:val="17"/>
               </w:rPr>
-              <w:t xml:space="preserve">☐ OK  ☐ Cambiar</w:t>
+              <w:t xml:space="preserve">☐ OK</w:t>
+            </w:r>
+          </w:p>
+          <w:p>
+            <w:pPr>
+              <w:keepNext/>
+              <w:spacing w:after="0"/>
+            </w:pPr>
+            <w:r>
+              <w:rPr>
+                <w:sz w:val="17"/>
+                <w:szCs w:val="17"/>
+              </w:rPr>
+              <w:t xml:space="preserve">☐ Cambiar</w:t>
             </w:r>
           </w:p>
         </w:tc>
@@ -8257,7 +8855,20 @@
                 <w:sz w:val="17"/>
                 <w:szCs w:val="17"/>
               </w:rPr>
-              <w:t xml:space="preserve">☐ OK  ☐ Cambiar</w:t>
+              <w:t xml:space="preserve">☐ OK</w:t>
+            </w:r>
+          </w:p>
+          <w:p>
+            <w:pPr>
+              <w:keepNext/>
+              <w:spacing w:after="0"/>
+            </w:pPr>
+            <w:r>
+              <w:rPr>
+                <w:sz w:val="17"/>
+                <w:szCs w:val="17"/>
+              </w:rPr>
+              <w:t xml:space="preserve">☐ Cambiar</w:t>
             </w:r>
           </w:p>
         </w:tc>
@@ -8400,7 +9011,20 @@
                 <w:sz w:val="17"/>
                 <w:szCs w:val="17"/>
               </w:rPr>
-              <w:t xml:space="preserve">☐ OK  ☐ Cambiar</w:t>
+              <w:t xml:space="preserve">☐ OK</w:t>
+            </w:r>
+          </w:p>
+          <w:p>
+            <w:pPr>
+              <w:keepNext/>
+              <w:spacing w:after="0"/>
+            </w:pPr>
+            <w:r>
+              <w:rPr>
+                <w:sz w:val="17"/>
+                <w:szCs w:val="17"/>
+              </w:rPr>
+              <w:t xml:space="preserve">☐ Cambiar</w:t>
             </w:r>
           </w:p>
         </w:tc>
@@ -8548,7 +9172,20 @@
                 <w:sz w:val="17"/>
                 <w:szCs w:val="17"/>
               </w:rPr>
-              <w:t xml:space="preserve">☐ OK  ☐ Cambiar</w:t>
+              <w:t xml:space="preserve">☐ OK</w:t>
+            </w:r>
+          </w:p>
+          <w:p>
+            <w:pPr>
+              <w:keepNext w:val="false"/>
+              <w:spacing w:after="0"/>
+            </w:pPr>
+            <w:r>
+              <w:rPr>
+                <w:sz w:val="17"/>
+                <w:szCs w:val="17"/>
+              </w:rPr>
+              <w:t xml:space="preserve">☐ Cambiar</w:t>
             </w:r>
           </w:p>
         </w:tc>
@@ -8887,7 +9524,20 @@
                 <w:sz w:val="17"/>
                 <w:szCs w:val="17"/>
               </w:rPr>
-              <w:t xml:space="preserve">☐ OK  ☐ Cambiar</w:t>
+              <w:t xml:space="preserve">☐ OK</w:t>
+            </w:r>
+          </w:p>
+          <w:p>
+            <w:pPr>
+              <w:keepNext/>
+              <w:spacing w:after="0"/>
+            </w:pPr>
+            <w:r>
+              <w:rPr>
+                <w:sz w:val="17"/>
+                <w:szCs w:val="17"/>
+              </w:rPr>
+              <w:t xml:space="preserve">☐ Cambiar</w:t>
             </w:r>
           </w:p>
         </w:tc>
@@ -9030,7 +9680,20 @@
                 <w:sz w:val="17"/>
                 <w:szCs w:val="17"/>
               </w:rPr>
-              <w:t xml:space="preserve">☐ OK  ☐ Cambiar</w:t>
+              <w:t xml:space="preserve">☐ OK</w:t>
+            </w:r>
+          </w:p>
+          <w:p>
+            <w:pPr>
+              <w:keepNext/>
+              <w:spacing w:after="0"/>
+            </w:pPr>
+            <w:r>
+              <w:rPr>
+                <w:sz w:val="17"/>
+                <w:szCs w:val="17"/>
+              </w:rPr>
+              <w:t xml:space="preserve">☐ Cambiar</w:t>
             </w:r>
           </w:p>
         </w:tc>
@@ -9178,7 +9841,20 @@
                 <w:sz w:val="17"/>
                 <w:szCs w:val="17"/>
               </w:rPr>
-              <w:t xml:space="preserve">☐ OK  ☐ Cambiar</w:t>
+              <w:t xml:space="preserve">☐ OK</w:t>
+            </w:r>
+          </w:p>
+          <w:p>
+            <w:pPr>
+              <w:keepNext/>
+              <w:spacing w:after="0"/>
+            </w:pPr>
+            <w:r>
+              <w:rPr>
+                <w:sz w:val="17"/>
+                <w:szCs w:val="17"/>
+              </w:rPr>
+              <w:t xml:space="preserve">☐ Cambiar</w:t>
             </w:r>
           </w:p>
         </w:tc>
@@ -9321,7 +9997,20 @@
                 <w:sz w:val="17"/>
                 <w:szCs w:val="17"/>
               </w:rPr>
-              <w:t xml:space="preserve">☐ OK  ☐ Cambiar</w:t>
+              <w:t xml:space="preserve">☐ OK</w:t>
+            </w:r>
+          </w:p>
+          <w:p>
+            <w:pPr>
+              <w:keepNext/>
+              <w:spacing w:after="0"/>
+            </w:pPr>
+            <w:r>
+              <w:rPr>
+                <w:sz w:val="17"/>
+                <w:szCs w:val="17"/>
+              </w:rPr>
+              <w:t xml:space="preserve">☐ Cambiar</w:t>
             </w:r>
           </w:p>
         </w:tc>
@@ -9469,7 +10158,20 @@
                 <w:sz w:val="17"/>
                 <w:szCs w:val="17"/>
               </w:rPr>
-              <w:t xml:space="preserve">☐ OK  ☐ Cambiar</w:t>
+              <w:t xml:space="preserve">☐ OK</w:t>
+            </w:r>
+          </w:p>
+          <w:p>
+            <w:pPr>
+              <w:keepNext/>
+              <w:spacing w:after="0"/>
+            </w:pPr>
+            <w:r>
+              <w:rPr>
+                <w:sz w:val="17"/>
+                <w:szCs w:val="17"/>
+              </w:rPr>
+              <w:t xml:space="preserve">☐ Cambiar</w:t>
             </w:r>
           </w:p>
         </w:tc>
@@ -9612,7 +10314,20 @@
                 <w:sz w:val="17"/>
                 <w:szCs w:val="17"/>
               </w:rPr>
-              <w:t xml:space="preserve">☐ OK  ☐ Cambiar</w:t>
+              <w:t xml:space="preserve">☐ OK</w:t>
+            </w:r>
+          </w:p>
+          <w:p>
+            <w:pPr>
+              <w:keepNext/>
+              <w:spacing w:after="0"/>
+            </w:pPr>
+            <w:r>
+              <w:rPr>
+                <w:sz w:val="17"/>
+                <w:szCs w:val="17"/>
+              </w:rPr>
+              <w:t xml:space="preserve">☐ Cambiar</w:t>
             </w:r>
           </w:p>
         </w:tc>
@@ -9760,7 +10475,20 @@
                 <w:sz w:val="17"/>
                 <w:szCs w:val="17"/>
               </w:rPr>
-              <w:t xml:space="preserve">☐ OK  ☐ Cambiar</w:t>
+              <w:t xml:space="preserve">☐ OK</w:t>
+            </w:r>
+          </w:p>
+          <w:p>
+            <w:pPr>
+              <w:keepNext w:val="false"/>
+              <w:spacing w:after="0"/>
+            </w:pPr>
+            <w:r>
+              <w:rPr>
+                <w:sz w:val="17"/>
+                <w:szCs w:val="17"/>
+              </w:rPr>
+              <w:t xml:space="preserve">☐ Cambiar</w:t>
             </w:r>
           </w:p>
         </w:tc>
@@ -10099,7 +10827,20 @@
                 <w:sz w:val="17"/>
                 <w:szCs w:val="17"/>
               </w:rPr>
-              <w:t xml:space="preserve">☐ OK  ☐ Cambiar</w:t>
+              <w:t xml:space="preserve">☐ OK</w:t>
+            </w:r>
+          </w:p>
+          <w:p>
+            <w:pPr>
+              <w:keepNext/>
+              <w:spacing w:after="0"/>
+            </w:pPr>
+            <w:r>
+              <w:rPr>
+                <w:sz w:val="17"/>
+                <w:szCs w:val="17"/>
+              </w:rPr>
+              <w:t xml:space="preserve">☐ Cambiar</w:t>
             </w:r>
           </w:p>
         </w:tc>
@@ -10242,7 +10983,20 @@
                 <w:sz w:val="17"/>
                 <w:szCs w:val="17"/>
               </w:rPr>
-              <w:t xml:space="preserve">☐ OK  ☐ Cambiar</w:t>
+              <w:t xml:space="preserve">☐ OK</w:t>
+            </w:r>
+          </w:p>
+          <w:p>
+            <w:pPr>
+              <w:keepNext/>
+              <w:spacing w:after="0"/>
+            </w:pPr>
+            <w:r>
+              <w:rPr>
+                <w:sz w:val="17"/>
+                <w:szCs w:val="17"/>
+              </w:rPr>
+              <w:t xml:space="preserve">☐ Cambiar</w:t>
             </w:r>
           </w:p>
         </w:tc>
@@ -10390,7 +11144,20 @@
                 <w:sz w:val="17"/>
                 <w:szCs w:val="17"/>
               </w:rPr>
-              <w:t xml:space="preserve">☐ OK  ☐ Cambiar</w:t>
+              <w:t xml:space="preserve">☐ OK</w:t>
+            </w:r>
+          </w:p>
+          <w:p>
+            <w:pPr>
+              <w:keepNext/>
+              <w:spacing w:after="0"/>
+            </w:pPr>
+            <w:r>
+              <w:rPr>
+                <w:sz w:val="17"/>
+                <w:szCs w:val="17"/>
+              </w:rPr>
+              <w:t xml:space="preserve">☐ Cambiar</w:t>
             </w:r>
           </w:p>
         </w:tc>
@@ -10533,7 +11300,20 @@
                 <w:sz w:val="17"/>
                 <w:szCs w:val="17"/>
               </w:rPr>
-              <w:t xml:space="preserve">☐ OK  ☐ Cambiar</w:t>
+              <w:t xml:space="preserve">☐ OK</w:t>
+            </w:r>
+          </w:p>
+          <w:p>
+            <w:pPr>
+              <w:keepNext/>
+              <w:spacing w:after="0"/>
+            </w:pPr>
+            <w:r>
+              <w:rPr>
+                <w:sz w:val="17"/>
+                <w:szCs w:val="17"/>
+              </w:rPr>
+              <w:t xml:space="preserve">☐ Cambiar</w:t>
             </w:r>
           </w:p>
         </w:tc>
@@ -10681,7 +11461,20 @@
                 <w:sz w:val="17"/>
                 <w:szCs w:val="17"/>
               </w:rPr>
-              <w:t xml:space="preserve">☐ OK  ☐ Cambiar</w:t>
+              <w:t xml:space="preserve">☐ OK</w:t>
+            </w:r>
+          </w:p>
+          <w:p>
+            <w:pPr>
+              <w:keepNext/>
+              <w:spacing w:after="0"/>
+            </w:pPr>
+            <w:r>
+              <w:rPr>
+                <w:sz w:val="17"/>
+                <w:szCs w:val="17"/>
+              </w:rPr>
+              <w:t xml:space="preserve">☐ Cambiar</w:t>
             </w:r>
           </w:p>
         </w:tc>
@@ -10824,7 +11617,20 @@
                 <w:sz w:val="17"/>
                 <w:szCs w:val="17"/>
               </w:rPr>
-              <w:t xml:space="preserve">☐ OK  ☐ Cambiar</w:t>
+              <w:t xml:space="preserve">☐ OK</w:t>
+            </w:r>
+          </w:p>
+          <w:p>
+            <w:pPr>
+              <w:keepNext/>
+              <w:spacing w:after="0"/>
+            </w:pPr>
+            <w:r>
+              <w:rPr>
+                <w:sz w:val="17"/>
+                <w:szCs w:val="17"/>
+              </w:rPr>
+              <w:t xml:space="preserve">☐ Cambiar</w:t>
             </w:r>
           </w:p>
         </w:tc>
@@ -10972,7 +11778,20 @@
                 <w:sz w:val="17"/>
                 <w:szCs w:val="17"/>
               </w:rPr>
-              <w:t xml:space="preserve">☐ OK  ☐ Cambiar</w:t>
+              <w:t xml:space="preserve">☐ OK</w:t>
+            </w:r>
+          </w:p>
+          <w:p>
+            <w:pPr>
+              <w:keepNext w:val="false"/>
+              <w:spacing w:after="0"/>
+            </w:pPr>
+            <w:r>
+              <w:rPr>
+                <w:sz w:val="17"/>
+                <w:szCs w:val="17"/>
+              </w:rPr>
+              <w:t xml:space="preserve">☐ Cambiar</w:t>
             </w:r>
           </w:p>
         </w:tc>
@@ -11311,7 +12130,20 @@
                 <w:sz w:val="17"/>
                 <w:szCs w:val="17"/>
               </w:rPr>
-              <w:t xml:space="preserve">☐ OK  ☐ Cambiar</w:t>
+              <w:t xml:space="preserve">☐ OK</w:t>
+            </w:r>
+          </w:p>
+          <w:p>
+            <w:pPr>
+              <w:keepNext/>
+              <w:spacing w:after="0"/>
+            </w:pPr>
+            <w:r>
+              <w:rPr>
+                <w:sz w:val="17"/>
+                <w:szCs w:val="17"/>
+              </w:rPr>
+              <w:t xml:space="preserve">☐ Cambiar</w:t>
             </w:r>
           </w:p>
         </w:tc>
@@ -11454,7 +12286,20 @@
                 <w:sz w:val="17"/>
                 <w:szCs w:val="17"/>
               </w:rPr>
-              <w:t xml:space="preserve">☐ OK  ☐ Cambiar</w:t>
+              <w:t xml:space="preserve">☐ OK</w:t>
+            </w:r>
+          </w:p>
+          <w:p>
+            <w:pPr>
+              <w:keepNext/>
+              <w:spacing w:after="0"/>
+            </w:pPr>
+            <w:r>
+              <w:rPr>
+                <w:sz w:val="17"/>
+                <w:szCs w:val="17"/>
+              </w:rPr>
+              <w:t xml:space="preserve">☐ Cambiar</w:t>
             </w:r>
           </w:p>
         </w:tc>
@@ -11602,7 +12447,20 @@
                 <w:sz w:val="17"/>
                 <w:szCs w:val="17"/>
               </w:rPr>
-              <w:t xml:space="preserve">☐ OK  ☐ Cambiar</w:t>
+              <w:t xml:space="preserve">☐ OK</w:t>
+            </w:r>
+          </w:p>
+          <w:p>
+            <w:pPr>
+              <w:keepNext/>
+              <w:spacing w:after="0"/>
+            </w:pPr>
+            <w:r>
+              <w:rPr>
+                <w:sz w:val="17"/>
+                <w:szCs w:val="17"/>
+              </w:rPr>
+              <w:t xml:space="preserve">☐ Cambiar</w:t>
             </w:r>
           </w:p>
         </w:tc>
@@ -11745,7 +12603,20 @@
                 <w:sz w:val="17"/>
                 <w:szCs w:val="17"/>
               </w:rPr>
-              <w:t xml:space="preserve">☐ OK  ☐ Cambiar</w:t>
+              <w:t xml:space="preserve">☐ OK</w:t>
+            </w:r>
+          </w:p>
+          <w:p>
+            <w:pPr>
+              <w:keepNext/>
+              <w:spacing w:after="0"/>
+            </w:pPr>
+            <w:r>
+              <w:rPr>
+                <w:sz w:val="17"/>
+                <w:szCs w:val="17"/>
+              </w:rPr>
+              <w:t xml:space="preserve">☐ Cambiar</w:t>
             </w:r>
           </w:p>
         </w:tc>
@@ -11893,7 +12764,20 @@
                 <w:sz w:val="17"/>
                 <w:szCs w:val="17"/>
               </w:rPr>
-              <w:t xml:space="preserve">☐ OK  ☐ Cambiar</w:t>
+              <w:t xml:space="preserve">☐ OK</w:t>
+            </w:r>
+          </w:p>
+          <w:p>
+            <w:pPr>
+              <w:keepNext/>
+              <w:spacing w:after="0"/>
+            </w:pPr>
+            <w:r>
+              <w:rPr>
+                <w:sz w:val="17"/>
+                <w:szCs w:val="17"/>
+              </w:rPr>
+              <w:t xml:space="preserve">☐ Cambiar</w:t>
             </w:r>
           </w:p>
         </w:tc>
@@ -12036,7 +12920,20 @@
                 <w:sz w:val="17"/>
                 <w:szCs w:val="17"/>
               </w:rPr>
-              <w:t xml:space="preserve">☐ OK  ☐ Cambiar</w:t>
+              <w:t xml:space="preserve">☐ OK</w:t>
+            </w:r>
+          </w:p>
+          <w:p>
+            <w:pPr>
+              <w:keepNext/>
+              <w:spacing w:after="0"/>
+            </w:pPr>
+            <w:r>
+              <w:rPr>
+                <w:sz w:val="17"/>
+                <w:szCs w:val="17"/>
+              </w:rPr>
+              <w:t xml:space="preserve">☐ Cambiar</w:t>
             </w:r>
           </w:p>
         </w:tc>
@@ -12184,7 +13081,20 @@
                 <w:sz w:val="17"/>
                 <w:szCs w:val="17"/>
               </w:rPr>
-              <w:t xml:space="preserve">☐ OK  ☐ Cambiar</w:t>
+              <w:t xml:space="preserve">☐ OK</w:t>
+            </w:r>
+          </w:p>
+          <w:p>
+            <w:pPr>
+              <w:keepNext w:val="false"/>
+              <w:spacing w:after="0"/>
+            </w:pPr>
+            <w:r>
+              <w:rPr>
+                <w:sz w:val="17"/>
+                <w:szCs w:val="17"/>
+              </w:rPr>
+              <w:t xml:space="preserve">☐ Cambiar</w:t>
             </w:r>
           </w:p>
         </w:tc>
@@ -12523,7 +13433,20 @@
                 <w:sz w:val="17"/>
                 <w:szCs w:val="17"/>
               </w:rPr>
-              <w:t xml:space="preserve">☐ OK  ☐ Cambiar</w:t>
+              <w:t xml:space="preserve">☐ OK</w:t>
+            </w:r>
+          </w:p>
+          <w:p>
+            <w:pPr>
+              <w:keepNext/>
+              <w:spacing w:after="0"/>
+            </w:pPr>
+            <w:r>
+              <w:rPr>
+                <w:sz w:val="17"/>
+                <w:szCs w:val="17"/>
+              </w:rPr>
+              <w:t xml:space="preserve">☐ Cambiar</w:t>
             </w:r>
           </w:p>
         </w:tc>
@@ -12666,7 +13589,20 @@
                 <w:sz w:val="17"/>
                 <w:szCs w:val="17"/>
               </w:rPr>
-              <w:t xml:space="preserve">☐ OK  ☐ Cambiar</w:t>
+              <w:t xml:space="preserve">☐ OK</w:t>
+            </w:r>
+          </w:p>
+          <w:p>
+            <w:pPr>
+              <w:keepNext/>
+              <w:spacing w:after="0"/>
+            </w:pPr>
+            <w:r>
+              <w:rPr>
+                <w:sz w:val="17"/>
+                <w:szCs w:val="17"/>
+              </w:rPr>
+              <w:t xml:space="preserve">☐ Cambiar</w:t>
             </w:r>
           </w:p>
         </w:tc>
@@ -12814,7 +13750,20 @@
                 <w:sz w:val="17"/>
                 <w:szCs w:val="17"/>
               </w:rPr>
-              <w:t xml:space="preserve">☐ OK  ☐ Cambiar</w:t>
+              <w:t xml:space="preserve">☐ OK</w:t>
+            </w:r>
+          </w:p>
+          <w:p>
+            <w:pPr>
+              <w:keepNext/>
+              <w:spacing w:after="0"/>
+            </w:pPr>
+            <w:r>
+              <w:rPr>
+                <w:sz w:val="17"/>
+                <w:szCs w:val="17"/>
+              </w:rPr>
+              <w:t xml:space="preserve">☐ Cambiar</w:t>
             </w:r>
           </w:p>
         </w:tc>
@@ -12957,7 +13906,20 @@
                 <w:sz w:val="17"/>
                 <w:szCs w:val="17"/>
               </w:rPr>
-              <w:t xml:space="preserve">☐ OK  ☐ Cambiar</w:t>
+              <w:t xml:space="preserve">☐ OK</w:t>
+            </w:r>
+          </w:p>
+          <w:p>
+            <w:pPr>
+              <w:keepNext/>
+              <w:spacing w:after="0"/>
+            </w:pPr>
+            <w:r>
+              <w:rPr>
+                <w:sz w:val="17"/>
+                <w:szCs w:val="17"/>
+              </w:rPr>
+              <w:t xml:space="preserve">☐ Cambiar</w:t>
             </w:r>
           </w:p>
         </w:tc>
@@ -13105,7 +14067,20 @@
                 <w:sz w:val="17"/>
                 <w:szCs w:val="17"/>
               </w:rPr>
-              <w:t xml:space="preserve">☐ OK  ☐ Cambiar</w:t>
+              <w:t xml:space="preserve">☐ OK</w:t>
+            </w:r>
+          </w:p>
+          <w:p>
+            <w:pPr>
+              <w:keepNext/>
+              <w:spacing w:after="0"/>
+            </w:pPr>
+            <w:r>
+              <w:rPr>
+                <w:sz w:val="17"/>
+                <w:szCs w:val="17"/>
+              </w:rPr>
+              <w:t xml:space="preserve">☐ Cambiar</w:t>
             </w:r>
           </w:p>
         </w:tc>
@@ -13248,7 +14223,20 @@
                 <w:sz w:val="17"/>
                 <w:szCs w:val="17"/>
               </w:rPr>
-              <w:t xml:space="preserve">☐ OK  ☐ Cambiar</w:t>
+              <w:t xml:space="preserve">☐ OK</w:t>
+            </w:r>
+          </w:p>
+          <w:p>
+            <w:pPr>
+              <w:keepNext/>
+              <w:spacing w:after="0"/>
+            </w:pPr>
+            <w:r>
+              <w:rPr>
+                <w:sz w:val="17"/>
+                <w:szCs w:val="17"/>
+              </w:rPr>
+              <w:t xml:space="preserve">☐ Cambiar</w:t>
             </w:r>
           </w:p>
         </w:tc>
@@ -13396,7 +14384,20 @@
                 <w:sz w:val="17"/>
                 <w:szCs w:val="17"/>
               </w:rPr>
-              <w:t xml:space="preserve">☐ OK  ☐ Cambiar</w:t>
+              <w:t xml:space="preserve">☐ OK</w:t>
+            </w:r>
+          </w:p>
+          <w:p>
+            <w:pPr>
+              <w:keepNext w:val="false"/>
+              <w:spacing w:after="0"/>
+            </w:pPr>
+            <w:r>
+              <w:rPr>
+                <w:sz w:val="17"/>
+                <w:szCs w:val="17"/>
+              </w:rPr>
+              <w:t xml:space="preserve">☐ Cambiar</w:t>
             </w:r>
           </w:p>
         </w:tc>
@@ -13735,7 +14736,20 @@
                 <w:sz w:val="17"/>
                 <w:szCs w:val="17"/>
               </w:rPr>
-              <w:t xml:space="preserve">☐ OK  ☐ Cambiar</w:t>
+              <w:t xml:space="preserve">☐ OK</w:t>
+            </w:r>
+          </w:p>
+          <w:p>
+            <w:pPr>
+              <w:keepNext/>
+              <w:spacing w:after="0"/>
+            </w:pPr>
+            <w:r>
+              <w:rPr>
+                <w:sz w:val="17"/>
+                <w:szCs w:val="17"/>
+              </w:rPr>
+              <w:t xml:space="preserve">☐ Cambiar</w:t>
             </w:r>
           </w:p>
         </w:tc>
@@ -13878,7 +14892,20 @@
                 <w:sz w:val="17"/>
                 <w:szCs w:val="17"/>
               </w:rPr>
-              <w:t xml:space="preserve">☐ OK  ☐ Cambiar</w:t>
+              <w:t xml:space="preserve">☐ OK</w:t>
+            </w:r>
+          </w:p>
+          <w:p>
+            <w:pPr>
+              <w:keepNext/>
+              <w:spacing w:after="0"/>
+            </w:pPr>
+            <w:r>
+              <w:rPr>
+                <w:sz w:val="17"/>
+                <w:szCs w:val="17"/>
+              </w:rPr>
+              <w:t xml:space="preserve">☐ Cambiar</w:t>
             </w:r>
           </w:p>
         </w:tc>
@@ -14026,7 +15053,20 @@
                 <w:sz w:val="17"/>
                 <w:szCs w:val="17"/>
               </w:rPr>
-              <w:t xml:space="preserve">☐ OK  ☐ Cambiar</w:t>
+              <w:t xml:space="preserve">☐ OK</w:t>
+            </w:r>
+          </w:p>
+          <w:p>
+            <w:pPr>
+              <w:keepNext/>
+              <w:spacing w:after="0"/>
+            </w:pPr>
+            <w:r>
+              <w:rPr>
+                <w:sz w:val="17"/>
+                <w:szCs w:val="17"/>
+              </w:rPr>
+              <w:t xml:space="preserve">☐ Cambiar</w:t>
             </w:r>
           </w:p>
         </w:tc>
@@ -14169,7 +15209,20 @@
                 <w:sz w:val="17"/>
                 <w:szCs w:val="17"/>
               </w:rPr>
-              <w:t xml:space="preserve">☐ OK  ☐ Cambiar</w:t>
+              <w:t xml:space="preserve">☐ OK</w:t>
+            </w:r>
+          </w:p>
+          <w:p>
+            <w:pPr>
+              <w:keepNext/>
+              <w:spacing w:after="0"/>
+            </w:pPr>
+            <w:r>
+              <w:rPr>
+                <w:sz w:val="17"/>
+                <w:szCs w:val="17"/>
+              </w:rPr>
+              <w:t xml:space="preserve">☐ Cambiar</w:t>
             </w:r>
           </w:p>
         </w:tc>
@@ -14317,7 +15370,20 @@
                 <w:sz w:val="17"/>
                 <w:szCs w:val="17"/>
               </w:rPr>
-              <w:t xml:space="preserve">☐ OK  ☐ Cambiar</w:t>
+              <w:t xml:space="preserve">☐ OK</w:t>
+            </w:r>
+          </w:p>
+          <w:p>
+            <w:pPr>
+              <w:keepNext/>
+              <w:spacing w:after="0"/>
+            </w:pPr>
+            <w:r>
+              <w:rPr>
+                <w:sz w:val="17"/>
+                <w:szCs w:val="17"/>
+              </w:rPr>
+              <w:t xml:space="preserve">☐ Cambiar</w:t>
             </w:r>
           </w:p>
         </w:tc>
@@ -14460,7 +15526,20 @@
                 <w:sz w:val="17"/>
                 <w:szCs w:val="17"/>
               </w:rPr>
-              <w:t xml:space="preserve">☐ OK  ☐ Cambiar</w:t>
+              <w:t xml:space="preserve">☐ OK</w:t>
+            </w:r>
+          </w:p>
+          <w:p>
+            <w:pPr>
+              <w:keepNext/>
+              <w:spacing w:after="0"/>
+            </w:pPr>
+            <w:r>
+              <w:rPr>
+                <w:sz w:val="17"/>
+                <w:szCs w:val="17"/>
+              </w:rPr>
+              <w:t xml:space="preserve">☐ Cambiar</w:t>
             </w:r>
           </w:p>
         </w:tc>
@@ -14608,7 +15687,20 @@
                 <w:sz w:val="17"/>
                 <w:szCs w:val="17"/>
               </w:rPr>
-              <w:t xml:space="preserve">☐ OK  ☐ Cambiar</w:t>
+              <w:t xml:space="preserve">☐ OK</w:t>
+            </w:r>
+          </w:p>
+          <w:p>
+            <w:pPr>
+              <w:keepNext w:val="false"/>
+              <w:spacing w:after="0"/>
+            </w:pPr>
+            <w:r>
+              <w:rPr>
+                <w:sz w:val="17"/>
+                <w:szCs w:val="17"/>
+              </w:rPr>
+              <w:t xml:space="preserve">☐ Cambiar</w:t>
             </w:r>
           </w:p>
         </w:tc>
@@ -14947,7 +16039,20 @@
                 <w:sz w:val="17"/>
                 <w:szCs w:val="17"/>
               </w:rPr>
-              <w:t xml:space="preserve">☐ OK  ☐ Cambiar</w:t>
+              <w:t xml:space="preserve">☐ OK</w:t>
+            </w:r>
+          </w:p>
+          <w:p>
+            <w:pPr>
+              <w:keepNext/>
+              <w:spacing w:after="0"/>
+            </w:pPr>
+            <w:r>
+              <w:rPr>
+                <w:sz w:val="17"/>
+                <w:szCs w:val="17"/>
+              </w:rPr>
+              <w:t xml:space="preserve">☐ Cambiar</w:t>
             </w:r>
           </w:p>
         </w:tc>
@@ -15090,7 +16195,20 @@
                 <w:sz w:val="17"/>
                 <w:szCs w:val="17"/>
               </w:rPr>
-              <w:t xml:space="preserve">☐ OK  ☐ Cambiar</w:t>
+              <w:t xml:space="preserve">☐ OK</w:t>
+            </w:r>
+          </w:p>
+          <w:p>
+            <w:pPr>
+              <w:keepNext/>
+              <w:spacing w:after="0"/>
+            </w:pPr>
+            <w:r>
+              <w:rPr>
+                <w:sz w:val="17"/>
+                <w:szCs w:val="17"/>
+              </w:rPr>
+              <w:t xml:space="preserve">☐ Cambiar</w:t>
             </w:r>
           </w:p>
         </w:tc>
@@ -15238,7 +16356,20 @@
                 <w:sz w:val="17"/>
                 <w:szCs w:val="17"/>
               </w:rPr>
-              <w:t xml:space="preserve">☐ OK  ☐ Cambiar</w:t>
+              <w:t xml:space="preserve">☐ OK</w:t>
+            </w:r>
+          </w:p>
+          <w:p>
+            <w:pPr>
+              <w:keepNext/>
+              <w:spacing w:after="0"/>
+            </w:pPr>
+            <w:r>
+              <w:rPr>
+                <w:sz w:val="17"/>
+                <w:szCs w:val="17"/>
+              </w:rPr>
+              <w:t xml:space="preserve">☐ Cambiar</w:t>
             </w:r>
           </w:p>
         </w:tc>
@@ -15381,7 +16512,20 @@
                 <w:sz w:val="17"/>
                 <w:szCs w:val="17"/>
               </w:rPr>
-              <w:t xml:space="preserve">☐ OK  ☐ Cambiar</w:t>
+              <w:t xml:space="preserve">☐ OK</w:t>
+            </w:r>
+          </w:p>
+          <w:p>
+            <w:pPr>
+              <w:keepNext/>
+              <w:spacing w:after="0"/>
+            </w:pPr>
+            <w:r>
+              <w:rPr>
+                <w:sz w:val="17"/>
+                <w:szCs w:val="17"/>
+              </w:rPr>
+              <w:t xml:space="preserve">☐ Cambiar</w:t>
             </w:r>
           </w:p>
         </w:tc>
@@ -15529,7 +16673,20 @@
                 <w:sz w:val="17"/>
                 <w:szCs w:val="17"/>
               </w:rPr>
-              <w:t xml:space="preserve">☐ OK  ☐ Cambiar</w:t>
+              <w:t xml:space="preserve">☐ OK</w:t>
+            </w:r>
+          </w:p>
+          <w:p>
+            <w:pPr>
+              <w:keepNext/>
+              <w:spacing w:after="0"/>
+            </w:pPr>
+            <w:r>
+              <w:rPr>
+                <w:sz w:val="17"/>
+                <w:szCs w:val="17"/>
+              </w:rPr>
+              <w:t xml:space="preserve">☐ Cambiar</w:t>
             </w:r>
           </w:p>
         </w:tc>
@@ -15672,7 +16829,20 @@
                 <w:sz w:val="17"/>
                 <w:szCs w:val="17"/>
               </w:rPr>
-              <w:t xml:space="preserve">☐ OK  ☐ Cambiar</w:t>
+              <w:t xml:space="preserve">☐ OK</w:t>
+            </w:r>
+          </w:p>
+          <w:p>
+            <w:pPr>
+              <w:keepNext/>
+              <w:spacing w:after="0"/>
+            </w:pPr>
+            <w:r>
+              <w:rPr>
+                <w:sz w:val="17"/>
+                <w:szCs w:val="17"/>
+              </w:rPr>
+              <w:t xml:space="preserve">☐ Cambiar</w:t>
             </w:r>
           </w:p>
         </w:tc>
@@ -15820,7 +16990,20 @@
                 <w:sz w:val="17"/>
                 <w:szCs w:val="17"/>
               </w:rPr>
-              <w:t xml:space="preserve">☐ OK  ☐ Cambiar</w:t>
+              <w:t xml:space="preserve">☐ OK</w:t>
+            </w:r>
+          </w:p>
+          <w:p>
+            <w:pPr>
+              <w:keepNext w:val="false"/>
+              <w:spacing w:after="0"/>
+            </w:pPr>
+            <w:r>
+              <w:rPr>
+                <w:sz w:val="17"/>
+                <w:szCs w:val="17"/>
+              </w:rPr>
+              <w:t xml:space="preserve">☐ Cambiar</w:t>
             </w:r>
           </w:p>
         </w:tc>
@@ -16159,7 +17342,20 @@
                 <w:sz w:val="17"/>
                 <w:szCs w:val="17"/>
               </w:rPr>
-              <w:t xml:space="preserve">☐ OK  ☐ Cambiar</w:t>
+              <w:t xml:space="preserve">☐ OK</w:t>
+            </w:r>
+          </w:p>
+          <w:p>
+            <w:pPr>
+              <w:keepNext/>
+              <w:spacing w:after="0"/>
+            </w:pPr>
+            <w:r>
+              <w:rPr>
+                <w:sz w:val="17"/>
+                <w:szCs w:val="17"/>
+              </w:rPr>
+              <w:t xml:space="preserve">☐ Cambiar</w:t>
             </w:r>
           </w:p>
         </w:tc>
@@ -16302,7 +17498,20 @@
                 <w:sz w:val="17"/>
                 <w:szCs w:val="17"/>
               </w:rPr>
-              <w:t xml:space="preserve">☐ OK  ☐ Cambiar</w:t>
+              <w:t xml:space="preserve">☐ OK</w:t>
+            </w:r>
+          </w:p>
+          <w:p>
+            <w:pPr>
+              <w:keepNext/>
+              <w:spacing w:after="0"/>
+            </w:pPr>
+            <w:r>
+              <w:rPr>
+                <w:sz w:val="17"/>
+                <w:szCs w:val="17"/>
+              </w:rPr>
+              <w:t xml:space="preserve">☐ Cambiar</w:t>
             </w:r>
           </w:p>
         </w:tc>
@@ -16450,7 +17659,20 @@
                 <w:sz w:val="17"/>
                 <w:szCs w:val="17"/>
               </w:rPr>
-              <w:t xml:space="preserve">☐ OK  ☐ Cambiar</w:t>
+              <w:t xml:space="preserve">☐ OK</w:t>
+            </w:r>
+          </w:p>
+          <w:p>
+            <w:pPr>
+              <w:keepNext/>
+              <w:spacing w:after="0"/>
+            </w:pPr>
+            <w:r>
+              <w:rPr>
+                <w:sz w:val="17"/>
+                <w:szCs w:val="17"/>
+              </w:rPr>
+              <w:t xml:space="preserve">☐ Cambiar</w:t>
             </w:r>
           </w:p>
         </w:tc>
@@ -16593,7 +17815,20 @@
                 <w:sz w:val="17"/>
                 <w:szCs w:val="17"/>
               </w:rPr>
-              <w:t xml:space="preserve">☐ OK  ☐ Cambiar</w:t>
+              <w:t xml:space="preserve">☐ OK</w:t>
+            </w:r>
+          </w:p>
+          <w:p>
+            <w:pPr>
+              <w:keepNext/>
+              <w:spacing w:after="0"/>
+            </w:pPr>
+            <w:r>
+              <w:rPr>
+                <w:sz w:val="17"/>
+                <w:szCs w:val="17"/>
+              </w:rPr>
+              <w:t xml:space="preserve">☐ Cambiar</w:t>
             </w:r>
           </w:p>
         </w:tc>
@@ -16741,7 +17976,20 @@
                 <w:sz w:val="17"/>
                 <w:szCs w:val="17"/>
               </w:rPr>
-              <w:t xml:space="preserve">☐ OK  ☐ Cambiar</w:t>
+              <w:t xml:space="preserve">☐ OK</w:t>
+            </w:r>
+          </w:p>
+          <w:p>
+            <w:pPr>
+              <w:keepNext/>
+              <w:spacing w:after="0"/>
+            </w:pPr>
+            <w:r>
+              <w:rPr>
+                <w:sz w:val="17"/>
+                <w:szCs w:val="17"/>
+              </w:rPr>
+              <w:t xml:space="preserve">☐ Cambiar</w:t>
             </w:r>
           </w:p>
         </w:tc>
@@ -16884,7 +18132,20 @@
                 <w:sz w:val="17"/>
                 <w:szCs w:val="17"/>
               </w:rPr>
-              <w:t xml:space="preserve">☐ OK  ☐ Cambiar</w:t>
+              <w:t xml:space="preserve">☐ OK</w:t>
+            </w:r>
+          </w:p>
+          <w:p>
+            <w:pPr>
+              <w:keepNext/>
+              <w:spacing w:after="0"/>
+            </w:pPr>
+            <w:r>
+              <w:rPr>
+                <w:sz w:val="17"/>
+                <w:szCs w:val="17"/>
+              </w:rPr>
+              <w:t xml:space="preserve">☐ Cambiar</w:t>
             </w:r>
           </w:p>
         </w:tc>
@@ -17032,7 +18293,20 @@
                 <w:sz w:val="17"/>
                 <w:szCs w:val="17"/>
               </w:rPr>
-              <w:t xml:space="preserve">☐ OK  ☐ Cambiar</w:t>
+              <w:t xml:space="preserve">☐ OK</w:t>
+            </w:r>
+          </w:p>
+          <w:p>
+            <w:pPr>
+              <w:keepNext w:val="false"/>
+              <w:spacing w:after="0"/>
+            </w:pPr>
+            <w:r>
+              <w:rPr>
+                <w:sz w:val="17"/>
+                <w:szCs w:val="17"/>
+              </w:rPr>
+              <w:t xml:space="preserve">☐ Cambiar</w:t>
             </w:r>
           </w:p>
         </w:tc>
@@ -17371,7 +18645,20 @@
                 <w:sz w:val="17"/>
                 <w:szCs w:val="17"/>
               </w:rPr>
-              <w:t xml:space="preserve">☐ OK  ☐ Cambiar</w:t>
+              <w:t xml:space="preserve">☐ OK</w:t>
+            </w:r>
+          </w:p>
+          <w:p>
+            <w:pPr>
+              <w:keepNext/>
+              <w:spacing w:after="0"/>
+            </w:pPr>
+            <w:r>
+              <w:rPr>
+                <w:sz w:val="17"/>
+                <w:szCs w:val="17"/>
+              </w:rPr>
+              <w:t xml:space="preserve">☐ Cambiar</w:t>
             </w:r>
           </w:p>
         </w:tc>
@@ -17514,7 +18801,20 @@
                 <w:sz w:val="17"/>
                 <w:szCs w:val="17"/>
               </w:rPr>
-              <w:t xml:space="preserve">☐ OK  ☐ Cambiar</w:t>
+              <w:t xml:space="preserve">☐ OK</w:t>
+            </w:r>
+          </w:p>
+          <w:p>
+            <w:pPr>
+              <w:keepNext/>
+              <w:spacing w:after="0"/>
+            </w:pPr>
+            <w:r>
+              <w:rPr>
+                <w:sz w:val="17"/>
+                <w:szCs w:val="17"/>
+              </w:rPr>
+              <w:t xml:space="preserve">☐ Cambiar</w:t>
             </w:r>
           </w:p>
         </w:tc>
@@ -17662,7 +18962,20 @@
                 <w:sz w:val="17"/>
                 <w:szCs w:val="17"/>
               </w:rPr>
-              <w:t xml:space="preserve">☐ OK  ☐ Cambiar</w:t>
+              <w:t xml:space="preserve">☐ OK</w:t>
+            </w:r>
+          </w:p>
+          <w:p>
+            <w:pPr>
+              <w:keepNext/>
+              <w:spacing w:after="0"/>
+            </w:pPr>
+            <w:r>
+              <w:rPr>
+                <w:sz w:val="17"/>
+                <w:szCs w:val="17"/>
+              </w:rPr>
+              <w:t xml:space="preserve">☐ Cambiar</w:t>
             </w:r>
           </w:p>
         </w:tc>
@@ -17805,7 +19118,20 @@
                 <w:sz w:val="17"/>
                 <w:szCs w:val="17"/>
               </w:rPr>
-              <w:t xml:space="preserve">☐ OK  ☐ Cambiar</w:t>
+              <w:t xml:space="preserve">☐ OK</w:t>
+            </w:r>
+          </w:p>
+          <w:p>
+            <w:pPr>
+              <w:keepNext/>
+              <w:spacing w:after="0"/>
+            </w:pPr>
+            <w:r>
+              <w:rPr>
+                <w:sz w:val="17"/>
+                <w:szCs w:val="17"/>
+              </w:rPr>
+              <w:t xml:space="preserve">☐ Cambiar</w:t>
             </w:r>
           </w:p>
         </w:tc>
@@ -17953,7 +19279,20 @@
                 <w:sz w:val="17"/>
                 <w:szCs w:val="17"/>
               </w:rPr>
-              <w:t xml:space="preserve">☐ OK  ☐ Cambiar</w:t>
+              <w:t xml:space="preserve">☐ OK</w:t>
+            </w:r>
+          </w:p>
+          <w:p>
+            <w:pPr>
+              <w:keepNext/>
+              <w:spacing w:after="0"/>
+            </w:pPr>
+            <w:r>
+              <w:rPr>
+                <w:sz w:val="17"/>
+                <w:szCs w:val="17"/>
+              </w:rPr>
+              <w:t xml:space="preserve">☐ Cambiar</w:t>
             </w:r>
           </w:p>
         </w:tc>
@@ -18096,7 +19435,20 @@
                 <w:sz w:val="17"/>
                 <w:szCs w:val="17"/>
               </w:rPr>
-              <w:t xml:space="preserve">☐ OK  ☐ Cambiar</w:t>
+              <w:t xml:space="preserve">☐ OK</w:t>
+            </w:r>
+          </w:p>
+          <w:p>
+            <w:pPr>
+              <w:keepNext/>
+              <w:spacing w:after="0"/>
+            </w:pPr>
+            <w:r>
+              <w:rPr>
+                <w:sz w:val="17"/>
+                <w:szCs w:val="17"/>
+              </w:rPr>
+              <w:t xml:space="preserve">☐ Cambiar</w:t>
             </w:r>
           </w:p>
         </w:tc>
@@ -18244,7 +19596,20 @@
                 <w:sz w:val="17"/>
                 <w:szCs w:val="17"/>
               </w:rPr>
-              <w:t xml:space="preserve">☐ OK  ☐ Cambiar</w:t>
+              <w:t xml:space="preserve">☐ OK</w:t>
+            </w:r>
+          </w:p>
+          <w:p>
+            <w:pPr>
+              <w:keepNext w:val="false"/>
+              <w:spacing w:after="0"/>
+            </w:pPr>
+            <w:r>
+              <w:rPr>
+                <w:sz w:val="17"/>
+                <w:szCs w:val="17"/>
+              </w:rPr>
+              <w:t xml:space="preserve">☐ Cambiar</w:t>
             </w:r>
           </w:p>
         </w:tc>
@@ -18583,7 +19948,20 @@
                 <w:sz w:val="17"/>
                 <w:szCs w:val="17"/>
               </w:rPr>
-              <w:t xml:space="preserve">☐ OK  ☐ Cambiar</w:t>
+              <w:t xml:space="preserve">☐ OK</w:t>
+            </w:r>
+          </w:p>
+          <w:p>
+            <w:pPr>
+              <w:keepNext/>
+              <w:spacing w:after="0"/>
+            </w:pPr>
+            <w:r>
+              <w:rPr>
+                <w:sz w:val="17"/>
+                <w:szCs w:val="17"/>
+              </w:rPr>
+              <w:t xml:space="preserve">☐ Cambiar</w:t>
             </w:r>
           </w:p>
         </w:tc>
@@ -18726,7 +20104,20 @@
                 <w:sz w:val="17"/>
                 <w:szCs w:val="17"/>
               </w:rPr>
-              <w:t xml:space="preserve">☐ OK  ☐ Cambiar</w:t>
+              <w:t xml:space="preserve">☐ OK</w:t>
+            </w:r>
+          </w:p>
+          <w:p>
+            <w:pPr>
+              <w:keepNext/>
+              <w:spacing w:after="0"/>
+            </w:pPr>
+            <w:r>
+              <w:rPr>
+                <w:sz w:val="17"/>
+                <w:szCs w:val="17"/>
+              </w:rPr>
+              <w:t xml:space="preserve">☐ Cambiar</w:t>
             </w:r>
           </w:p>
         </w:tc>
@@ -18874,7 +20265,20 @@
                 <w:sz w:val="17"/>
                 <w:szCs w:val="17"/>
               </w:rPr>
-              <w:t xml:space="preserve">☐ OK  ☐ Cambiar</w:t>
+              <w:t xml:space="preserve">☐ OK</w:t>
+            </w:r>
+          </w:p>
+          <w:p>
+            <w:pPr>
+              <w:keepNext/>
+              <w:spacing w:after="0"/>
+            </w:pPr>
+            <w:r>
+              <w:rPr>
+                <w:sz w:val="17"/>
+                <w:szCs w:val="17"/>
+              </w:rPr>
+              <w:t xml:space="preserve">☐ Cambiar</w:t>
             </w:r>
           </w:p>
         </w:tc>
@@ -19017,7 +20421,20 @@
                 <w:sz w:val="17"/>
                 <w:szCs w:val="17"/>
               </w:rPr>
-              <w:t xml:space="preserve">☐ OK  ☐ Cambiar</w:t>
+              <w:t xml:space="preserve">☐ OK</w:t>
+            </w:r>
+          </w:p>
+          <w:p>
+            <w:pPr>
+              <w:keepNext/>
+              <w:spacing w:after="0"/>
+            </w:pPr>
+            <w:r>
+              <w:rPr>
+                <w:sz w:val="17"/>
+                <w:szCs w:val="17"/>
+              </w:rPr>
+              <w:t xml:space="preserve">☐ Cambiar</w:t>
             </w:r>
           </w:p>
         </w:tc>
@@ -19165,7 +20582,20 @@
                 <w:sz w:val="17"/>
                 <w:szCs w:val="17"/>
               </w:rPr>
-              <w:t xml:space="preserve">☐ OK  ☐ Cambiar</w:t>
+              <w:t xml:space="preserve">☐ OK</w:t>
+            </w:r>
+          </w:p>
+          <w:p>
+            <w:pPr>
+              <w:keepNext/>
+              <w:spacing w:after="0"/>
+            </w:pPr>
+            <w:r>
+              <w:rPr>
+                <w:sz w:val="17"/>
+                <w:szCs w:val="17"/>
+              </w:rPr>
+              <w:t xml:space="preserve">☐ Cambiar</w:t>
             </w:r>
           </w:p>
         </w:tc>
@@ -19308,7 +20738,20 @@
                 <w:sz w:val="17"/>
                 <w:szCs w:val="17"/>
               </w:rPr>
-              <w:t xml:space="preserve">☐ OK  ☐ Cambiar</w:t>
+              <w:t xml:space="preserve">☐ OK</w:t>
+            </w:r>
+          </w:p>
+          <w:p>
+            <w:pPr>
+              <w:keepNext/>
+              <w:spacing w:after="0"/>
+            </w:pPr>
+            <w:r>
+              <w:rPr>
+                <w:sz w:val="17"/>
+                <w:szCs w:val="17"/>
+              </w:rPr>
+              <w:t xml:space="preserve">☐ Cambiar</w:t>
             </w:r>
           </w:p>
         </w:tc>
@@ -19456,7 +20899,20 @@
                 <w:sz w:val="17"/>
                 <w:szCs w:val="17"/>
               </w:rPr>
-              <w:t xml:space="preserve">☐ OK  ☐ Cambiar</w:t>
+              <w:t xml:space="preserve">☐ OK</w:t>
+            </w:r>
+          </w:p>
+          <w:p>
+            <w:pPr>
+              <w:keepNext w:val="false"/>
+              <w:spacing w:after="0"/>
+            </w:pPr>
+            <w:r>
+              <w:rPr>
+                <w:sz w:val="17"/>
+                <w:szCs w:val="17"/>
+              </w:rPr>
+              <w:t xml:space="preserve">☐ Cambiar</w:t>
             </w:r>
           </w:p>
         </w:tc>
@@ -19795,7 +21251,20 @@
                 <w:sz w:val="17"/>
                 <w:szCs w:val="17"/>
               </w:rPr>
-              <w:t xml:space="preserve">☐ OK  ☐ Cambiar</w:t>
+              <w:t xml:space="preserve">☐ OK</w:t>
+            </w:r>
+          </w:p>
+          <w:p>
+            <w:pPr>
+              <w:keepNext/>
+              <w:spacing w:after="0"/>
+            </w:pPr>
+            <w:r>
+              <w:rPr>
+                <w:sz w:val="17"/>
+                <w:szCs w:val="17"/>
+              </w:rPr>
+              <w:t xml:space="preserve">☐ Cambiar</w:t>
             </w:r>
           </w:p>
         </w:tc>
@@ -19938,7 +21407,20 @@
                 <w:sz w:val="17"/>
                 <w:szCs w:val="17"/>
               </w:rPr>
-              <w:t xml:space="preserve">☐ OK  ☐ Cambiar</w:t>
+              <w:t xml:space="preserve">☐ OK</w:t>
+            </w:r>
+          </w:p>
+          <w:p>
+            <w:pPr>
+              <w:keepNext/>
+              <w:spacing w:after="0"/>
+            </w:pPr>
+            <w:r>
+              <w:rPr>
+                <w:sz w:val="17"/>
+                <w:szCs w:val="17"/>
+              </w:rPr>
+              <w:t xml:space="preserve">☐ Cambiar</w:t>
             </w:r>
           </w:p>
         </w:tc>
@@ -20086,7 +21568,20 @@
                 <w:sz w:val="17"/>
                 <w:szCs w:val="17"/>
               </w:rPr>
-              <w:t xml:space="preserve">☐ OK  ☐ Cambiar</w:t>
+              <w:t xml:space="preserve">☐ OK</w:t>
+            </w:r>
+          </w:p>
+          <w:p>
+            <w:pPr>
+              <w:keepNext/>
+              <w:spacing w:after="0"/>
+            </w:pPr>
+            <w:r>
+              <w:rPr>
+                <w:sz w:val="17"/>
+                <w:szCs w:val="17"/>
+              </w:rPr>
+              <w:t xml:space="preserve">☐ Cambiar</w:t>
             </w:r>
           </w:p>
         </w:tc>
@@ -20229,7 +21724,20 @@
                 <w:sz w:val="17"/>
                 <w:szCs w:val="17"/>
               </w:rPr>
-              <w:t xml:space="preserve">☐ OK  ☐ Cambiar</w:t>
+              <w:t xml:space="preserve">☐ OK</w:t>
+            </w:r>
+          </w:p>
+          <w:p>
+            <w:pPr>
+              <w:keepNext/>
+              <w:spacing w:after="0"/>
+            </w:pPr>
+            <w:r>
+              <w:rPr>
+                <w:sz w:val="17"/>
+                <w:szCs w:val="17"/>
+              </w:rPr>
+              <w:t xml:space="preserve">☐ Cambiar</w:t>
             </w:r>
           </w:p>
         </w:tc>
@@ -20377,7 +21885,20 @@
                 <w:sz w:val="17"/>
                 <w:szCs w:val="17"/>
               </w:rPr>
-              <w:t xml:space="preserve">☐ OK  ☐ Cambiar</w:t>
+              <w:t xml:space="preserve">☐ OK</w:t>
+            </w:r>
+          </w:p>
+          <w:p>
+            <w:pPr>
+              <w:keepNext/>
+              <w:spacing w:after="0"/>
+            </w:pPr>
+            <w:r>
+              <w:rPr>
+                <w:sz w:val="17"/>
+                <w:szCs w:val="17"/>
+              </w:rPr>
+              <w:t xml:space="preserve">☐ Cambiar</w:t>
             </w:r>
           </w:p>
         </w:tc>
@@ -20520,7 +22041,20 @@
                 <w:sz w:val="17"/>
                 <w:szCs w:val="17"/>
               </w:rPr>
-              <w:t xml:space="preserve">☐ OK  ☐ Cambiar</w:t>
+              <w:t xml:space="preserve">☐ OK</w:t>
+            </w:r>
+          </w:p>
+          <w:p>
+            <w:pPr>
+              <w:keepNext/>
+              <w:spacing w:after="0"/>
+            </w:pPr>
+            <w:r>
+              <w:rPr>
+                <w:sz w:val="17"/>
+                <w:szCs w:val="17"/>
+              </w:rPr>
+              <w:t xml:space="preserve">☐ Cambiar</w:t>
             </w:r>
           </w:p>
         </w:tc>
@@ -20668,7 +22202,20 @@
                 <w:sz w:val="17"/>
                 <w:szCs w:val="17"/>
               </w:rPr>
-              <w:t xml:space="preserve">☐ OK  ☐ Cambiar</w:t>
+              <w:t xml:space="preserve">☐ OK</w:t>
+            </w:r>
+          </w:p>
+          <w:p>
+            <w:pPr>
+              <w:keepNext w:val="false"/>
+              <w:spacing w:after="0"/>
+            </w:pPr>
+            <w:r>
+              <w:rPr>
+                <w:sz w:val="17"/>
+                <w:szCs w:val="17"/>
+              </w:rPr>
+              <w:t xml:space="preserve">☐ Cambiar</w:t>
             </w:r>
           </w:p>
         </w:tc>
@@ -21007,7 +22554,20 @@
                 <w:sz w:val="17"/>
                 <w:szCs w:val="17"/>
               </w:rPr>
-              <w:t xml:space="preserve">☐ OK  ☐ Cambiar</w:t>
+              <w:t xml:space="preserve">☐ OK</w:t>
+            </w:r>
+          </w:p>
+          <w:p>
+            <w:pPr>
+              <w:keepNext/>
+              <w:spacing w:after="0"/>
+            </w:pPr>
+            <w:r>
+              <w:rPr>
+                <w:sz w:val="17"/>
+                <w:szCs w:val="17"/>
+              </w:rPr>
+              <w:t xml:space="preserve">☐ Cambiar</w:t>
             </w:r>
           </w:p>
         </w:tc>
@@ -21150,7 +22710,20 @@
                 <w:sz w:val="17"/>
                 <w:szCs w:val="17"/>
               </w:rPr>
-              <w:t xml:space="preserve">☐ OK  ☐ Cambiar</w:t>
+              <w:t xml:space="preserve">☐ OK</w:t>
+            </w:r>
+          </w:p>
+          <w:p>
+            <w:pPr>
+              <w:keepNext/>
+              <w:spacing w:after="0"/>
+            </w:pPr>
+            <w:r>
+              <w:rPr>
+                <w:sz w:val="17"/>
+                <w:szCs w:val="17"/>
+              </w:rPr>
+              <w:t xml:space="preserve">☐ Cambiar</w:t>
             </w:r>
           </w:p>
         </w:tc>
@@ -21298,7 +22871,20 @@
                 <w:sz w:val="17"/>
                 <w:szCs w:val="17"/>
               </w:rPr>
-              <w:t xml:space="preserve">☐ OK  ☐ Cambiar</w:t>
+              <w:t xml:space="preserve">☐ OK</w:t>
+            </w:r>
+          </w:p>
+          <w:p>
+            <w:pPr>
+              <w:keepNext/>
+              <w:spacing w:after="0"/>
+            </w:pPr>
+            <w:r>
+              <w:rPr>
+                <w:sz w:val="17"/>
+                <w:szCs w:val="17"/>
+              </w:rPr>
+              <w:t xml:space="preserve">☐ Cambiar</w:t>
             </w:r>
           </w:p>
         </w:tc>
@@ -21441,7 +23027,20 @@
                 <w:sz w:val="17"/>
                 <w:szCs w:val="17"/>
               </w:rPr>
-              <w:t xml:space="preserve">☐ OK  ☐ Cambiar</w:t>
+              <w:t xml:space="preserve">☐ OK</w:t>
+            </w:r>
+          </w:p>
+          <w:p>
+            <w:pPr>
+              <w:keepNext/>
+              <w:spacing w:after="0"/>
+            </w:pPr>
+            <w:r>
+              <w:rPr>
+                <w:sz w:val="17"/>
+                <w:szCs w:val="17"/>
+              </w:rPr>
+              <w:t xml:space="preserve">☐ Cambiar</w:t>
             </w:r>
           </w:p>
         </w:tc>
@@ -21589,7 +23188,20 @@
                 <w:sz w:val="17"/>
                 <w:szCs w:val="17"/>
               </w:rPr>
-              <w:t xml:space="preserve">☐ OK  ☐ Cambiar</w:t>
+              <w:t xml:space="preserve">☐ OK</w:t>
+            </w:r>
+          </w:p>
+          <w:p>
+            <w:pPr>
+              <w:keepNext/>
+              <w:spacing w:after="0"/>
+            </w:pPr>
+            <w:r>
+              <w:rPr>
+                <w:sz w:val="17"/>
+                <w:szCs w:val="17"/>
+              </w:rPr>
+              <w:t xml:space="preserve">☐ Cambiar</w:t>
             </w:r>
           </w:p>
         </w:tc>
@@ -21732,7 +23344,20 @@
                 <w:sz w:val="17"/>
                 <w:szCs w:val="17"/>
               </w:rPr>
-              <w:t xml:space="preserve">☐ OK  ☐ Cambiar</w:t>
+              <w:t xml:space="preserve">☐ OK</w:t>
+            </w:r>
+          </w:p>
+          <w:p>
+            <w:pPr>
+              <w:keepNext/>
+              <w:spacing w:after="0"/>
+            </w:pPr>
+            <w:r>
+              <w:rPr>
+                <w:sz w:val="17"/>
+                <w:szCs w:val="17"/>
+              </w:rPr>
+              <w:t xml:space="preserve">☐ Cambiar</w:t>
             </w:r>
           </w:p>
         </w:tc>
@@ -21880,7 +23505,20 @@
                 <w:sz w:val="17"/>
                 <w:szCs w:val="17"/>
               </w:rPr>
-              <w:t xml:space="preserve">☐ OK  ☐ Cambiar</w:t>
+              <w:t xml:space="preserve">☐ OK</w:t>
+            </w:r>
+          </w:p>
+          <w:p>
+            <w:pPr>
+              <w:keepNext w:val="false"/>
+              <w:spacing w:after="0"/>
+            </w:pPr>
+            <w:r>
+              <w:rPr>
+                <w:sz w:val="17"/>
+                <w:szCs w:val="17"/>
+              </w:rPr>
+              <w:t xml:space="preserve">☐ Cambiar</w:t>
             </w:r>
           </w:p>
         </w:tc>
@@ -22219,7 +23857,20 @@
                 <w:sz w:val="17"/>
                 <w:szCs w:val="17"/>
               </w:rPr>
-              <w:t xml:space="preserve">☐ OK  ☐ Cambiar</w:t>
+              <w:t xml:space="preserve">☐ OK</w:t>
+            </w:r>
+          </w:p>
+          <w:p>
+            <w:pPr>
+              <w:keepNext/>
+              <w:spacing w:after="0"/>
+            </w:pPr>
+            <w:r>
+              <w:rPr>
+                <w:sz w:val="17"/>
+                <w:szCs w:val="17"/>
+              </w:rPr>
+              <w:t xml:space="preserve">☐ Cambiar</w:t>
             </w:r>
           </w:p>
         </w:tc>
@@ -22362,7 +24013,20 @@
                 <w:sz w:val="17"/>
                 <w:szCs w:val="17"/>
               </w:rPr>
-              <w:t xml:space="preserve">☐ OK  ☐ Cambiar</w:t>
+              <w:t xml:space="preserve">☐ OK</w:t>
+            </w:r>
+          </w:p>
+          <w:p>
+            <w:pPr>
+              <w:keepNext/>
+              <w:spacing w:after="0"/>
+            </w:pPr>
+            <w:r>
+              <w:rPr>
+                <w:sz w:val="17"/>
+                <w:szCs w:val="17"/>
+              </w:rPr>
+              <w:t xml:space="preserve">☐ Cambiar</w:t>
             </w:r>
           </w:p>
         </w:tc>
@@ -22510,7 +24174,20 @@
                 <w:sz w:val="17"/>
                 <w:szCs w:val="17"/>
               </w:rPr>
-              <w:t xml:space="preserve">☐ OK  ☐ Cambiar</w:t>
+              <w:t xml:space="preserve">☐ OK</w:t>
+            </w:r>
+          </w:p>
+          <w:p>
+            <w:pPr>
+              <w:keepNext/>
+              <w:spacing w:after="0"/>
+            </w:pPr>
+            <w:r>
+              <w:rPr>
+                <w:sz w:val="17"/>
+                <w:szCs w:val="17"/>
+              </w:rPr>
+              <w:t xml:space="preserve">☐ Cambiar</w:t>
             </w:r>
           </w:p>
         </w:tc>
@@ -22653,7 +24330,20 @@
                 <w:sz w:val="17"/>
                 <w:szCs w:val="17"/>
               </w:rPr>
-              <w:t xml:space="preserve">☐ OK  ☐ Cambiar</w:t>
+              <w:t xml:space="preserve">☐ OK</w:t>
+            </w:r>
+          </w:p>
+          <w:p>
+            <w:pPr>
+              <w:keepNext/>
+              <w:spacing w:after="0"/>
+            </w:pPr>
+            <w:r>
+              <w:rPr>
+                <w:sz w:val="17"/>
+                <w:szCs w:val="17"/>
+              </w:rPr>
+              <w:t xml:space="preserve">☐ Cambiar</w:t>
             </w:r>
           </w:p>
         </w:tc>
@@ -22801,7 +24491,20 @@
                 <w:sz w:val="17"/>
                 <w:szCs w:val="17"/>
               </w:rPr>
-              <w:t xml:space="preserve">☐ OK  ☐ Cambiar</w:t>
+              <w:t xml:space="preserve">☐ OK</w:t>
+            </w:r>
+          </w:p>
+          <w:p>
+            <w:pPr>
+              <w:keepNext/>
+              <w:spacing w:after="0"/>
+            </w:pPr>
+            <w:r>
+              <w:rPr>
+                <w:sz w:val="17"/>
+                <w:szCs w:val="17"/>
+              </w:rPr>
+              <w:t xml:space="preserve">☐ Cambiar</w:t>
             </w:r>
           </w:p>
         </w:tc>
@@ -22944,7 +24647,20 @@
                 <w:sz w:val="17"/>
                 <w:szCs w:val="17"/>
               </w:rPr>
-              <w:t xml:space="preserve">☐ OK  ☐ Cambiar</w:t>
+              <w:t xml:space="preserve">☐ OK</w:t>
+            </w:r>
+          </w:p>
+          <w:p>
+            <w:pPr>
+              <w:keepNext/>
+              <w:spacing w:after="0"/>
+            </w:pPr>
+            <w:r>
+              <w:rPr>
+                <w:sz w:val="17"/>
+                <w:szCs w:val="17"/>
+              </w:rPr>
+              <w:t xml:space="preserve">☐ Cambiar</w:t>
             </w:r>
           </w:p>
         </w:tc>
@@ -23092,7 +24808,20 @@
                 <w:sz w:val="17"/>
                 <w:szCs w:val="17"/>
               </w:rPr>
-              <w:t xml:space="preserve">☐ OK  ☐ Cambiar</w:t>
+              <w:t xml:space="preserve">☐ OK</w:t>
+            </w:r>
+          </w:p>
+          <w:p>
+            <w:pPr>
+              <w:keepNext w:val="false"/>
+              <w:spacing w:after="0"/>
+            </w:pPr>
+            <w:r>
+              <w:rPr>
+                <w:sz w:val="17"/>
+                <w:szCs w:val="17"/>
+              </w:rPr>
+              <w:t xml:space="preserve">☐ Cambiar</w:t>
             </w:r>
           </w:p>
         </w:tc>
@@ -23431,7 +25160,20 @@
                 <w:sz w:val="17"/>
                 <w:szCs w:val="17"/>
               </w:rPr>
-              <w:t xml:space="preserve">☐ OK  ☐ Cambiar</w:t>
+              <w:t xml:space="preserve">☐ OK</w:t>
+            </w:r>
+          </w:p>
+          <w:p>
+            <w:pPr>
+              <w:keepNext/>
+              <w:spacing w:after="0"/>
+            </w:pPr>
+            <w:r>
+              <w:rPr>
+                <w:sz w:val="17"/>
+                <w:szCs w:val="17"/>
+              </w:rPr>
+              <w:t xml:space="preserve">☐ Cambiar</w:t>
             </w:r>
           </w:p>
         </w:tc>
@@ -23574,7 +25316,20 @@
                 <w:sz w:val="17"/>
                 <w:szCs w:val="17"/>
               </w:rPr>
-              <w:t xml:space="preserve">☐ OK  ☐ Cambiar</w:t>
+              <w:t xml:space="preserve">☐ OK</w:t>
+            </w:r>
+          </w:p>
+          <w:p>
+            <w:pPr>
+              <w:keepNext/>
+              <w:spacing w:after="0"/>
+            </w:pPr>
+            <w:r>
+              <w:rPr>
+                <w:sz w:val="17"/>
+                <w:szCs w:val="17"/>
+              </w:rPr>
+              <w:t xml:space="preserve">☐ Cambiar</w:t>
             </w:r>
           </w:p>
         </w:tc>
@@ -23722,7 +25477,20 @@
                 <w:sz w:val="17"/>
                 <w:szCs w:val="17"/>
               </w:rPr>
-              <w:t xml:space="preserve">☐ OK  ☐ Cambiar</w:t>
+              <w:t xml:space="preserve">☐ OK</w:t>
+            </w:r>
+          </w:p>
+          <w:p>
+            <w:pPr>
+              <w:keepNext/>
+              <w:spacing w:after="0"/>
+            </w:pPr>
+            <w:r>
+              <w:rPr>
+                <w:sz w:val="17"/>
+                <w:szCs w:val="17"/>
+              </w:rPr>
+              <w:t xml:space="preserve">☐ Cambiar</w:t>
             </w:r>
           </w:p>
         </w:tc>
@@ -23865,7 +25633,20 @@
                 <w:sz w:val="17"/>
                 <w:szCs w:val="17"/>
               </w:rPr>
-              <w:t xml:space="preserve">☐ OK  ☐ Cambiar</w:t>
+              <w:t xml:space="preserve">☐ OK</w:t>
+            </w:r>
+          </w:p>
+          <w:p>
+            <w:pPr>
+              <w:keepNext/>
+              <w:spacing w:after="0"/>
+            </w:pPr>
+            <w:r>
+              <w:rPr>
+                <w:sz w:val="17"/>
+                <w:szCs w:val="17"/>
+              </w:rPr>
+              <w:t xml:space="preserve">☐ Cambiar</w:t>
             </w:r>
           </w:p>
         </w:tc>
@@ -24013,7 +25794,20 @@
                 <w:sz w:val="17"/>
                 <w:szCs w:val="17"/>
               </w:rPr>
-              <w:t xml:space="preserve">☐ OK  ☐ Cambiar</w:t>
+              <w:t xml:space="preserve">☐ OK</w:t>
+            </w:r>
+          </w:p>
+          <w:p>
+            <w:pPr>
+              <w:keepNext/>
+              <w:spacing w:after="0"/>
+            </w:pPr>
+            <w:r>
+              <w:rPr>
+                <w:sz w:val="17"/>
+                <w:szCs w:val="17"/>
+              </w:rPr>
+              <w:t xml:space="preserve">☐ Cambiar</w:t>
             </w:r>
           </w:p>
         </w:tc>
@@ -24156,7 +25950,20 @@
                 <w:sz w:val="17"/>
                 <w:szCs w:val="17"/>
               </w:rPr>
-              <w:t xml:space="preserve">☐ OK  ☐ Cambiar</w:t>
+              <w:t xml:space="preserve">☐ OK</w:t>
+            </w:r>
+          </w:p>
+          <w:p>
+            <w:pPr>
+              <w:keepNext/>
+              <w:spacing w:after="0"/>
+            </w:pPr>
+            <w:r>
+              <w:rPr>
+                <w:sz w:val="17"/>
+                <w:szCs w:val="17"/>
+              </w:rPr>
+              <w:t xml:space="preserve">☐ Cambiar</w:t>
             </w:r>
           </w:p>
         </w:tc>
@@ -24304,7 +26111,20 @@
                 <w:sz w:val="17"/>
                 <w:szCs w:val="17"/>
               </w:rPr>
-              <w:t xml:space="preserve">☐ OK  ☐ Cambiar</w:t>
+              <w:t xml:space="preserve">☐ OK</w:t>
+            </w:r>
+          </w:p>
+          <w:p>
+            <w:pPr>
+              <w:keepNext w:val="false"/>
+              <w:spacing w:after="0"/>
+            </w:pPr>
+            <w:r>
+              <w:rPr>
+                <w:sz w:val="17"/>
+                <w:szCs w:val="17"/>
+              </w:rPr>
+              <w:t xml:space="preserve">☐ Cambiar</w:t>
             </w:r>
           </w:p>
         </w:tc>
@@ -24643,7 +26463,20 @@
                 <w:sz w:val="17"/>
                 <w:szCs w:val="17"/>
               </w:rPr>
-              <w:t xml:space="preserve">☐ OK  ☐ Cambiar</w:t>
+              <w:t xml:space="preserve">☐ OK</w:t>
+            </w:r>
+          </w:p>
+          <w:p>
+            <w:pPr>
+              <w:keepNext/>
+              <w:spacing w:after="0"/>
+            </w:pPr>
+            <w:r>
+              <w:rPr>
+                <w:sz w:val="17"/>
+                <w:szCs w:val="17"/>
+              </w:rPr>
+              <w:t xml:space="preserve">☐ Cambiar</w:t>
             </w:r>
           </w:p>
         </w:tc>
@@ -24786,7 +26619,20 @@
                 <w:sz w:val="17"/>
                 <w:szCs w:val="17"/>
               </w:rPr>
-              <w:t xml:space="preserve">☐ OK  ☐ Cambiar</w:t>
+              <w:t xml:space="preserve">☐ OK</w:t>
+            </w:r>
+          </w:p>
+          <w:p>
+            <w:pPr>
+              <w:keepNext/>
+              <w:spacing w:after="0"/>
+            </w:pPr>
+            <w:r>
+              <w:rPr>
+                <w:sz w:val="17"/>
+                <w:szCs w:val="17"/>
+              </w:rPr>
+              <w:t xml:space="preserve">☐ Cambiar</w:t>
             </w:r>
           </w:p>
         </w:tc>
@@ -24934,7 +26780,20 @@
                 <w:sz w:val="17"/>
                 <w:szCs w:val="17"/>
               </w:rPr>
-              <w:t xml:space="preserve">☐ OK  ☐ Cambiar</w:t>
+              <w:t xml:space="preserve">☐ OK</w:t>
+            </w:r>
+          </w:p>
+          <w:p>
+            <w:pPr>
+              <w:keepNext/>
+              <w:spacing w:after="0"/>
+            </w:pPr>
+            <w:r>
+              <w:rPr>
+                <w:sz w:val="17"/>
+                <w:szCs w:val="17"/>
+              </w:rPr>
+              <w:t xml:space="preserve">☐ Cambiar</w:t>
             </w:r>
           </w:p>
         </w:tc>
@@ -25077,7 +26936,20 @@
                 <w:sz w:val="17"/>
                 <w:szCs w:val="17"/>
               </w:rPr>
-              <w:t xml:space="preserve">☐ OK  ☐ Cambiar</w:t>
+              <w:t xml:space="preserve">☐ OK</w:t>
+            </w:r>
+          </w:p>
+          <w:p>
+            <w:pPr>
+              <w:keepNext/>
+              <w:spacing w:after="0"/>
+            </w:pPr>
+            <w:r>
+              <w:rPr>
+                <w:sz w:val="17"/>
+                <w:szCs w:val="17"/>
+              </w:rPr>
+              <w:t xml:space="preserve">☐ Cambiar</w:t>
             </w:r>
           </w:p>
         </w:tc>
@@ -25225,7 +27097,20 @@
                 <w:sz w:val="17"/>
                 <w:szCs w:val="17"/>
               </w:rPr>
-              <w:t xml:space="preserve">☐ OK  ☐ Cambiar</w:t>
+              <w:t xml:space="preserve">☐ OK</w:t>
+            </w:r>
+          </w:p>
+          <w:p>
+            <w:pPr>
+              <w:keepNext/>
+              <w:spacing w:after="0"/>
+            </w:pPr>
+            <w:r>
+              <w:rPr>
+                <w:sz w:val="17"/>
+                <w:szCs w:val="17"/>
+              </w:rPr>
+              <w:t xml:space="preserve">☐ Cambiar</w:t>
             </w:r>
           </w:p>
         </w:tc>
@@ -25368,7 +27253,20 @@
                 <w:sz w:val="17"/>
                 <w:szCs w:val="17"/>
               </w:rPr>
-              <w:t xml:space="preserve">☐ OK  ☐ Cambiar</w:t>
+              <w:t xml:space="preserve">☐ OK</w:t>
+            </w:r>
+          </w:p>
+          <w:p>
+            <w:pPr>
+              <w:keepNext/>
+              <w:spacing w:after="0"/>
+            </w:pPr>
+            <w:r>
+              <w:rPr>
+                <w:sz w:val="17"/>
+                <w:szCs w:val="17"/>
+              </w:rPr>
+              <w:t xml:space="preserve">☐ Cambiar</w:t>
             </w:r>
           </w:p>
         </w:tc>
@@ -25516,7 +27414,20 @@
                 <w:sz w:val="17"/>
                 <w:szCs w:val="17"/>
               </w:rPr>
-              <w:t xml:space="preserve">☐ OK  ☐ Cambiar</w:t>
+              <w:t xml:space="preserve">☐ OK</w:t>
+            </w:r>
+          </w:p>
+          <w:p>
+            <w:pPr>
+              <w:keepNext w:val="false"/>
+              <w:spacing w:after="0"/>
+            </w:pPr>
+            <w:r>
+              <w:rPr>
+                <w:sz w:val="17"/>
+                <w:szCs w:val="17"/>
+              </w:rPr>
+              <w:t xml:space="preserve">☐ Cambiar</w:t>
             </w:r>
           </w:p>
         </w:tc>
@@ -25855,7 +27766,20 @@
                 <w:sz w:val="17"/>
                 <w:szCs w:val="17"/>
               </w:rPr>
-              <w:t xml:space="preserve">☐ OK  ☐ Cambiar</w:t>
+              <w:t xml:space="preserve">☐ OK</w:t>
+            </w:r>
+          </w:p>
+          <w:p>
+            <w:pPr>
+              <w:keepNext/>
+              <w:spacing w:after="0"/>
+            </w:pPr>
+            <w:r>
+              <w:rPr>
+                <w:sz w:val="17"/>
+                <w:szCs w:val="17"/>
+              </w:rPr>
+              <w:t xml:space="preserve">☐ Cambiar</w:t>
             </w:r>
           </w:p>
         </w:tc>
@@ -25998,7 +27922,20 @@
                 <w:sz w:val="17"/>
                 <w:szCs w:val="17"/>
               </w:rPr>
-              <w:t xml:space="preserve">☐ OK  ☐ Cambiar</w:t>
+              <w:t xml:space="preserve">☐ OK</w:t>
+            </w:r>
+          </w:p>
+          <w:p>
+            <w:pPr>
+              <w:keepNext/>
+              <w:spacing w:after="0"/>
+            </w:pPr>
+            <w:r>
+              <w:rPr>
+                <w:sz w:val="17"/>
+                <w:szCs w:val="17"/>
+              </w:rPr>
+              <w:t xml:space="preserve">☐ Cambiar</w:t>
             </w:r>
           </w:p>
         </w:tc>
@@ -26146,7 +28083,20 @@
                 <w:sz w:val="17"/>
                 <w:szCs w:val="17"/>
               </w:rPr>
-              <w:t xml:space="preserve">☐ OK  ☐ Cambiar</w:t>
+              <w:t xml:space="preserve">☐ OK</w:t>
+            </w:r>
+          </w:p>
+          <w:p>
+            <w:pPr>
+              <w:keepNext/>
+              <w:spacing w:after="0"/>
+            </w:pPr>
+            <w:r>
+              <w:rPr>
+                <w:sz w:val="17"/>
+                <w:szCs w:val="17"/>
+              </w:rPr>
+              <w:t xml:space="preserve">☐ Cambiar</w:t>
             </w:r>
           </w:p>
         </w:tc>
@@ -26289,7 +28239,20 @@
                 <w:sz w:val="17"/>
                 <w:szCs w:val="17"/>
               </w:rPr>
-              <w:t xml:space="preserve">☐ OK  ☐ Cambiar</w:t>
+              <w:t xml:space="preserve">☐ OK</w:t>
+            </w:r>
+          </w:p>
+          <w:p>
+            <w:pPr>
+              <w:keepNext/>
+              <w:spacing w:after="0"/>
+            </w:pPr>
+            <w:r>
+              <w:rPr>
+                <w:sz w:val="17"/>
+                <w:szCs w:val="17"/>
+              </w:rPr>
+              <w:t xml:space="preserve">☐ Cambiar</w:t>
             </w:r>
           </w:p>
         </w:tc>
@@ -26437,7 +28400,20 @@
                 <w:sz w:val="17"/>
                 <w:szCs w:val="17"/>
               </w:rPr>
-              <w:t xml:space="preserve">☐ OK  ☐ Cambiar</w:t>
+              <w:t xml:space="preserve">☐ OK</w:t>
+            </w:r>
+          </w:p>
+          <w:p>
+            <w:pPr>
+              <w:keepNext/>
+              <w:spacing w:after="0"/>
+            </w:pPr>
+            <w:r>
+              <w:rPr>
+                <w:sz w:val="17"/>
+                <w:szCs w:val="17"/>
+              </w:rPr>
+              <w:t xml:space="preserve">☐ Cambiar</w:t>
             </w:r>
           </w:p>
         </w:tc>
@@ -26580,7 +28556,20 @@
                 <w:sz w:val="17"/>
                 <w:szCs w:val="17"/>
               </w:rPr>
-              <w:t xml:space="preserve">☐ OK  ☐ Cambiar</w:t>
+              <w:t xml:space="preserve">☐ OK</w:t>
+            </w:r>
+          </w:p>
+          <w:p>
+            <w:pPr>
+              <w:keepNext/>
+              <w:spacing w:after="0"/>
+            </w:pPr>
+            <w:r>
+              <w:rPr>
+                <w:sz w:val="17"/>
+                <w:szCs w:val="17"/>
+              </w:rPr>
+              <w:t xml:space="preserve">☐ Cambiar</w:t>
             </w:r>
           </w:p>
         </w:tc>
@@ -26728,7 +28717,20 @@
                 <w:sz w:val="17"/>
                 <w:szCs w:val="17"/>
               </w:rPr>
-              <w:t xml:space="preserve">☐ OK  ☐ Cambiar</w:t>
+              <w:t xml:space="preserve">☐ OK</w:t>
+            </w:r>
+          </w:p>
+          <w:p>
+            <w:pPr>
+              <w:keepNext w:val="false"/>
+              <w:spacing w:after="0"/>
+            </w:pPr>
+            <w:r>
+              <w:rPr>
+                <w:sz w:val="17"/>
+                <w:szCs w:val="17"/>
+              </w:rPr>
+              <w:t xml:space="preserve">☐ Cambiar</w:t>
             </w:r>
           </w:p>
         </w:tc>
@@ -27067,7 +29069,20 @@
                 <w:sz w:val="17"/>
                 <w:szCs w:val="17"/>
               </w:rPr>
-              <w:t xml:space="preserve">☐ OK  ☐ Cambiar</w:t>
+              <w:t xml:space="preserve">☐ OK</w:t>
+            </w:r>
+          </w:p>
+          <w:p>
+            <w:pPr>
+              <w:keepNext/>
+              <w:spacing w:after="0"/>
+            </w:pPr>
+            <w:r>
+              <w:rPr>
+                <w:sz w:val="17"/>
+                <w:szCs w:val="17"/>
+              </w:rPr>
+              <w:t xml:space="preserve">☐ Cambiar</w:t>
             </w:r>
           </w:p>
         </w:tc>
@@ -27210,7 +29225,20 @@
                 <w:sz w:val="17"/>
                 <w:szCs w:val="17"/>
               </w:rPr>
-              <w:t xml:space="preserve">☐ OK  ☐ Cambiar</w:t>
+              <w:t xml:space="preserve">☐ OK</w:t>
+            </w:r>
+          </w:p>
+          <w:p>
+            <w:pPr>
+              <w:keepNext/>
+              <w:spacing w:after="0"/>
+            </w:pPr>
+            <w:r>
+              <w:rPr>
+                <w:sz w:val="17"/>
+                <w:szCs w:val="17"/>
+              </w:rPr>
+              <w:t xml:space="preserve">☐ Cambiar</w:t>
             </w:r>
           </w:p>
         </w:tc>
@@ -27358,7 +29386,20 @@
                 <w:sz w:val="17"/>
                 <w:szCs w:val="17"/>
               </w:rPr>
-              <w:t xml:space="preserve">☐ OK  ☐ Cambiar</w:t>
+              <w:t xml:space="preserve">☐ OK</w:t>
+            </w:r>
+          </w:p>
+          <w:p>
+            <w:pPr>
+              <w:keepNext/>
+              <w:spacing w:after="0"/>
+            </w:pPr>
+            <w:r>
+              <w:rPr>
+                <w:sz w:val="17"/>
+                <w:szCs w:val="17"/>
+              </w:rPr>
+              <w:t xml:space="preserve">☐ Cambiar</w:t>
             </w:r>
           </w:p>
         </w:tc>
@@ -27501,7 +29542,20 @@
                 <w:sz w:val="17"/>
                 <w:szCs w:val="17"/>
               </w:rPr>
-              <w:t xml:space="preserve">☐ OK  ☐ Cambiar</w:t>
+              <w:t xml:space="preserve">☐ OK</w:t>
+            </w:r>
+          </w:p>
+          <w:p>
+            <w:pPr>
+              <w:keepNext/>
+              <w:spacing w:after="0"/>
+            </w:pPr>
+            <w:r>
+              <w:rPr>
+                <w:sz w:val="17"/>
+                <w:szCs w:val="17"/>
+              </w:rPr>
+              <w:t xml:space="preserve">☐ Cambiar</w:t>
             </w:r>
           </w:p>
         </w:tc>
@@ -27649,7 +29703,20 @@
                 <w:sz w:val="17"/>
                 <w:szCs w:val="17"/>
               </w:rPr>
-              <w:t xml:space="preserve">☐ OK  ☐ Cambiar</w:t>
+              <w:t xml:space="preserve">☐ OK</w:t>
+            </w:r>
+          </w:p>
+          <w:p>
+            <w:pPr>
+              <w:keepNext/>
+              <w:spacing w:after="0"/>
+            </w:pPr>
+            <w:r>
+              <w:rPr>
+                <w:sz w:val="17"/>
+                <w:szCs w:val="17"/>
+              </w:rPr>
+              <w:t xml:space="preserve">☐ Cambiar</w:t>
             </w:r>
           </w:p>
         </w:tc>
@@ -27792,7 +29859,20 @@
                 <w:sz w:val="17"/>
                 <w:szCs w:val="17"/>
               </w:rPr>
-              <w:t xml:space="preserve">☐ OK  ☐ Cambiar</w:t>
+              <w:t xml:space="preserve">☐ OK</w:t>
+            </w:r>
+          </w:p>
+          <w:p>
+            <w:pPr>
+              <w:keepNext/>
+              <w:spacing w:after="0"/>
+            </w:pPr>
+            <w:r>
+              <w:rPr>
+                <w:sz w:val="17"/>
+                <w:szCs w:val="17"/>
+              </w:rPr>
+              <w:t xml:space="preserve">☐ Cambiar</w:t>
             </w:r>
           </w:p>
         </w:tc>
@@ -27940,7 +30020,20 @@
                 <w:sz w:val="17"/>
                 <w:szCs w:val="17"/>
               </w:rPr>
-              <w:t xml:space="preserve">☐ OK  ☐ Cambiar</w:t>
+              <w:t xml:space="preserve">☐ OK</w:t>
+            </w:r>
+          </w:p>
+          <w:p>
+            <w:pPr>
+              <w:keepNext w:val="false"/>
+              <w:spacing w:after="0"/>
+            </w:pPr>
+            <w:r>
+              <w:rPr>
+                <w:sz w:val="17"/>
+                <w:szCs w:val="17"/>
+              </w:rPr>
+              <w:t xml:space="preserve">☐ Cambiar</w:t>
             </w:r>
           </w:p>
         </w:tc>
@@ -28279,7 +30372,20 @@
                 <w:sz w:val="17"/>
                 <w:szCs w:val="17"/>
               </w:rPr>
-              <w:t xml:space="preserve">☐ OK  ☐ Cambiar</w:t>
+              <w:t xml:space="preserve">☐ OK</w:t>
+            </w:r>
+          </w:p>
+          <w:p>
+            <w:pPr>
+              <w:keepNext/>
+              <w:spacing w:after="0"/>
+            </w:pPr>
+            <w:r>
+              <w:rPr>
+                <w:sz w:val="17"/>
+                <w:szCs w:val="17"/>
+              </w:rPr>
+              <w:t xml:space="preserve">☐ Cambiar</w:t>
             </w:r>
           </w:p>
         </w:tc>
@@ -28422,7 +30528,20 @@
                 <w:sz w:val="17"/>
                 <w:szCs w:val="17"/>
               </w:rPr>
-              <w:t xml:space="preserve">☐ OK  ☐ Cambiar</w:t>
+              <w:t xml:space="preserve">☐ OK</w:t>
+            </w:r>
+          </w:p>
+          <w:p>
+            <w:pPr>
+              <w:keepNext/>
+              <w:spacing w:after="0"/>
+            </w:pPr>
+            <w:r>
+              <w:rPr>
+                <w:sz w:val="17"/>
+                <w:szCs w:val="17"/>
+              </w:rPr>
+              <w:t xml:space="preserve">☐ Cambiar</w:t>
             </w:r>
           </w:p>
         </w:tc>
@@ -28570,7 +30689,20 @@
                 <w:sz w:val="17"/>
                 <w:szCs w:val="17"/>
               </w:rPr>
-              <w:t xml:space="preserve">☐ OK  ☐ Cambiar</w:t>
+              <w:t xml:space="preserve">☐ OK</w:t>
+            </w:r>
+          </w:p>
+          <w:p>
+            <w:pPr>
+              <w:keepNext/>
+              <w:spacing w:after="0"/>
+            </w:pPr>
+            <w:r>
+              <w:rPr>
+                <w:sz w:val="17"/>
+                <w:szCs w:val="17"/>
+              </w:rPr>
+              <w:t xml:space="preserve">☐ Cambiar</w:t>
             </w:r>
           </w:p>
         </w:tc>
@@ -28713,7 +30845,20 @@
                 <w:sz w:val="17"/>
                 <w:szCs w:val="17"/>
               </w:rPr>
-              <w:t xml:space="preserve">☐ OK  ☐ Cambiar</w:t>
+              <w:t xml:space="preserve">☐ OK</w:t>
+            </w:r>
+          </w:p>
+          <w:p>
+            <w:pPr>
+              <w:keepNext/>
+              <w:spacing w:after="0"/>
+            </w:pPr>
+            <w:r>
+              <w:rPr>
+                <w:sz w:val="17"/>
+                <w:szCs w:val="17"/>
+              </w:rPr>
+              <w:t xml:space="preserve">☐ Cambiar</w:t>
             </w:r>
           </w:p>
         </w:tc>
@@ -28861,7 +31006,20 @@
                 <w:sz w:val="17"/>
                 <w:szCs w:val="17"/>
               </w:rPr>
-              <w:t xml:space="preserve">☐ OK  ☐ Cambiar</w:t>
+              <w:t xml:space="preserve">☐ OK</w:t>
+            </w:r>
+          </w:p>
+          <w:p>
+            <w:pPr>
+              <w:keepNext/>
+              <w:spacing w:after="0"/>
+            </w:pPr>
+            <w:r>
+              <w:rPr>
+                <w:sz w:val="17"/>
+                <w:szCs w:val="17"/>
+              </w:rPr>
+              <w:t xml:space="preserve">☐ Cambiar</w:t>
             </w:r>
           </w:p>
         </w:tc>
@@ -29004,7 +31162,20 @@
                 <w:sz w:val="17"/>
                 <w:szCs w:val="17"/>
               </w:rPr>
-              <w:t xml:space="preserve">☐ OK  ☐ Cambiar</w:t>
+              <w:t xml:space="preserve">☐ OK</w:t>
+            </w:r>
+          </w:p>
+          <w:p>
+            <w:pPr>
+              <w:keepNext/>
+              <w:spacing w:after="0"/>
+            </w:pPr>
+            <w:r>
+              <w:rPr>
+                <w:sz w:val="17"/>
+                <w:szCs w:val="17"/>
+              </w:rPr>
+              <w:t xml:space="preserve">☐ Cambiar</w:t>
             </w:r>
           </w:p>
         </w:tc>
@@ -29152,7 +31323,20 @@
                 <w:sz w:val="17"/>
                 <w:szCs w:val="17"/>
               </w:rPr>
-              <w:t xml:space="preserve">☐ OK  ☐ Cambiar</w:t>
+              <w:t xml:space="preserve">☐ OK</w:t>
+            </w:r>
+          </w:p>
+          <w:p>
+            <w:pPr>
+              <w:keepNext w:val="false"/>
+              <w:spacing w:after="0"/>
+            </w:pPr>
+            <w:r>
+              <w:rPr>
+                <w:sz w:val="17"/>
+                <w:szCs w:val="17"/>
+              </w:rPr>
+              <w:t xml:space="preserve">☐ Cambiar</w:t>
             </w:r>
           </w:p>
         </w:tc>
@@ -29491,7 +31675,20 @@
                 <w:sz w:val="17"/>
                 <w:szCs w:val="17"/>
               </w:rPr>
-              <w:t xml:space="preserve">☐ OK  ☐ Cambiar</w:t>
+              <w:t xml:space="preserve">☐ OK</w:t>
+            </w:r>
+          </w:p>
+          <w:p>
+            <w:pPr>
+              <w:keepNext/>
+              <w:spacing w:after="0"/>
+            </w:pPr>
+            <w:r>
+              <w:rPr>
+                <w:sz w:val="17"/>
+                <w:szCs w:val="17"/>
+              </w:rPr>
+              <w:t xml:space="preserve">☐ Cambiar</w:t>
             </w:r>
           </w:p>
         </w:tc>
@@ -29634,7 +31831,20 @@
                 <w:sz w:val="17"/>
                 <w:szCs w:val="17"/>
               </w:rPr>
-              <w:t xml:space="preserve">☐ OK  ☐ Cambiar</w:t>
+              <w:t xml:space="preserve">☐ OK</w:t>
+            </w:r>
+          </w:p>
+          <w:p>
+            <w:pPr>
+              <w:keepNext/>
+              <w:spacing w:after="0"/>
+            </w:pPr>
+            <w:r>
+              <w:rPr>
+                <w:sz w:val="17"/>
+                <w:szCs w:val="17"/>
+              </w:rPr>
+              <w:t xml:space="preserve">☐ Cambiar</w:t>
             </w:r>
           </w:p>
         </w:tc>
@@ -29782,7 +31992,20 @@
                 <w:sz w:val="17"/>
                 <w:szCs w:val="17"/>
               </w:rPr>
-              <w:t xml:space="preserve">☐ OK  ☐ Cambiar</w:t>
+              <w:t xml:space="preserve">☐ OK</w:t>
+            </w:r>
+          </w:p>
+          <w:p>
+            <w:pPr>
+              <w:keepNext/>
+              <w:spacing w:after="0"/>
+            </w:pPr>
+            <w:r>
+              <w:rPr>
+                <w:sz w:val="17"/>
+                <w:szCs w:val="17"/>
+              </w:rPr>
+              <w:t xml:space="preserve">☐ Cambiar</w:t>
             </w:r>
           </w:p>
         </w:tc>
@@ -29925,7 +32148,20 @@
                 <w:sz w:val="17"/>
                 <w:szCs w:val="17"/>
               </w:rPr>
-              <w:t xml:space="preserve">☐ OK  ☐ Cambiar</w:t>
+              <w:t xml:space="preserve">☐ OK</w:t>
+            </w:r>
+          </w:p>
+          <w:p>
+            <w:pPr>
+              <w:keepNext/>
+              <w:spacing w:after="0"/>
+            </w:pPr>
+            <w:r>
+              <w:rPr>
+                <w:sz w:val="17"/>
+                <w:szCs w:val="17"/>
+              </w:rPr>
+              <w:t xml:space="preserve">☐ Cambiar</w:t>
             </w:r>
           </w:p>
         </w:tc>
@@ -30073,7 +32309,20 @@
                 <w:sz w:val="17"/>
                 <w:szCs w:val="17"/>
               </w:rPr>
-              <w:t xml:space="preserve">☐ OK  ☐ Cambiar</w:t>
+              <w:t xml:space="preserve">☐ OK</w:t>
+            </w:r>
+          </w:p>
+          <w:p>
+            <w:pPr>
+              <w:keepNext/>
+              <w:spacing w:after="0"/>
+            </w:pPr>
+            <w:r>
+              <w:rPr>
+                <w:sz w:val="17"/>
+                <w:szCs w:val="17"/>
+              </w:rPr>
+              <w:t xml:space="preserve">☐ Cambiar</w:t>
             </w:r>
           </w:p>
         </w:tc>
@@ -30216,7 +32465,20 @@
                 <w:sz w:val="17"/>
                 <w:szCs w:val="17"/>
               </w:rPr>
-              <w:t xml:space="preserve">☐ OK  ☐ Cambiar</w:t>
+              <w:t xml:space="preserve">☐ OK</w:t>
+            </w:r>
+          </w:p>
+          <w:p>
+            <w:pPr>
+              <w:keepNext/>
+              <w:spacing w:after="0"/>
+            </w:pPr>
+            <w:r>
+              <w:rPr>
+                <w:sz w:val="17"/>
+                <w:szCs w:val="17"/>
+              </w:rPr>
+              <w:t xml:space="preserve">☐ Cambiar</w:t>
             </w:r>
           </w:p>
         </w:tc>
@@ -30364,7 +32626,20 @@
                 <w:sz w:val="17"/>
                 <w:szCs w:val="17"/>
               </w:rPr>
-              <w:t xml:space="preserve">☐ OK  ☐ Cambiar</w:t>
+              <w:t xml:space="preserve">☐ OK</w:t>
+            </w:r>
+          </w:p>
+          <w:p>
+            <w:pPr>
+              <w:keepNext w:val="false"/>
+              <w:spacing w:after="0"/>
+            </w:pPr>
+            <w:r>
+              <w:rPr>
+                <w:sz w:val="17"/>
+                <w:szCs w:val="17"/>
+              </w:rPr>
+              <w:t xml:space="preserve">☐ Cambiar</w:t>
             </w:r>
           </w:p>
         </w:tc>
@@ -30703,7 +32978,20 @@
                 <w:sz w:val="17"/>
                 <w:szCs w:val="17"/>
               </w:rPr>
-              <w:t xml:space="preserve">☐ OK  ☐ Cambiar</w:t>
+              <w:t xml:space="preserve">☐ OK</w:t>
+            </w:r>
+          </w:p>
+          <w:p>
+            <w:pPr>
+              <w:keepNext/>
+              <w:spacing w:after="0"/>
+            </w:pPr>
+            <w:r>
+              <w:rPr>
+                <w:sz w:val="17"/>
+                <w:szCs w:val="17"/>
+              </w:rPr>
+              <w:t xml:space="preserve">☐ Cambiar</w:t>
             </w:r>
           </w:p>
         </w:tc>
@@ -30846,7 +33134,20 @@
                 <w:sz w:val="17"/>
                 <w:szCs w:val="17"/>
               </w:rPr>
-              <w:t xml:space="preserve">☐ OK  ☐ Cambiar</w:t>
+              <w:t xml:space="preserve">☐ OK</w:t>
+            </w:r>
+          </w:p>
+          <w:p>
+            <w:pPr>
+              <w:keepNext/>
+              <w:spacing w:after="0"/>
+            </w:pPr>
+            <w:r>
+              <w:rPr>
+                <w:sz w:val="17"/>
+                <w:szCs w:val="17"/>
+              </w:rPr>
+              <w:t xml:space="preserve">☐ Cambiar</w:t>
             </w:r>
           </w:p>
         </w:tc>
@@ -30994,7 +33295,20 @@
                 <w:sz w:val="17"/>
                 <w:szCs w:val="17"/>
               </w:rPr>
-              <w:t xml:space="preserve">☐ OK  ☐ Cambiar</w:t>
+              <w:t xml:space="preserve">☐ OK</w:t>
+            </w:r>
+          </w:p>
+          <w:p>
+            <w:pPr>
+              <w:keepNext/>
+              <w:spacing w:after="0"/>
+            </w:pPr>
+            <w:r>
+              <w:rPr>
+                <w:sz w:val="17"/>
+                <w:szCs w:val="17"/>
+              </w:rPr>
+              <w:t xml:space="preserve">☐ Cambiar</w:t>
             </w:r>
           </w:p>
         </w:tc>
@@ -31137,7 +33451,20 @@
                 <w:sz w:val="17"/>
                 <w:szCs w:val="17"/>
               </w:rPr>
-              <w:t xml:space="preserve">☐ OK  ☐ Cambiar</w:t>
+              <w:t xml:space="preserve">☐ OK</w:t>
+            </w:r>
+          </w:p>
+          <w:p>
+            <w:pPr>
+              <w:keepNext/>
+              <w:spacing w:after="0"/>
+            </w:pPr>
+            <w:r>
+              <w:rPr>
+                <w:sz w:val="17"/>
+                <w:szCs w:val="17"/>
+              </w:rPr>
+              <w:t xml:space="preserve">☐ Cambiar</w:t>
             </w:r>
           </w:p>
         </w:tc>
@@ -31285,7 +33612,20 @@
                 <w:sz w:val="17"/>
                 <w:szCs w:val="17"/>
               </w:rPr>
-              <w:t xml:space="preserve">☐ OK  ☐ Cambiar</w:t>
+              <w:t xml:space="preserve">☐ OK</w:t>
+            </w:r>
+          </w:p>
+          <w:p>
+            <w:pPr>
+              <w:keepNext/>
+              <w:spacing w:after="0"/>
+            </w:pPr>
+            <w:r>
+              <w:rPr>
+                <w:sz w:val="17"/>
+                <w:szCs w:val="17"/>
+              </w:rPr>
+              <w:t xml:space="preserve">☐ Cambiar</w:t>
             </w:r>
           </w:p>
         </w:tc>
@@ -31428,7 +33768,20 @@
                 <w:sz w:val="17"/>
                 <w:szCs w:val="17"/>
               </w:rPr>
-              <w:t xml:space="preserve">☐ OK  ☐ Cambiar</w:t>
+              <w:t xml:space="preserve">☐ OK</w:t>
+            </w:r>
+          </w:p>
+          <w:p>
+            <w:pPr>
+              <w:keepNext/>
+              <w:spacing w:after="0"/>
+            </w:pPr>
+            <w:r>
+              <w:rPr>
+                <w:sz w:val="17"/>
+                <w:szCs w:val="17"/>
+              </w:rPr>
+              <w:t xml:space="preserve">☐ Cambiar</w:t>
             </w:r>
           </w:p>
         </w:tc>
@@ -31576,7 +33929,20 @@
                 <w:sz w:val="17"/>
                 <w:szCs w:val="17"/>
               </w:rPr>
-              <w:t xml:space="preserve">☐ OK  ☐ Cambiar</w:t>
+              <w:t xml:space="preserve">☐ OK</w:t>
+            </w:r>
+          </w:p>
+          <w:p>
+            <w:pPr>
+              <w:keepNext w:val="false"/>
+              <w:spacing w:after="0"/>
+            </w:pPr>
+            <w:r>
+              <w:rPr>
+                <w:sz w:val="17"/>
+                <w:szCs w:val="17"/>
+              </w:rPr>
+              <w:t xml:space="preserve">☐ Cambiar</w:t>
             </w:r>
           </w:p>
         </w:tc>
@@ -31915,7 +34281,20 @@
                 <w:sz w:val="17"/>
                 <w:szCs w:val="17"/>
               </w:rPr>
-              <w:t xml:space="preserve">☐ OK  ☐ Cambiar</w:t>
+              <w:t xml:space="preserve">☐ OK</w:t>
+            </w:r>
+          </w:p>
+          <w:p>
+            <w:pPr>
+              <w:keepNext/>
+              <w:spacing w:after="0"/>
+            </w:pPr>
+            <w:r>
+              <w:rPr>
+                <w:sz w:val="17"/>
+                <w:szCs w:val="17"/>
+              </w:rPr>
+              <w:t xml:space="preserve">☐ Cambiar</w:t>
             </w:r>
           </w:p>
         </w:tc>
@@ -32058,7 +34437,20 @@
                 <w:sz w:val="17"/>
                 <w:szCs w:val="17"/>
               </w:rPr>
-              <w:t xml:space="preserve">☐ OK  ☐ Cambiar</w:t>
+              <w:t xml:space="preserve">☐ OK</w:t>
+            </w:r>
+          </w:p>
+          <w:p>
+            <w:pPr>
+              <w:keepNext/>
+              <w:spacing w:after="0"/>
+            </w:pPr>
+            <w:r>
+              <w:rPr>
+                <w:sz w:val="17"/>
+                <w:szCs w:val="17"/>
+              </w:rPr>
+              <w:t xml:space="preserve">☐ Cambiar</w:t>
             </w:r>
           </w:p>
         </w:tc>
@@ -32206,7 +34598,20 @@
                 <w:sz w:val="17"/>
                 <w:szCs w:val="17"/>
               </w:rPr>
-              <w:t xml:space="preserve">☐ OK  ☐ Cambiar</w:t>
+              <w:t xml:space="preserve">☐ OK</w:t>
+            </w:r>
+          </w:p>
+          <w:p>
+            <w:pPr>
+              <w:keepNext/>
+              <w:spacing w:after="0"/>
+            </w:pPr>
+            <w:r>
+              <w:rPr>
+                <w:sz w:val="17"/>
+                <w:szCs w:val="17"/>
+              </w:rPr>
+              <w:t xml:space="preserve">☐ Cambiar</w:t>
             </w:r>
           </w:p>
         </w:tc>
@@ -32349,7 +34754,20 @@
                 <w:sz w:val="17"/>
                 <w:szCs w:val="17"/>
               </w:rPr>
-              <w:t xml:space="preserve">☐ OK  ☐ Cambiar</w:t>
+              <w:t xml:space="preserve">☐ OK</w:t>
+            </w:r>
+          </w:p>
+          <w:p>
+            <w:pPr>
+              <w:keepNext/>
+              <w:spacing w:after="0"/>
+            </w:pPr>
+            <w:r>
+              <w:rPr>
+                <w:sz w:val="17"/>
+                <w:szCs w:val="17"/>
+              </w:rPr>
+              <w:t xml:space="preserve">☐ Cambiar</w:t>
             </w:r>
           </w:p>
         </w:tc>
@@ -32497,7 +34915,20 @@
                 <w:sz w:val="17"/>
                 <w:szCs w:val="17"/>
               </w:rPr>
-              <w:t xml:space="preserve">☐ OK  ☐ Cambiar</w:t>
+              <w:t xml:space="preserve">☐ OK</w:t>
+            </w:r>
+          </w:p>
+          <w:p>
+            <w:pPr>
+              <w:keepNext/>
+              <w:spacing w:after="0"/>
+            </w:pPr>
+            <w:r>
+              <w:rPr>
+                <w:sz w:val="17"/>
+                <w:szCs w:val="17"/>
+              </w:rPr>
+              <w:t xml:space="preserve">☐ Cambiar</w:t>
             </w:r>
           </w:p>
         </w:tc>
@@ -32640,7 +35071,20 @@
                 <w:sz w:val="17"/>
                 <w:szCs w:val="17"/>
               </w:rPr>
-              <w:t xml:space="preserve">☐ OK  ☐ Cambiar</w:t>
+              <w:t xml:space="preserve">☐ OK</w:t>
+            </w:r>
+          </w:p>
+          <w:p>
+            <w:pPr>
+              <w:keepNext/>
+              <w:spacing w:after="0"/>
+            </w:pPr>
+            <w:r>
+              <w:rPr>
+                <w:sz w:val="17"/>
+                <w:szCs w:val="17"/>
+              </w:rPr>
+              <w:t xml:space="preserve">☐ Cambiar</w:t>
             </w:r>
           </w:p>
         </w:tc>
@@ -32788,7 +35232,20 @@
                 <w:sz w:val="17"/>
                 <w:szCs w:val="17"/>
               </w:rPr>
-              <w:t xml:space="preserve">☐ OK  ☐ Cambiar</w:t>
+              <w:t xml:space="preserve">☐ OK</w:t>
+            </w:r>
+          </w:p>
+          <w:p>
+            <w:pPr>
+              <w:keepNext w:val="false"/>
+              <w:spacing w:after="0"/>
+            </w:pPr>
+            <w:r>
+              <w:rPr>
+                <w:sz w:val="17"/>
+                <w:szCs w:val="17"/>
+              </w:rPr>
+              <w:t xml:space="preserve">☐ Cambiar</w:t>
             </w:r>
           </w:p>
         </w:tc>
@@ -33127,7 +35584,20 @@
                 <w:sz w:val="17"/>
                 <w:szCs w:val="17"/>
               </w:rPr>
-              <w:t xml:space="preserve">☐ OK  ☐ Cambiar</w:t>
+              <w:t xml:space="preserve">☐ OK</w:t>
+            </w:r>
+          </w:p>
+          <w:p>
+            <w:pPr>
+              <w:keepNext/>
+              <w:spacing w:after="0"/>
+            </w:pPr>
+            <w:r>
+              <w:rPr>
+                <w:sz w:val="17"/>
+                <w:szCs w:val="17"/>
+              </w:rPr>
+              <w:t xml:space="preserve">☐ Cambiar</w:t>
             </w:r>
           </w:p>
         </w:tc>
@@ -33270,7 +35740,20 @@
                 <w:sz w:val="17"/>
                 <w:szCs w:val="17"/>
               </w:rPr>
-              <w:t xml:space="preserve">☐ OK  ☐ Cambiar</w:t>
+              <w:t xml:space="preserve">☐ OK</w:t>
+            </w:r>
+          </w:p>
+          <w:p>
+            <w:pPr>
+              <w:keepNext/>
+              <w:spacing w:after="0"/>
+            </w:pPr>
+            <w:r>
+              <w:rPr>
+                <w:sz w:val="17"/>
+                <w:szCs w:val="17"/>
+              </w:rPr>
+              <w:t xml:space="preserve">☐ Cambiar</w:t>
             </w:r>
           </w:p>
         </w:tc>
@@ -33418,7 +35901,20 @@
                 <w:sz w:val="17"/>
                 <w:szCs w:val="17"/>
               </w:rPr>
-              <w:t xml:space="preserve">☐ OK  ☐ Cambiar</w:t>
+              <w:t xml:space="preserve">☐ OK</w:t>
+            </w:r>
+          </w:p>
+          <w:p>
+            <w:pPr>
+              <w:keepNext/>
+              <w:spacing w:after="0"/>
+            </w:pPr>
+            <w:r>
+              <w:rPr>
+                <w:sz w:val="17"/>
+                <w:szCs w:val="17"/>
+              </w:rPr>
+              <w:t xml:space="preserve">☐ Cambiar</w:t>
             </w:r>
           </w:p>
         </w:tc>
@@ -33561,7 +36057,20 @@
                 <w:sz w:val="17"/>
                 <w:szCs w:val="17"/>
               </w:rPr>
-              <w:t xml:space="preserve">☐ OK  ☐ Cambiar</w:t>
+              <w:t xml:space="preserve">☐ OK</w:t>
+            </w:r>
+          </w:p>
+          <w:p>
+            <w:pPr>
+              <w:keepNext/>
+              <w:spacing w:after="0"/>
+            </w:pPr>
+            <w:r>
+              <w:rPr>
+                <w:sz w:val="17"/>
+                <w:szCs w:val="17"/>
+              </w:rPr>
+              <w:t xml:space="preserve">☐ Cambiar</w:t>
             </w:r>
           </w:p>
         </w:tc>
@@ -33709,7 +36218,20 @@
                 <w:sz w:val="17"/>
                 <w:szCs w:val="17"/>
               </w:rPr>
-              <w:t xml:space="preserve">☐ OK  ☐ Cambiar</w:t>
+              <w:t xml:space="preserve">☐ OK</w:t>
+            </w:r>
+          </w:p>
+          <w:p>
+            <w:pPr>
+              <w:keepNext/>
+              <w:spacing w:after="0"/>
+            </w:pPr>
+            <w:r>
+              <w:rPr>
+                <w:sz w:val="17"/>
+                <w:szCs w:val="17"/>
+              </w:rPr>
+              <w:t xml:space="preserve">☐ Cambiar</w:t>
             </w:r>
           </w:p>
         </w:tc>
@@ -33852,7 +36374,20 @@
                 <w:sz w:val="17"/>
                 <w:szCs w:val="17"/>
               </w:rPr>
-              <w:t xml:space="preserve">☐ OK  ☐ Cambiar</w:t>
+              <w:t xml:space="preserve">☐ OK</w:t>
+            </w:r>
+          </w:p>
+          <w:p>
+            <w:pPr>
+              <w:keepNext/>
+              <w:spacing w:after="0"/>
+            </w:pPr>
+            <w:r>
+              <w:rPr>
+                <w:sz w:val="17"/>
+                <w:szCs w:val="17"/>
+              </w:rPr>
+              <w:t xml:space="preserve">☐ Cambiar</w:t>
             </w:r>
           </w:p>
         </w:tc>
@@ -34000,7 +36535,20 @@
                 <w:sz w:val="17"/>
                 <w:szCs w:val="17"/>
               </w:rPr>
-              <w:t xml:space="preserve">☐ OK  ☐ Cambiar</w:t>
+              <w:t xml:space="preserve">☐ OK</w:t>
+            </w:r>
+          </w:p>
+          <w:p>
+            <w:pPr>
+              <w:keepNext w:val="false"/>
+              <w:spacing w:after="0"/>
+            </w:pPr>
+            <w:r>
+              <w:rPr>
+                <w:sz w:val="17"/>
+                <w:szCs w:val="17"/>
+              </w:rPr>
+              <w:t xml:space="preserve">☐ Cambiar</w:t>
             </w:r>
           </w:p>
         </w:tc>
@@ -34339,7 +36887,20 @@
                 <w:sz w:val="17"/>
                 <w:szCs w:val="17"/>
               </w:rPr>
-              <w:t xml:space="preserve">☐ OK  ☐ Cambiar</w:t>
+              <w:t xml:space="preserve">☐ OK</w:t>
+            </w:r>
+          </w:p>
+          <w:p>
+            <w:pPr>
+              <w:keepNext/>
+              <w:spacing w:after="0"/>
+            </w:pPr>
+            <w:r>
+              <w:rPr>
+                <w:sz w:val="17"/>
+                <w:szCs w:val="17"/>
+              </w:rPr>
+              <w:t xml:space="preserve">☐ Cambiar</w:t>
             </w:r>
           </w:p>
         </w:tc>
@@ -34482,7 +37043,20 @@
                 <w:sz w:val="17"/>
                 <w:szCs w:val="17"/>
               </w:rPr>
-              <w:t xml:space="preserve">☐ OK  ☐ Cambiar</w:t>
+              <w:t xml:space="preserve">☐ OK</w:t>
+            </w:r>
+          </w:p>
+          <w:p>
+            <w:pPr>
+              <w:keepNext/>
+              <w:spacing w:after="0"/>
+            </w:pPr>
+            <w:r>
+              <w:rPr>
+                <w:sz w:val="17"/>
+                <w:szCs w:val="17"/>
+              </w:rPr>
+              <w:t xml:space="preserve">☐ Cambiar</w:t>
             </w:r>
           </w:p>
         </w:tc>
@@ -34630,7 +37204,20 @@
                 <w:sz w:val="17"/>
                 <w:szCs w:val="17"/>
               </w:rPr>
-              <w:t xml:space="preserve">☐ OK  ☐ Cambiar</w:t>
+              <w:t xml:space="preserve">☐ OK</w:t>
+            </w:r>
+          </w:p>
+          <w:p>
+            <w:pPr>
+              <w:keepNext/>
+              <w:spacing w:after="0"/>
+            </w:pPr>
+            <w:r>
+              <w:rPr>
+                <w:sz w:val="17"/>
+                <w:szCs w:val="17"/>
+              </w:rPr>
+              <w:t xml:space="preserve">☐ Cambiar</w:t>
             </w:r>
           </w:p>
         </w:tc>
@@ -34773,7 +37360,20 @@
                 <w:sz w:val="17"/>
                 <w:szCs w:val="17"/>
               </w:rPr>
-              <w:t xml:space="preserve">☐ OK  ☐ Cambiar</w:t>
+              <w:t xml:space="preserve">☐ OK</w:t>
+            </w:r>
+          </w:p>
+          <w:p>
+            <w:pPr>
+              <w:keepNext/>
+              <w:spacing w:after="0"/>
+            </w:pPr>
+            <w:r>
+              <w:rPr>
+                <w:sz w:val="17"/>
+                <w:szCs w:val="17"/>
+              </w:rPr>
+              <w:t xml:space="preserve">☐ Cambiar</w:t>
             </w:r>
           </w:p>
         </w:tc>
@@ -34921,7 +37521,20 @@
                 <w:sz w:val="17"/>
                 <w:szCs w:val="17"/>
               </w:rPr>
-              <w:t xml:space="preserve">☐ OK  ☐ Cambiar</w:t>
+              <w:t xml:space="preserve">☐ OK</w:t>
+            </w:r>
+          </w:p>
+          <w:p>
+            <w:pPr>
+              <w:keepNext/>
+              <w:spacing w:after="0"/>
+            </w:pPr>
+            <w:r>
+              <w:rPr>
+                <w:sz w:val="17"/>
+                <w:szCs w:val="17"/>
+              </w:rPr>
+              <w:t xml:space="preserve">☐ Cambiar</w:t>
             </w:r>
           </w:p>
         </w:tc>
@@ -35064,7 +37677,20 @@
                 <w:sz w:val="17"/>
                 <w:szCs w:val="17"/>
               </w:rPr>
-              <w:t xml:space="preserve">☐ OK  ☐ Cambiar</w:t>
+              <w:t xml:space="preserve">☐ OK</w:t>
+            </w:r>
+          </w:p>
+          <w:p>
+            <w:pPr>
+              <w:keepNext/>
+              <w:spacing w:after="0"/>
+            </w:pPr>
+            <w:r>
+              <w:rPr>
+                <w:sz w:val="17"/>
+                <w:szCs w:val="17"/>
+              </w:rPr>
+              <w:t xml:space="preserve">☐ Cambiar</w:t>
             </w:r>
           </w:p>
         </w:tc>
@@ -35212,7 +37838,20 @@
                 <w:sz w:val="17"/>
                 <w:szCs w:val="17"/>
               </w:rPr>
-              <w:t xml:space="preserve">☐ OK  ☐ Cambiar</w:t>
+              <w:t xml:space="preserve">☐ OK</w:t>
+            </w:r>
+          </w:p>
+          <w:p>
+            <w:pPr>
+              <w:keepNext w:val="false"/>
+              <w:spacing w:after="0"/>
+            </w:pPr>
+            <w:r>
+              <w:rPr>
+                <w:sz w:val="17"/>
+                <w:szCs w:val="17"/>
+              </w:rPr>
+              <w:t xml:space="preserve">☐ Cambiar</w:t>
             </w:r>
           </w:p>
         </w:tc>
@@ -35551,7 +38190,20 @@
                 <w:sz w:val="17"/>
                 <w:szCs w:val="17"/>
               </w:rPr>
-              <w:t xml:space="preserve">☐ OK  ☐ Cambiar</w:t>
+              <w:t xml:space="preserve">☐ OK</w:t>
+            </w:r>
+          </w:p>
+          <w:p>
+            <w:pPr>
+              <w:keepNext/>
+              <w:spacing w:after="0"/>
+            </w:pPr>
+            <w:r>
+              <w:rPr>
+                <w:sz w:val="17"/>
+                <w:szCs w:val="17"/>
+              </w:rPr>
+              <w:t xml:space="preserve">☐ Cambiar</w:t>
             </w:r>
           </w:p>
         </w:tc>
@@ -35694,7 +38346,20 @@
                 <w:sz w:val="17"/>
                 <w:szCs w:val="17"/>
               </w:rPr>
-              <w:t xml:space="preserve">☐ OK  ☐ Cambiar</w:t>
+              <w:t xml:space="preserve">☐ OK</w:t>
+            </w:r>
+          </w:p>
+          <w:p>
+            <w:pPr>
+              <w:keepNext/>
+              <w:spacing w:after="0"/>
+            </w:pPr>
+            <w:r>
+              <w:rPr>
+                <w:sz w:val="17"/>
+                <w:szCs w:val="17"/>
+              </w:rPr>
+              <w:t xml:space="preserve">☐ Cambiar</w:t>
             </w:r>
           </w:p>
         </w:tc>
@@ -35842,7 +38507,20 @@
                 <w:sz w:val="17"/>
                 <w:szCs w:val="17"/>
               </w:rPr>
-              <w:t xml:space="preserve">☐ OK  ☐ Cambiar</w:t>
+              <w:t xml:space="preserve">☐ OK</w:t>
+            </w:r>
+          </w:p>
+          <w:p>
+            <w:pPr>
+              <w:keepNext/>
+              <w:spacing w:after="0"/>
+            </w:pPr>
+            <w:r>
+              <w:rPr>
+                <w:sz w:val="17"/>
+                <w:szCs w:val="17"/>
+              </w:rPr>
+              <w:t xml:space="preserve">☐ Cambiar</w:t>
             </w:r>
           </w:p>
         </w:tc>
@@ -35985,7 +38663,20 @@
                 <w:sz w:val="17"/>
                 <w:szCs w:val="17"/>
               </w:rPr>
-              <w:t xml:space="preserve">☐ OK  ☐ Cambiar</w:t>
+              <w:t xml:space="preserve">☐ OK</w:t>
+            </w:r>
+          </w:p>
+          <w:p>
+            <w:pPr>
+              <w:keepNext/>
+              <w:spacing w:after="0"/>
+            </w:pPr>
+            <w:r>
+              <w:rPr>
+                <w:sz w:val="17"/>
+                <w:szCs w:val="17"/>
+              </w:rPr>
+              <w:t xml:space="preserve">☐ Cambiar</w:t>
             </w:r>
           </w:p>
         </w:tc>
@@ -36133,7 +38824,20 @@
                 <w:sz w:val="17"/>
                 <w:szCs w:val="17"/>
               </w:rPr>
-              <w:t xml:space="preserve">☐ OK  ☐ Cambiar</w:t>
+              <w:t xml:space="preserve">☐ OK</w:t>
+            </w:r>
+          </w:p>
+          <w:p>
+            <w:pPr>
+              <w:keepNext/>
+              <w:spacing w:after="0"/>
+            </w:pPr>
+            <w:r>
+              <w:rPr>
+                <w:sz w:val="17"/>
+                <w:szCs w:val="17"/>
+              </w:rPr>
+              <w:t xml:space="preserve">☐ Cambiar</w:t>
             </w:r>
           </w:p>
         </w:tc>
@@ -36276,7 +38980,20 @@
                 <w:sz w:val="17"/>
                 <w:szCs w:val="17"/>
               </w:rPr>
-              <w:t xml:space="preserve">☐ OK  ☐ Cambiar</w:t>
+              <w:t xml:space="preserve">☐ OK</w:t>
+            </w:r>
+          </w:p>
+          <w:p>
+            <w:pPr>
+              <w:keepNext/>
+              <w:spacing w:after="0"/>
+            </w:pPr>
+            <w:r>
+              <w:rPr>
+                <w:sz w:val="17"/>
+                <w:szCs w:val="17"/>
+              </w:rPr>
+              <w:t xml:space="preserve">☐ Cambiar</w:t>
             </w:r>
           </w:p>
         </w:tc>
@@ -36424,7 +39141,20 @@
                 <w:sz w:val="17"/>
                 <w:szCs w:val="17"/>
               </w:rPr>
-              <w:t xml:space="preserve">☐ OK  ☐ Cambiar</w:t>
+              <w:t xml:space="preserve">☐ OK</w:t>
+            </w:r>
+          </w:p>
+          <w:p>
+            <w:pPr>
+              <w:keepNext w:val="false"/>
+              <w:spacing w:after="0"/>
+            </w:pPr>
+            <w:r>
+              <w:rPr>
+                <w:sz w:val="17"/>
+                <w:szCs w:val="17"/>
+              </w:rPr>
+              <w:t xml:space="preserve">☐ Cambiar</w:t>
             </w:r>
           </w:p>
         </w:tc>
@@ -36763,7 +39493,20 @@
                 <w:sz w:val="17"/>
                 <w:szCs w:val="17"/>
               </w:rPr>
-              <w:t xml:space="preserve">☐ OK  ☐ Cambiar</w:t>
+              <w:t xml:space="preserve">☐ OK</w:t>
+            </w:r>
+          </w:p>
+          <w:p>
+            <w:pPr>
+              <w:keepNext/>
+              <w:spacing w:after="0"/>
+            </w:pPr>
+            <w:r>
+              <w:rPr>
+                <w:sz w:val="17"/>
+                <w:szCs w:val="17"/>
+              </w:rPr>
+              <w:t xml:space="preserve">☐ Cambiar</w:t>
             </w:r>
           </w:p>
         </w:tc>
@@ -36906,7 +39649,20 @@
                 <w:sz w:val="17"/>
                 <w:szCs w:val="17"/>
               </w:rPr>
-              <w:t xml:space="preserve">☐ OK  ☐ Cambiar</w:t>
+              <w:t xml:space="preserve">☐ OK</w:t>
+            </w:r>
+          </w:p>
+          <w:p>
+            <w:pPr>
+              <w:keepNext/>
+              <w:spacing w:after="0"/>
+            </w:pPr>
+            <w:r>
+              <w:rPr>
+                <w:sz w:val="17"/>
+                <w:szCs w:val="17"/>
+              </w:rPr>
+              <w:t xml:space="preserve">☐ Cambiar</w:t>
             </w:r>
           </w:p>
         </w:tc>
@@ -37054,7 +39810,20 @@
                 <w:sz w:val="17"/>
                 <w:szCs w:val="17"/>
               </w:rPr>
-              <w:t xml:space="preserve">☐ OK  ☐ Cambiar</w:t>
+              <w:t xml:space="preserve">☐ OK</w:t>
+            </w:r>
+          </w:p>
+          <w:p>
+            <w:pPr>
+              <w:keepNext/>
+              <w:spacing w:after="0"/>
+            </w:pPr>
+            <w:r>
+              <w:rPr>
+                <w:sz w:val="17"/>
+                <w:szCs w:val="17"/>
+              </w:rPr>
+              <w:t xml:space="preserve">☐ Cambiar</w:t>
             </w:r>
           </w:p>
         </w:tc>
@@ -37197,7 +39966,20 @@
                 <w:sz w:val="17"/>
                 <w:szCs w:val="17"/>
               </w:rPr>
-              <w:t xml:space="preserve">☐ OK  ☐ Cambiar</w:t>
+              <w:t xml:space="preserve">☐ OK</w:t>
+            </w:r>
+          </w:p>
+          <w:p>
+            <w:pPr>
+              <w:keepNext/>
+              <w:spacing w:after="0"/>
+            </w:pPr>
+            <w:r>
+              <w:rPr>
+                <w:sz w:val="17"/>
+                <w:szCs w:val="17"/>
+              </w:rPr>
+              <w:t xml:space="preserve">☐ Cambiar</w:t>
             </w:r>
           </w:p>
         </w:tc>
@@ -37345,7 +40127,20 @@
                 <w:sz w:val="17"/>
                 <w:szCs w:val="17"/>
               </w:rPr>
-              <w:t xml:space="preserve">☐ OK  ☐ Cambiar</w:t>
+              <w:t xml:space="preserve">☐ OK</w:t>
+            </w:r>
+          </w:p>
+          <w:p>
+            <w:pPr>
+              <w:keepNext/>
+              <w:spacing w:after="0"/>
+            </w:pPr>
+            <w:r>
+              <w:rPr>
+                <w:sz w:val="17"/>
+                <w:szCs w:val="17"/>
+              </w:rPr>
+              <w:t xml:space="preserve">☐ Cambiar</w:t>
             </w:r>
           </w:p>
         </w:tc>
@@ -37488,7 +40283,20 @@
                 <w:sz w:val="17"/>
                 <w:szCs w:val="17"/>
               </w:rPr>
-              <w:t xml:space="preserve">☐ OK  ☐ Cambiar</w:t>
+              <w:t xml:space="preserve">☐ OK</w:t>
+            </w:r>
+          </w:p>
+          <w:p>
+            <w:pPr>
+              <w:keepNext/>
+              <w:spacing w:after="0"/>
+            </w:pPr>
+            <w:r>
+              <w:rPr>
+                <w:sz w:val="17"/>
+                <w:szCs w:val="17"/>
+              </w:rPr>
+              <w:t xml:space="preserve">☐ Cambiar</w:t>
             </w:r>
           </w:p>
         </w:tc>
@@ -37636,7 +40444,20 @@
                 <w:sz w:val="17"/>
                 <w:szCs w:val="17"/>
               </w:rPr>
-              <w:t xml:space="preserve">☐ OK  ☐ Cambiar</w:t>
+              <w:t xml:space="preserve">☐ OK</w:t>
+            </w:r>
+          </w:p>
+          <w:p>
+            <w:pPr>
+              <w:keepNext w:val="false"/>
+              <w:spacing w:after="0"/>
+            </w:pPr>
+            <w:r>
+              <w:rPr>
+                <w:sz w:val="17"/>
+                <w:szCs w:val="17"/>
+              </w:rPr>
+              <w:t xml:space="preserve">☐ Cambiar</w:t>
             </w:r>
           </w:p>
         </w:tc>
@@ -37975,7 +40796,20 @@
                 <w:sz w:val="17"/>
                 <w:szCs w:val="17"/>
               </w:rPr>
-              <w:t xml:space="preserve">☐ OK  ☐ Cambiar</w:t>
+              <w:t xml:space="preserve">☐ OK</w:t>
+            </w:r>
+          </w:p>
+          <w:p>
+            <w:pPr>
+              <w:keepNext/>
+              <w:spacing w:after="0"/>
+            </w:pPr>
+            <w:r>
+              <w:rPr>
+                <w:sz w:val="17"/>
+                <w:szCs w:val="17"/>
+              </w:rPr>
+              <w:t xml:space="preserve">☐ Cambiar</w:t>
             </w:r>
           </w:p>
         </w:tc>
@@ -38118,7 +40952,20 @@
                 <w:sz w:val="17"/>
                 <w:szCs w:val="17"/>
               </w:rPr>
-              <w:t xml:space="preserve">☐ OK  ☐ Cambiar</w:t>
+              <w:t xml:space="preserve">☐ OK</w:t>
+            </w:r>
+          </w:p>
+          <w:p>
+            <w:pPr>
+              <w:keepNext/>
+              <w:spacing w:after="0"/>
+            </w:pPr>
+            <w:r>
+              <w:rPr>
+                <w:sz w:val="17"/>
+                <w:szCs w:val="17"/>
+              </w:rPr>
+              <w:t xml:space="preserve">☐ Cambiar</w:t>
             </w:r>
           </w:p>
         </w:tc>
@@ -38266,7 +41113,20 @@
                 <w:sz w:val="17"/>
                 <w:szCs w:val="17"/>
               </w:rPr>
-              <w:t xml:space="preserve">☐ OK  ☐ Cambiar</w:t>
+              <w:t xml:space="preserve">☐ OK</w:t>
+            </w:r>
+          </w:p>
+          <w:p>
+            <w:pPr>
+              <w:keepNext/>
+              <w:spacing w:after="0"/>
+            </w:pPr>
+            <w:r>
+              <w:rPr>
+                <w:sz w:val="17"/>
+                <w:szCs w:val="17"/>
+              </w:rPr>
+              <w:t xml:space="preserve">☐ Cambiar</w:t>
             </w:r>
           </w:p>
         </w:tc>
@@ -38409,7 +41269,20 @@
                 <w:sz w:val="17"/>
                 <w:szCs w:val="17"/>
               </w:rPr>
-              <w:t xml:space="preserve">☐ OK  ☐ Cambiar</w:t>
+              <w:t xml:space="preserve">☐ OK</w:t>
+            </w:r>
+          </w:p>
+          <w:p>
+            <w:pPr>
+              <w:keepNext/>
+              <w:spacing w:after="0"/>
+            </w:pPr>
+            <w:r>
+              <w:rPr>
+                <w:sz w:val="17"/>
+                <w:szCs w:val="17"/>
+              </w:rPr>
+              <w:t xml:space="preserve">☐ Cambiar</w:t>
             </w:r>
           </w:p>
         </w:tc>
@@ -38557,7 +41430,20 @@
                 <w:sz w:val="17"/>
                 <w:szCs w:val="17"/>
               </w:rPr>
-              <w:t xml:space="preserve">☐ OK  ☐ Cambiar</w:t>
+              <w:t xml:space="preserve">☐ OK</w:t>
+            </w:r>
+          </w:p>
+          <w:p>
+            <w:pPr>
+              <w:keepNext/>
+              <w:spacing w:after="0"/>
+            </w:pPr>
+            <w:r>
+              <w:rPr>
+                <w:sz w:val="17"/>
+                <w:szCs w:val="17"/>
+              </w:rPr>
+              <w:t xml:space="preserve">☐ Cambiar</w:t>
             </w:r>
           </w:p>
         </w:tc>
@@ -38700,7 +41586,20 @@
                 <w:sz w:val="17"/>
                 <w:szCs w:val="17"/>
               </w:rPr>
-              <w:t xml:space="preserve">☐ OK  ☐ Cambiar</w:t>
+              <w:t xml:space="preserve">☐ OK</w:t>
+            </w:r>
+          </w:p>
+          <w:p>
+            <w:pPr>
+              <w:keepNext/>
+              <w:spacing w:after="0"/>
+            </w:pPr>
+            <w:r>
+              <w:rPr>
+                <w:sz w:val="17"/>
+                <w:szCs w:val="17"/>
+              </w:rPr>
+              <w:t xml:space="preserve">☐ Cambiar</w:t>
             </w:r>
           </w:p>
         </w:tc>
@@ -38848,7 +41747,20 @@
                 <w:sz w:val="17"/>
                 <w:szCs w:val="17"/>
               </w:rPr>
-              <w:t xml:space="preserve">☐ OK  ☐ Cambiar</w:t>
+              <w:t xml:space="preserve">☐ OK</w:t>
+            </w:r>
+          </w:p>
+          <w:p>
+            <w:pPr>
+              <w:keepNext w:val="false"/>
+              <w:spacing w:after="0"/>
+            </w:pPr>
+            <w:r>
+              <w:rPr>
+                <w:sz w:val="17"/>
+                <w:szCs w:val="17"/>
+              </w:rPr>
+              <w:t xml:space="preserve">☐ Cambiar</w:t>
             </w:r>
           </w:p>
         </w:tc>
@@ -39187,7 +42099,20 @@
                 <w:sz w:val="17"/>
                 <w:szCs w:val="17"/>
               </w:rPr>
-              <w:t xml:space="preserve">☐ OK  ☐ Cambiar</w:t>
+              <w:t xml:space="preserve">☐ OK</w:t>
+            </w:r>
+          </w:p>
+          <w:p>
+            <w:pPr>
+              <w:keepNext/>
+              <w:spacing w:after="0"/>
+            </w:pPr>
+            <w:r>
+              <w:rPr>
+                <w:sz w:val="17"/>
+                <w:szCs w:val="17"/>
+              </w:rPr>
+              <w:t xml:space="preserve">☐ Cambiar</w:t>
             </w:r>
           </w:p>
         </w:tc>
@@ -39330,7 +42255,20 @@
                 <w:sz w:val="17"/>
                 <w:szCs w:val="17"/>
               </w:rPr>
-              <w:t xml:space="preserve">☐ OK  ☐ Cambiar</w:t>
+              <w:t xml:space="preserve">☐ OK</w:t>
+            </w:r>
+          </w:p>
+          <w:p>
+            <w:pPr>
+              <w:keepNext/>
+              <w:spacing w:after="0"/>
+            </w:pPr>
+            <w:r>
+              <w:rPr>
+                <w:sz w:val="17"/>
+                <w:szCs w:val="17"/>
+              </w:rPr>
+              <w:t xml:space="preserve">☐ Cambiar</w:t>
             </w:r>
           </w:p>
         </w:tc>
@@ -39478,7 +42416,20 @@
                 <w:sz w:val="17"/>
                 <w:szCs w:val="17"/>
               </w:rPr>
-              <w:t xml:space="preserve">☐ OK  ☐ Cambiar</w:t>
+              <w:t xml:space="preserve">☐ OK</w:t>
+            </w:r>
+          </w:p>
+          <w:p>
+            <w:pPr>
+              <w:keepNext/>
+              <w:spacing w:after="0"/>
+            </w:pPr>
+            <w:r>
+              <w:rPr>
+                <w:sz w:val="17"/>
+                <w:szCs w:val="17"/>
+              </w:rPr>
+              <w:t xml:space="preserve">☐ Cambiar</w:t>
             </w:r>
           </w:p>
         </w:tc>
@@ -39621,7 +42572,20 @@
                 <w:sz w:val="17"/>
                 <w:szCs w:val="17"/>
               </w:rPr>
-              <w:t xml:space="preserve">☐ OK  ☐ Cambiar</w:t>
+              <w:t xml:space="preserve">☐ OK</w:t>
+            </w:r>
+          </w:p>
+          <w:p>
+            <w:pPr>
+              <w:keepNext/>
+              <w:spacing w:after="0"/>
+            </w:pPr>
+            <w:r>
+              <w:rPr>
+                <w:sz w:val="17"/>
+                <w:szCs w:val="17"/>
+              </w:rPr>
+              <w:t xml:space="preserve">☐ Cambiar</w:t>
             </w:r>
           </w:p>
         </w:tc>
@@ -39769,7 +42733,20 @@
                 <w:sz w:val="17"/>
                 <w:szCs w:val="17"/>
               </w:rPr>
-              <w:t xml:space="preserve">☐ OK  ☐ Cambiar</w:t>
+              <w:t xml:space="preserve">☐ OK</w:t>
+            </w:r>
+          </w:p>
+          <w:p>
+            <w:pPr>
+              <w:keepNext/>
+              <w:spacing w:after="0"/>
+            </w:pPr>
+            <w:r>
+              <w:rPr>
+                <w:sz w:val="17"/>
+                <w:szCs w:val="17"/>
+              </w:rPr>
+              <w:t xml:space="preserve">☐ Cambiar</w:t>
             </w:r>
           </w:p>
         </w:tc>
@@ -39912,7 +42889,20 @@
                 <w:sz w:val="17"/>
                 <w:szCs w:val="17"/>
               </w:rPr>
-              <w:t xml:space="preserve">☐ OK  ☐ Cambiar</w:t>
+              <w:t xml:space="preserve">☐ OK</w:t>
+            </w:r>
+          </w:p>
+          <w:p>
+            <w:pPr>
+              <w:keepNext/>
+              <w:spacing w:after="0"/>
+            </w:pPr>
+            <w:r>
+              <w:rPr>
+                <w:sz w:val="17"/>
+                <w:szCs w:val="17"/>
+              </w:rPr>
+              <w:t xml:space="preserve">☐ Cambiar</w:t>
             </w:r>
           </w:p>
         </w:tc>
@@ -40060,7 +43050,20 @@
                 <w:sz w:val="17"/>
                 <w:szCs w:val="17"/>
               </w:rPr>
-              <w:t xml:space="preserve">☐ OK  ☐ Cambiar</w:t>
+              <w:t xml:space="preserve">☐ OK</w:t>
+            </w:r>
+          </w:p>
+          <w:p>
+            <w:pPr>
+              <w:keepNext w:val="false"/>
+              <w:spacing w:after="0"/>
+            </w:pPr>
+            <w:r>
+              <w:rPr>
+                <w:sz w:val="17"/>
+                <w:szCs w:val="17"/>
+              </w:rPr>
+              <w:t xml:space="preserve">☐ Cambiar</w:t>
             </w:r>
           </w:p>
         </w:tc>
@@ -40399,7 +43402,20 @@
                 <w:sz w:val="17"/>
                 <w:szCs w:val="17"/>
               </w:rPr>
-              <w:t xml:space="preserve">☐ OK  ☐ Cambiar</w:t>
+              <w:t xml:space="preserve">☐ OK</w:t>
+            </w:r>
+          </w:p>
+          <w:p>
+            <w:pPr>
+              <w:keepNext/>
+              <w:spacing w:after="0"/>
+            </w:pPr>
+            <w:r>
+              <w:rPr>
+                <w:sz w:val="17"/>
+                <w:szCs w:val="17"/>
+              </w:rPr>
+              <w:t xml:space="preserve">☐ Cambiar</w:t>
             </w:r>
           </w:p>
         </w:tc>
@@ -40542,7 +43558,20 @@
                 <w:sz w:val="17"/>
                 <w:szCs w:val="17"/>
               </w:rPr>
-              <w:t xml:space="preserve">☐ OK  ☐ Cambiar</w:t>
+              <w:t xml:space="preserve">☐ OK</w:t>
+            </w:r>
+          </w:p>
+          <w:p>
+            <w:pPr>
+              <w:keepNext/>
+              <w:spacing w:after="0"/>
+            </w:pPr>
+            <w:r>
+              <w:rPr>
+                <w:sz w:val="17"/>
+                <w:szCs w:val="17"/>
+              </w:rPr>
+              <w:t xml:space="preserve">☐ Cambiar</w:t>
             </w:r>
           </w:p>
         </w:tc>
@@ -40690,7 +43719,20 @@
                 <w:sz w:val="17"/>
                 <w:szCs w:val="17"/>
               </w:rPr>
-              <w:t xml:space="preserve">☐ OK  ☐ Cambiar</w:t>
+              <w:t xml:space="preserve">☐ OK</w:t>
+            </w:r>
+          </w:p>
+          <w:p>
+            <w:pPr>
+              <w:keepNext/>
+              <w:spacing w:after="0"/>
+            </w:pPr>
+            <w:r>
+              <w:rPr>
+                <w:sz w:val="17"/>
+                <w:szCs w:val="17"/>
+              </w:rPr>
+              <w:t xml:space="preserve">☐ Cambiar</w:t>
             </w:r>
           </w:p>
         </w:tc>
@@ -40833,7 +43875,20 @@
                 <w:sz w:val="17"/>
                 <w:szCs w:val="17"/>
               </w:rPr>
-              <w:t xml:space="preserve">☐ OK  ☐ Cambiar</w:t>
+              <w:t xml:space="preserve">☐ OK</w:t>
+            </w:r>
+          </w:p>
+          <w:p>
+            <w:pPr>
+              <w:keepNext/>
+              <w:spacing w:after="0"/>
+            </w:pPr>
+            <w:r>
+              <w:rPr>
+                <w:sz w:val="17"/>
+                <w:szCs w:val="17"/>
+              </w:rPr>
+              <w:t xml:space="preserve">☐ Cambiar</w:t>
             </w:r>
           </w:p>
         </w:tc>
@@ -40981,7 +44036,20 @@
                 <w:sz w:val="17"/>
                 <w:szCs w:val="17"/>
               </w:rPr>
-              <w:t xml:space="preserve">☐ OK  ☐ Cambiar</w:t>
+              <w:t xml:space="preserve">☐ OK</w:t>
+            </w:r>
+          </w:p>
+          <w:p>
+            <w:pPr>
+              <w:keepNext/>
+              <w:spacing w:after="0"/>
+            </w:pPr>
+            <w:r>
+              <w:rPr>
+                <w:sz w:val="17"/>
+                <w:szCs w:val="17"/>
+              </w:rPr>
+              <w:t xml:space="preserve">☐ Cambiar</w:t>
             </w:r>
           </w:p>
         </w:tc>
@@ -41124,7 +44192,20 @@
                 <w:sz w:val="17"/>
                 <w:szCs w:val="17"/>
               </w:rPr>
-              <w:t xml:space="preserve">☐ OK  ☐ Cambiar</w:t>
+              <w:t xml:space="preserve">☐ OK</w:t>
+            </w:r>
+          </w:p>
+          <w:p>
+            <w:pPr>
+              <w:keepNext/>
+              <w:spacing w:after="0"/>
+            </w:pPr>
+            <w:r>
+              <w:rPr>
+                <w:sz w:val="17"/>
+                <w:szCs w:val="17"/>
+              </w:rPr>
+              <w:t xml:space="preserve">☐ Cambiar</w:t>
             </w:r>
           </w:p>
         </w:tc>
@@ -41272,7 +44353,20 @@
                 <w:sz w:val="17"/>
                 <w:szCs w:val="17"/>
               </w:rPr>
-              <w:t xml:space="preserve">☐ OK  ☐ Cambiar</w:t>
+              <w:t xml:space="preserve">☐ OK</w:t>
+            </w:r>
+          </w:p>
+          <w:p>
+            <w:pPr>
+              <w:keepNext w:val="false"/>
+              <w:spacing w:after="0"/>
+            </w:pPr>
+            <w:r>
+              <w:rPr>
+                <w:sz w:val="17"/>
+                <w:szCs w:val="17"/>
+              </w:rPr>
+              <w:t xml:space="preserve">☐ Cambiar</w:t>
             </w:r>
           </w:p>
         </w:tc>
@@ -41611,7 +44705,20 @@
                 <w:sz w:val="17"/>
                 <w:szCs w:val="17"/>
               </w:rPr>
-              <w:t xml:space="preserve">☐ OK  ☐ Cambiar</w:t>
+              <w:t xml:space="preserve">☐ OK</w:t>
+            </w:r>
+          </w:p>
+          <w:p>
+            <w:pPr>
+              <w:keepNext/>
+              <w:spacing w:after="0"/>
+            </w:pPr>
+            <w:r>
+              <w:rPr>
+                <w:sz w:val="17"/>
+                <w:szCs w:val="17"/>
+              </w:rPr>
+              <w:t xml:space="preserve">☐ Cambiar</w:t>
             </w:r>
           </w:p>
         </w:tc>
@@ -41754,7 +44861,20 @@
                 <w:sz w:val="17"/>
                 <w:szCs w:val="17"/>
               </w:rPr>
-              <w:t xml:space="preserve">☐ OK  ☐ Cambiar</w:t>
+              <w:t xml:space="preserve">☐ OK</w:t>
+            </w:r>
+          </w:p>
+          <w:p>
+            <w:pPr>
+              <w:keepNext/>
+              <w:spacing w:after="0"/>
+            </w:pPr>
+            <w:r>
+              <w:rPr>
+                <w:sz w:val="17"/>
+                <w:szCs w:val="17"/>
+              </w:rPr>
+              <w:t xml:space="preserve">☐ Cambiar</w:t>
             </w:r>
           </w:p>
         </w:tc>
@@ -41902,7 +45022,20 @@
                 <w:sz w:val="17"/>
                 <w:szCs w:val="17"/>
               </w:rPr>
-              <w:t xml:space="preserve">☐ OK  ☐ Cambiar</w:t>
+              <w:t xml:space="preserve">☐ OK</w:t>
+            </w:r>
+          </w:p>
+          <w:p>
+            <w:pPr>
+              <w:keepNext/>
+              <w:spacing w:after="0"/>
+            </w:pPr>
+            <w:r>
+              <w:rPr>
+                <w:sz w:val="17"/>
+                <w:szCs w:val="17"/>
+              </w:rPr>
+              <w:t xml:space="preserve">☐ Cambiar</w:t>
             </w:r>
           </w:p>
         </w:tc>
@@ -42045,7 +45178,20 @@
                 <w:sz w:val="17"/>
                 <w:szCs w:val="17"/>
               </w:rPr>
-              <w:t xml:space="preserve">☐ OK  ☐ Cambiar</w:t>
+              <w:t xml:space="preserve">☐ OK</w:t>
+            </w:r>
+          </w:p>
+          <w:p>
+            <w:pPr>
+              <w:keepNext/>
+              <w:spacing w:after="0"/>
+            </w:pPr>
+            <w:r>
+              <w:rPr>
+                <w:sz w:val="17"/>
+                <w:szCs w:val="17"/>
+              </w:rPr>
+              <w:t xml:space="preserve">☐ Cambiar</w:t>
             </w:r>
           </w:p>
         </w:tc>
@@ -42193,7 +45339,20 @@
                 <w:sz w:val="17"/>
                 <w:szCs w:val="17"/>
               </w:rPr>
-              <w:t xml:space="preserve">☐ OK  ☐ Cambiar</w:t>
+              <w:t xml:space="preserve">☐ OK</w:t>
+            </w:r>
+          </w:p>
+          <w:p>
+            <w:pPr>
+              <w:keepNext/>
+              <w:spacing w:after="0"/>
+            </w:pPr>
+            <w:r>
+              <w:rPr>
+                <w:sz w:val="17"/>
+                <w:szCs w:val="17"/>
+              </w:rPr>
+              <w:t xml:space="preserve">☐ Cambiar</w:t>
             </w:r>
           </w:p>
         </w:tc>
@@ -42336,7 +45495,20 @@
                 <w:sz w:val="17"/>
                 <w:szCs w:val="17"/>
               </w:rPr>
-              <w:t xml:space="preserve">☐ OK  ☐ Cambiar</w:t>
+              <w:t xml:space="preserve">☐ OK</w:t>
+            </w:r>
+          </w:p>
+          <w:p>
+            <w:pPr>
+              <w:keepNext/>
+              <w:spacing w:after="0"/>
+            </w:pPr>
+            <w:r>
+              <w:rPr>
+                <w:sz w:val="17"/>
+                <w:szCs w:val="17"/>
+              </w:rPr>
+              <w:t xml:space="preserve">☐ Cambiar</w:t>
             </w:r>
           </w:p>
         </w:tc>
@@ -42484,7 +45656,20 @@
                 <w:sz w:val="17"/>
                 <w:szCs w:val="17"/>
               </w:rPr>
-              <w:t xml:space="preserve">☐ OK  ☐ Cambiar</w:t>
+              <w:t xml:space="preserve">☐ OK</w:t>
+            </w:r>
+          </w:p>
+          <w:p>
+            <w:pPr>
+              <w:keepNext w:val="false"/>
+              <w:spacing w:after="0"/>
+            </w:pPr>
+            <w:r>
+              <w:rPr>
+                <w:sz w:val="17"/>
+                <w:szCs w:val="17"/>
+              </w:rPr>
+              <w:t xml:space="preserve">☐ Cambiar</w:t>
             </w:r>
           </w:p>
         </w:tc>
@@ -42823,7 +46008,20 @@
                 <w:sz w:val="17"/>
                 <w:szCs w:val="17"/>
               </w:rPr>
-              <w:t xml:space="preserve">☐ OK  ☐ Cambiar</w:t>
+              <w:t xml:space="preserve">☐ OK</w:t>
+            </w:r>
+          </w:p>
+          <w:p>
+            <w:pPr>
+              <w:keepNext/>
+              <w:spacing w:after="0"/>
+            </w:pPr>
+            <w:r>
+              <w:rPr>
+                <w:sz w:val="17"/>
+                <w:szCs w:val="17"/>
+              </w:rPr>
+              <w:t xml:space="preserve">☐ Cambiar</w:t>
             </w:r>
           </w:p>
         </w:tc>
@@ -42966,7 +46164,20 @@
                 <w:sz w:val="17"/>
                 <w:szCs w:val="17"/>
               </w:rPr>
-              <w:t xml:space="preserve">☐ OK  ☐ Cambiar</w:t>
+              <w:t xml:space="preserve">☐ OK</w:t>
+            </w:r>
+          </w:p>
+          <w:p>
+            <w:pPr>
+              <w:keepNext/>
+              <w:spacing w:after="0"/>
+            </w:pPr>
+            <w:r>
+              <w:rPr>
+                <w:sz w:val="17"/>
+                <w:szCs w:val="17"/>
+              </w:rPr>
+              <w:t xml:space="preserve">☐ Cambiar</w:t>
             </w:r>
           </w:p>
         </w:tc>
@@ -43114,7 +46325,20 @@
                 <w:sz w:val="17"/>
                 <w:szCs w:val="17"/>
               </w:rPr>
-              <w:t xml:space="preserve">☐ OK  ☐ Cambiar</w:t>
+              <w:t xml:space="preserve">☐ OK</w:t>
+            </w:r>
+          </w:p>
+          <w:p>
+            <w:pPr>
+              <w:keepNext/>
+              <w:spacing w:after="0"/>
+            </w:pPr>
+            <w:r>
+              <w:rPr>
+                <w:sz w:val="17"/>
+                <w:szCs w:val="17"/>
+              </w:rPr>
+              <w:t xml:space="preserve">☐ Cambiar</w:t>
             </w:r>
           </w:p>
         </w:tc>
@@ -43257,7 +46481,20 @@
                 <w:sz w:val="17"/>
                 <w:szCs w:val="17"/>
               </w:rPr>
-              <w:t xml:space="preserve">☐ OK  ☐ Cambiar</w:t>
+              <w:t xml:space="preserve">☐ OK</w:t>
+            </w:r>
+          </w:p>
+          <w:p>
+            <w:pPr>
+              <w:keepNext/>
+              <w:spacing w:after="0"/>
+            </w:pPr>
+            <w:r>
+              <w:rPr>
+                <w:sz w:val="17"/>
+                <w:szCs w:val="17"/>
+              </w:rPr>
+              <w:t xml:space="preserve">☐ Cambiar</w:t>
             </w:r>
           </w:p>
         </w:tc>
@@ -43405,7 +46642,20 @@
                 <w:sz w:val="17"/>
                 <w:szCs w:val="17"/>
               </w:rPr>
-              <w:t xml:space="preserve">☐ OK  ☐ Cambiar</w:t>
+              <w:t xml:space="preserve">☐ OK</w:t>
+            </w:r>
+          </w:p>
+          <w:p>
+            <w:pPr>
+              <w:keepNext/>
+              <w:spacing w:after="0"/>
+            </w:pPr>
+            <w:r>
+              <w:rPr>
+                <w:sz w:val="17"/>
+                <w:szCs w:val="17"/>
+              </w:rPr>
+              <w:t xml:space="preserve">☐ Cambiar</w:t>
             </w:r>
           </w:p>
         </w:tc>
@@ -43548,7 +46798,20 @@
                 <w:sz w:val="17"/>
                 <w:szCs w:val="17"/>
               </w:rPr>
-              <w:t xml:space="preserve">☐ OK  ☐ Cambiar</w:t>
+              <w:t xml:space="preserve">☐ OK</w:t>
+            </w:r>
+          </w:p>
+          <w:p>
+            <w:pPr>
+              <w:keepNext/>
+              <w:spacing w:after="0"/>
+            </w:pPr>
+            <w:r>
+              <w:rPr>
+                <w:sz w:val="17"/>
+                <w:szCs w:val="17"/>
+              </w:rPr>
+              <w:t xml:space="preserve">☐ Cambiar</w:t>
             </w:r>
           </w:p>
         </w:tc>
@@ -43696,7 +46959,20 @@
                 <w:sz w:val="17"/>
                 <w:szCs w:val="17"/>
               </w:rPr>
-              <w:t xml:space="preserve">☐ OK  ☐ Cambiar</w:t>
+              <w:t xml:space="preserve">☐ OK</w:t>
+            </w:r>
+          </w:p>
+          <w:p>
+            <w:pPr>
+              <w:keepNext w:val="false"/>
+              <w:spacing w:after="0"/>
+            </w:pPr>
+            <w:r>
+              <w:rPr>
+                <w:sz w:val="17"/>
+                <w:szCs w:val="17"/>
+              </w:rPr>
+              <w:t xml:space="preserve">☐ Cambiar</w:t>
             </w:r>
           </w:p>
         </w:tc>
@@ -44035,7 +47311,20 @@
                 <w:sz w:val="17"/>
                 <w:szCs w:val="17"/>
               </w:rPr>
-              <w:t xml:space="preserve">☐ OK  ☐ Cambiar</w:t>
+              <w:t xml:space="preserve">☐ OK</w:t>
+            </w:r>
+          </w:p>
+          <w:p>
+            <w:pPr>
+              <w:keepNext/>
+              <w:spacing w:after="0"/>
+            </w:pPr>
+            <w:r>
+              <w:rPr>
+                <w:sz w:val="17"/>
+                <w:szCs w:val="17"/>
+              </w:rPr>
+              <w:t xml:space="preserve">☐ Cambiar</w:t>
             </w:r>
           </w:p>
         </w:tc>
@@ -44178,7 +47467,20 @@
                 <w:sz w:val="17"/>
                 <w:szCs w:val="17"/>
               </w:rPr>
-              <w:t xml:space="preserve">☐ OK  ☐ Cambiar</w:t>
+              <w:t xml:space="preserve">☐ OK</w:t>
+            </w:r>
+          </w:p>
+          <w:p>
+            <w:pPr>
+              <w:keepNext/>
+              <w:spacing w:after="0"/>
+            </w:pPr>
+            <w:r>
+              <w:rPr>
+                <w:sz w:val="17"/>
+                <w:szCs w:val="17"/>
+              </w:rPr>
+              <w:t xml:space="preserve">☐ Cambiar</w:t>
             </w:r>
           </w:p>
         </w:tc>
@@ -44326,7 +47628,20 @@
                 <w:sz w:val="17"/>
                 <w:szCs w:val="17"/>
               </w:rPr>
-              <w:t xml:space="preserve">☐ OK  ☐ Cambiar</w:t>
+              <w:t xml:space="preserve">☐ OK</w:t>
+            </w:r>
+          </w:p>
+          <w:p>
+            <w:pPr>
+              <w:keepNext/>
+              <w:spacing w:after="0"/>
+            </w:pPr>
+            <w:r>
+              <w:rPr>
+                <w:sz w:val="17"/>
+                <w:szCs w:val="17"/>
+              </w:rPr>
+              <w:t xml:space="preserve">☐ Cambiar</w:t>
             </w:r>
           </w:p>
         </w:tc>
@@ -44469,7 +47784,20 @@
                 <w:sz w:val="17"/>
                 <w:szCs w:val="17"/>
               </w:rPr>
-              <w:t xml:space="preserve">☐ OK  ☐ Cambiar</w:t>
+              <w:t xml:space="preserve">☐ OK</w:t>
+            </w:r>
+          </w:p>
+          <w:p>
+            <w:pPr>
+              <w:keepNext/>
+              <w:spacing w:after="0"/>
+            </w:pPr>
+            <w:r>
+              <w:rPr>
+                <w:sz w:val="17"/>
+                <w:szCs w:val="17"/>
+              </w:rPr>
+              <w:t xml:space="preserve">☐ Cambiar</w:t>
             </w:r>
           </w:p>
         </w:tc>
@@ -44617,7 +47945,20 @@
                 <w:sz w:val="17"/>
                 <w:szCs w:val="17"/>
               </w:rPr>
-              <w:t xml:space="preserve">☐ OK  ☐ Cambiar</w:t>
+              <w:t xml:space="preserve">☐ OK</w:t>
+            </w:r>
+          </w:p>
+          <w:p>
+            <w:pPr>
+              <w:keepNext/>
+              <w:spacing w:after="0"/>
+            </w:pPr>
+            <w:r>
+              <w:rPr>
+                <w:sz w:val="17"/>
+                <w:szCs w:val="17"/>
+              </w:rPr>
+              <w:t xml:space="preserve">☐ Cambiar</w:t>
             </w:r>
           </w:p>
         </w:tc>
@@ -44760,7 +48101,20 @@
                 <w:sz w:val="17"/>
                 <w:szCs w:val="17"/>
               </w:rPr>
-              <w:t xml:space="preserve">☐ OK  ☐ Cambiar</w:t>
+              <w:t xml:space="preserve">☐ OK</w:t>
+            </w:r>
+          </w:p>
+          <w:p>
+            <w:pPr>
+              <w:keepNext/>
+              <w:spacing w:after="0"/>
+            </w:pPr>
+            <w:r>
+              <w:rPr>
+                <w:sz w:val="17"/>
+                <w:szCs w:val="17"/>
+              </w:rPr>
+              <w:t xml:space="preserve">☐ Cambiar</w:t>
             </w:r>
           </w:p>
         </w:tc>
@@ -44908,7 +48262,20 @@
                 <w:sz w:val="17"/>
                 <w:szCs w:val="17"/>
               </w:rPr>
-              <w:t xml:space="preserve">☐ OK  ☐ Cambiar</w:t>
+              <w:t xml:space="preserve">☐ OK</w:t>
+            </w:r>
+          </w:p>
+          <w:p>
+            <w:pPr>
+              <w:keepNext w:val="false"/>
+              <w:spacing w:after="0"/>
+            </w:pPr>
+            <w:r>
+              <w:rPr>
+                <w:sz w:val="17"/>
+                <w:szCs w:val="17"/>
+              </w:rPr>
+              <w:t xml:space="preserve">☐ Cambiar</w:t>
             </w:r>
           </w:p>
         </w:tc>
@@ -45247,7 +48614,20 @@
                 <w:sz w:val="17"/>
                 <w:szCs w:val="17"/>
               </w:rPr>
-              <w:t xml:space="preserve">☐ OK  ☐ Cambiar</w:t>
+              <w:t xml:space="preserve">☐ OK</w:t>
+            </w:r>
+          </w:p>
+          <w:p>
+            <w:pPr>
+              <w:keepNext/>
+              <w:spacing w:after="0"/>
+            </w:pPr>
+            <w:r>
+              <w:rPr>
+                <w:sz w:val="17"/>
+                <w:szCs w:val="17"/>
+              </w:rPr>
+              <w:t xml:space="preserve">☐ Cambiar</w:t>
             </w:r>
           </w:p>
         </w:tc>
@@ -45390,7 +48770,20 @@
                 <w:sz w:val="17"/>
                 <w:szCs w:val="17"/>
               </w:rPr>
-              <w:t xml:space="preserve">☐ OK  ☐ Cambiar</w:t>
+              <w:t xml:space="preserve">☐ OK</w:t>
+            </w:r>
+          </w:p>
+          <w:p>
+            <w:pPr>
+              <w:keepNext/>
+              <w:spacing w:after="0"/>
+            </w:pPr>
+            <w:r>
+              <w:rPr>
+                <w:sz w:val="17"/>
+                <w:szCs w:val="17"/>
+              </w:rPr>
+              <w:t xml:space="preserve">☐ Cambiar</w:t>
             </w:r>
           </w:p>
         </w:tc>
@@ -45538,7 +48931,20 @@
                 <w:sz w:val="17"/>
                 <w:szCs w:val="17"/>
               </w:rPr>
-              <w:t xml:space="preserve">☐ OK  ☐ Cambiar</w:t>
+              <w:t xml:space="preserve">☐ OK</w:t>
+            </w:r>
+          </w:p>
+          <w:p>
+            <w:pPr>
+              <w:keepNext/>
+              <w:spacing w:after="0"/>
+            </w:pPr>
+            <w:r>
+              <w:rPr>
+                <w:sz w:val="17"/>
+                <w:szCs w:val="17"/>
+              </w:rPr>
+              <w:t xml:space="preserve">☐ Cambiar</w:t>
             </w:r>
           </w:p>
         </w:tc>
@@ -45681,7 +49087,20 @@
                 <w:sz w:val="17"/>
                 <w:szCs w:val="17"/>
               </w:rPr>
-              <w:t xml:space="preserve">☐ OK  ☐ Cambiar</w:t>
+              <w:t xml:space="preserve">☐ OK</w:t>
+            </w:r>
+          </w:p>
+          <w:p>
+            <w:pPr>
+              <w:keepNext/>
+              <w:spacing w:after="0"/>
+            </w:pPr>
+            <w:r>
+              <w:rPr>
+                <w:sz w:val="17"/>
+                <w:szCs w:val="17"/>
+              </w:rPr>
+              <w:t xml:space="preserve">☐ Cambiar</w:t>
             </w:r>
           </w:p>
         </w:tc>
@@ -45829,7 +49248,20 @@
                 <w:sz w:val="17"/>
                 <w:szCs w:val="17"/>
               </w:rPr>
-              <w:t xml:space="preserve">☐ OK  ☐ Cambiar</w:t>
+              <w:t xml:space="preserve">☐ OK</w:t>
+            </w:r>
+          </w:p>
+          <w:p>
+            <w:pPr>
+              <w:keepNext/>
+              <w:spacing w:after="0"/>
+            </w:pPr>
+            <w:r>
+              <w:rPr>
+                <w:sz w:val="17"/>
+                <w:szCs w:val="17"/>
+              </w:rPr>
+              <w:t xml:space="preserve">☐ Cambiar</w:t>
             </w:r>
           </w:p>
         </w:tc>
@@ -45972,7 +49404,20 @@
                 <w:sz w:val="17"/>
                 <w:szCs w:val="17"/>
               </w:rPr>
-              <w:t xml:space="preserve">☐ OK  ☐ Cambiar</w:t>
+              <w:t xml:space="preserve">☐ OK</w:t>
+            </w:r>
+          </w:p>
+          <w:p>
+            <w:pPr>
+              <w:keepNext/>
+              <w:spacing w:after="0"/>
+            </w:pPr>
+            <w:r>
+              <w:rPr>
+                <w:sz w:val="17"/>
+                <w:szCs w:val="17"/>
+              </w:rPr>
+              <w:t xml:space="preserve">☐ Cambiar</w:t>
             </w:r>
           </w:p>
         </w:tc>
@@ -46120,7 +49565,20 @@
                 <w:sz w:val="17"/>
                 <w:szCs w:val="17"/>
               </w:rPr>
-              <w:t xml:space="preserve">☐ OK  ☐ Cambiar</w:t>
+              <w:t xml:space="preserve">☐ OK</w:t>
+            </w:r>
+          </w:p>
+          <w:p>
+            <w:pPr>
+              <w:keepNext w:val="false"/>
+              <w:spacing w:after="0"/>
+            </w:pPr>
+            <w:r>
+              <w:rPr>
+                <w:sz w:val="17"/>
+                <w:szCs w:val="17"/>
+              </w:rPr>
+              <w:t xml:space="preserve">☐ Cambiar</w:t>
             </w:r>
           </w:p>
         </w:tc>
@@ -46459,7 +49917,20 @@
                 <w:sz w:val="17"/>
                 <w:szCs w:val="17"/>
               </w:rPr>
-              <w:t xml:space="preserve">☐ OK  ☐ Cambiar</w:t>
+              <w:t xml:space="preserve">☐ OK</w:t>
+            </w:r>
+          </w:p>
+          <w:p>
+            <w:pPr>
+              <w:keepNext/>
+              <w:spacing w:after="0"/>
+            </w:pPr>
+            <w:r>
+              <w:rPr>
+                <w:sz w:val="17"/>
+                <w:szCs w:val="17"/>
+              </w:rPr>
+              <w:t xml:space="preserve">☐ Cambiar</w:t>
             </w:r>
           </w:p>
         </w:tc>
@@ -46602,7 +50073,20 @@
                 <w:sz w:val="17"/>
                 <w:szCs w:val="17"/>
               </w:rPr>
-              <w:t xml:space="preserve">☐ OK  ☐ Cambiar</w:t>
+              <w:t xml:space="preserve">☐ OK</w:t>
+            </w:r>
+          </w:p>
+          <w:p>
+            <w:pPr>
+              <w:keepNext/>
+              <w:spacing w:after="0"/>
+            </w:pPr>
+            <w:r>
+              <w:rPr>
+                <w:sz w:val="17"/>
+                <w:szCs w:val="17"/>
+              </w:rPr>
+              <w:t xml:space="preserve">☐ Cambiar</w:t>
             </w:r>
           </w:p>
         </w:tc>
@@ -46750,7 +50234,20 @@
                 <w:sz w:val="17"/>
                 <w:szCs w:val="17"/>
               </w:rPr>
-              <w:t xml:space="preserve">☐ OK  ☐ Cambiar</w:t>
+              <w:t xml:space="preserve">☐ OK</w:t>
+            </w:r>
+          </w:p>
+          <w:p>
+            <w:pPr>
+              <w:keepNext/>
+              <w:spacing w:after="0"/>
+            </w:pPr>
+            <w:r>
+              <w:rPr>
+                <w:sz w:val="17"/>
+                <w:szCs w:val="17"/>
+              </w:rPr>
+              <w:t xml:space="preserve">☐ Cambiar</w:t>
             </w:r>
           </w:p>
         </w:tc>
@@ -46893,7 +50390,20 @@
                 <w:sz w:val="17"/>
                 <w:szCs w:val="17"/>
               </w:rPr>
-              <w:t xml:space="preserve">☐ OK  ☐ Cambiar</w:t>
+              <w:t xml:space="preserve">☐ OK</w:t>
+            </w:r>
+          </w:p>
+          <w:p>
+            <w:pPr>
+              <w:keepNext/>
+              <w:spacing w:after="0"/>
+            </w:pPr>
+            <w:r>
+              <w:rPr>
+                <w:sz w:val="17"/>
+                <w:szCs w:val="17"/>
+              </w:rPr>
+              <w:t xml:space="preserve">☐ Cambiar</w:t>
             </w:r>
           </w:p>
         </w:tc>
@@ -47041,7 +50551,20 @@
                 <w:sz w:val="17"/>
                 <w:szCs w:val="17"/>
               </w:rPr>
-              <w:t xml:space="preserve">☐ OK  ☐ Cambiar</w:t>
+              <w:t xml:space="preserve">☐ OK</w:t>
+            </w:r>
+          </w:p>
+          <w:p>
+            <w:pPr>
+              <w:keepNext/>
+              <w:spacing w:after="0"/>
+            </w:pPr>
+            <w:r>
+              <w:rPr>
+                <w:sz w:val="17"/>
+                <w:szCs w:val="17"/>
+              </w:rPr>
+              <w:t xml:space="preserve">☐ Cambiar</w:t>
             </w:r>
           </w:p>
         </w:tc>
@@ -47184,7 +50707,20 @@
                 <w:sz w:val="17"/>
                 <w:szCs w:val="17"/>
               </w:rPr>
-              <w:t xml:space="preserve">☐ OK  ☐ Cambiar</w:t>
+              <w:t xml:space="preserve">☐ OK</w:t>
+            </w:r>
+          </w:p>
+          <w:p>
+            <w:pPr>
+              <w:keepNext/>
+              <w:spacing w:after="0"/>
+            </w:pPr>
+            <w:r>
+              <w:rPr>
+                <w:sz w:val="17"/>
+                <w:szCs w:val="17"/>
+              </w:rPr>
+              <w:t xml:space="preserve">☐ Cambiar</w:t>
             </w:r>
           </w:p>
         </w:tc>
@@ -47332,7 +50868,20 @@
                 <w:sz w:val="17"/>
                 <w:szCs w:val="17"/>
               </w:rPr>
-              <w:t xml:space="preserve">☐ OK  ☐ Cambiar</w:t>
+              <w:t xml:space="preserve">☐ OK</w:t>
+            </w:r>
+          </w:p>
+          <w:p>
+            <w:pPr>
+              <w:keepNext w:val="false"/>
+              <w:spacing w:after="0"/>
+            </w:pPr>
+            <w:r>
+              <w:rPr>
+                <w:sz w:val="17"/>
+                <w:szCs w:val="17"/>
+              </w:rPr>
+              <w:t xml:space="preserve">☐ Cambiar</w:t>
             </w:r>
           </w:p>
         </w:tc>
@@ -47671,7 +51220,20 @@
                 <w:sz w:val="17"/>
                 <w:szCs w:val="17"/>
               </w:rPr>
-              <w:t xml:space="preserve">☐ OK  ☐ Cambiar</w:t>
+              <w:t xml:space="preserve">☐ OK</w:t>
+            </w:r>
+          </w:p>
+          <w:p>
+            <w:pPr>
+              <w:keepNext/>
+              <w:spacing w:after="0"/>
+            </w:pPr>
+            <w:r>
+              <w:rPr>
+                <w:sz w:val="17"/>
+                <w:szCs w:val="17"/>
+              </w:rPr>
+              <w:t xml:space="preserve">☐ Cambiar</w:t>
             </w:r>
           </w:p>
         </w:tc>
@@ -47814,7 +51376,20 @@
                 <w:sz w:val="17"/>
                 <w:szCs w:val="17"/>
               </w:rPr>
-              <w:t xml:space="preserve">☐ OK  ☐ Cambiar</w:t>
+              <w:t xml:space="preserve">☐ OK</w:t>
+            </w:r>
+          </w:p>
+          <w:p>
+            <w:pPr>
+              <w:keepNext/>
+              <w:spacing w:after="0"/>
+            </w:pPr>
+            <w:r>
+              <w:rPr>
+                <w:sz w:val="17"/>
+                <w:szCs w:val="17"/>
+              </w:rPr>
+              <w:t xml:space="preserve">☐ Cambiar</w:t>
             </w:r>
           </w:p>
         </w:tc>
@@ -47962,7 +51537,20 @@
                 <w:sz w:val="17"/>
                 <w:szCs w:val="17"/>
               </w:rPr>
-              <w:t xml:space="preserve">☐ OK  ☐ Cambiar</w:t>
+              <w:t xml:space="preserve">☐ OK</w:t>
+            </w:r>
+          </w:p>
+          <w:p>
+            <w:pPr>
+              <w:keepNext/>
+              <w:spacing w:after="0"/>
+            </w:pPr>
+            <w:r>
+              <w:rPr>
+                <w:sz w:val="17"/>
+                <w:szCs w:val="17"/>
+              </w:rPr>
+              <w:t xml:space="preserve">☐ Cambiar</w:t>
             </w:r>
           </w:p>
         </w:tc>
@@ -48105,7 +51693,20 @@
                 <w:sz w:val="17"/>
                 <w:szCs w:val="17"/>
               </w:rPr>
-              <w:t xml:space="preserve">☐ OK  ☐ Cambiar</w:t>
+              <w:t xml:space="preserve">☐ OK</w:t>
+            </w:r>
+          </w:p>
+          <w:p>
+            <w:pPr>
+              <w:keepNext/>
+              <w:spacing w:after="0"/>
+            </w:pPr>
+            <w:r>
+              <w:rPr>
+                <w:sz w:val="17"/>
+                <w:szCs w:val="17"/>
+              </w:rPr>
+              <w:t xml:space="preserve">☐ Cambiar</w:t>
             </w:r>
           </w:p>
         </w:tc>
@@ -48253,7 +51854,20 @@
                 <w:sz w:val="17"/>
                 <w:szCs w:val="17"/>
               </w:rPr>
-              <w:t xml:space="preserve">☐ OK  ☐ Cambiar</w:t>
+              <w:t xml:space="preserve">☐ OK</w:t>
+            </w:r>
+          </w:p>
+          <w:p>
+            <w:pPr>
+              <w:keepNext/>
+              <w:spacing w:after="0"/>
+            </w:pPr>
+            <w:r>
+              <w:rPr>
+                <w:sz w:val="17"/>
+                <w:szCs w:val="17"/>
+              </w:rPr>
+              <w:t xml:space="preserve">☐ Cambiar</w:t>
             </w:r>
           </w:p>
         </w:tc>
@@ -48396,7 +52010,20 @@
                 <w:sz w:val="17"/>
                 <w:szCs w:val="17"/>
               </w:rPr>
-              <w:t xml:space="preserve">☐ OK  ☐ Cambiar</w:t>
+              <w:t xml:space="preserve">☐ OK</w:t>
+            </w:r>
+          </w:p>
+          <w:p>
+            <w:pPr>
+              <w:keepNext/>
+              <w:spacing w:after="0"/>
+            </w:pPr>
+            <w:r>
+              <w:rPr>
+                <w:sz w:val="17"/>
+                <w:szCs w:val="17"/>
+              </w:rPr>
+              <w:t xml:space="preserve">☐ Cambiar</w:t>
             </w:r>
           </w:p>
         </w:tc>
@@ -48544,7 +52171,20 @@
                 <w:sz w:val="17"/>
                 <w:szCs w:val="17"/>
               </w:rPr>
-              <w:t xml:space="preserve">☐ OK  ☐ Cambiar</w:t>
+              <w:t xml:space="preserve">☐ OK</w:t>
+            </w:r>
+          </w:p>
+          <w:p>
+            <w:pPr>
+              <w:keepNext w:val="false"/>
+              <w:spacing w:after="0"/>
+            </w:pPr>
+            <w:r>
+              <w:rPr>
+                <w:sz w:val="17"/>
+                <w:szCs w:val="17"/>
+              </w:rPr>
+              <w:t xml:space="preserve">☐ Cambiar</w:t>
             </w:r>
           </w:p>
         </w:tc>
@@ -48883,7 +52523,20 @@
                 <w:sz w:val="17"/>
                 <w:szCs w:val="17"/>
               </w:rPr>
-              <w:t xml:space="preserve">☐ OK  ☐ Cambiar</w:t>
+              <w:t xml:space="preserve">☐ OK</w:t>
+            </w:r>
+          </w:p>
+          <w:p>
+            <w:pPr>
+              <w:keepNext/>
+              <w:spacing w:after="0"/>
+            </w:pPr>
+            <w:r>
+              <w:rPr>
+                <w:sz w:val="17"/>
+                <w:szCs w:val="17"/>
+              </w:rPr>
+              <w:t xml:space="preserve">☐ Cambiar</w:t>
             </w:r>
           </w:p>
         </w:tc>
@@ -49026,7 +52679,20 @@
                 <w:sz w:val="17"/>
                 <w:szCs w:val="17"/>
               </w:rPr>
-              <w:t xml:space="preserve">☐ OK  ☐ Cambiar</w:t>
+              <w:t xml:space="preserve">☐ OK</w:t>
+            </w:r>
+          </w:p>
+          <w:p>
+            <w:pPr>
+              <w:keepNext/>
+              <w:spacing w:after="0"/>
+            </w:pPr>
+            <w:r>
+              <w:rPr>
+                <w:sz w:val="17"/>
+                <w:szCs w:val="17"/>
+              </w:rPr>
+              <w:t xml:space="preserve">☐ Cambiar</w:t>
             </w:r>
           </w:p>
         </w:tc>
@@ -49174,7 +52840,20 @@
                 <w:sz w:val="17"/>
                 <w:szCs w:val="17"/>
               </w:rPr>
-              <w:t xml:space="preserve">☐ OK  ☐ Cambiar</w:t>
+              <w:t xml:space="preserve">☐ OK</w:t>
+            </w:r>
+          </w:p>
+          <w:p>
+            <w:pPr>
+              <w:keepNext/>
+              <w:spacing w:after="0"/>
+            </w:pPr>
+            <w:r>
+              <w:rPr>
+                <w:sz w:val="17"/>
+                <w:szCs w:val="17"/>
+              </w:rPr>
+              <w:t xml:space="preserve">☐ Cambiar</w:t>
             </w:r>
           </w:p>
         </w:tc>
@@ -49317,7 +52996,20 @@
                 <w:sz w:val="17"/>
                 <w:szCs w:val="17"/>
               </w:rPr>
-              <w:t xml:space="preserve">☐ OK  ☐ Cambiar</w:t>
+              <w:t xml:space="preserve">☐ OK</w:t>
+            </w:r>
+          </w:p>
+          <w:p>
+            <w:pPr>
+              <w:keepNext/>
+              <w:spacing w:after="0"/>
+            </w:pPr>
+            <w:r>
+              <w:rPr>
+                <w:sz w:val="17"/>
+                <w:szCs w:val="17"/>
+              </w:rPr>
+              <w:t xml:space="preserve">☐ Cambiar</w:t>
             </w:r>
           </w:p>
         </w:tc>
@@ -49465,7 +53157,20 @@
                 <w:sz w:val="17"/>
                 <w:szCs w:val="17"/>
               </w:rPr>
-              <w:t xml:space="preserve">☐ OK  ☐ Cambiar</w:t>
+              <w:t xml:space="preserve">☐ OK</w:t>
+            </w:r>
+          </w:p>
+          <w:p>
+            <w:pPr>
+              <w:keepNext/>
+              <w:spacing w:after="0"/>
+            </w:pPr>
+            <w:r>
+              <w:rPr>
+                <w:sz w:val="17"/>
+                <w:szCs w:val="17"/>
+              </w:rPr>
+              <w:t xml:space="preserve">☐ Cambiar</w:t>
             </w:r>
           </w:p>
         </w:tc>
@@ -49608,7 +53313,20 @@
                 <w:sz w:val="17"/>
                 <w:szCs w:val="17"/>
               </w:rPr>
-              <w:t xml:space="preserve">☐ OK  ☐ Cambiar</w:t>
+              <w:t xml:space="preserve">☐ OK</w:t>
+            </w:r>
+          </w:p>
+          <w:p>
+            <w:pPr>
+              <w:keepNext/>
+              <w:spacing w:after="0"/>
+            </w:pPr>
+            <w:r>
+              <w:rPr>
+                <w:sz w:val="17"/>
+                <w:szCs w:val="17"/>
+              </w:rPr>
+              <w:t xml:space="preserve">☐ Cambiar</w:t>
             </w:r>
           </w:p>
         </w:tc>
@@ -49756,7 +53474,20 @@
                 <w:sz w:val="17"/>
                 <w:szCs w:val="17"/>
               </w:rPr>
-              <w:t xml:space="preserve">☐ OK  ☐ Cambiar</w:t>
+              <w:t xml:space="preserve">☐ OK</w:t>
+            </w:r>
+          </w:p>
+          <w:p>
+            <w:pPr>
+              <w:keepNext w:val="false"/>
+              <w:spacing w:after="0"/>
+            </w:pPr>
+            <w:r>
+              <w:rPr>
+                <w:sz w:val="17"/>
+                <w:szCs w:val="17"/>
+              </w:rPr>
+              <w:t xml:space="preserve">☐ Cambiar</w:t>
             </w:r>
           </w:p>
         </w:tc>
@@ -50095,7 +53826,20 @@
                 <w:sz w:val="17"/>
                 <w:szCs w:val="17"/>
               </w:rPr>
-              <w:t xml:space="preserve">☐ OK  ☐ Cambiar</w:t>
+              <w:t xml:space="preserve">☐ OK</w:t>
+            </w:r>
+          </w:p>
+          <w:p>
+            <w:pPr>
+              <w:keepNext/>
+              <w:spacing w:after="0"/>
+            </w:pPr>
+            <w:r>
+              <w:rPr>
+                <w:sz w:val="17"/>
+                <w:szCs w:val="17"/>
+              </w:rPr>
+              <w:t xml:space="preserve">☐ Cambiar</w:t>
             </w:r>
           </w:p>
         </w:tc>
@@ -50238,7 +53982,20 @@
                 <w:sz w:val="17"/>
                 <w:szCs w:val="17"/>
               </w:rPr>
-              <w:t xml:space="preserve">☐ OK  ☐ Cambiar</w:t>
+              <w:t xml:space="preserve">☐ OK</w:t>
+            </w:r>
+          </w:p>
+          <w:p>
+            <w:pPr>
+              <w:keepNext/>
+              <w:spacing w:after="0"/>
+            </w:pPr>
+            <w:r>
+              <w:rPr>
+                <w:sz w:val="17"/>
+                <w:szCs w:val="17"/>
+              </w:rPr>
+              <w:t xml:space="preserve">☐ Cambiar</w:t>
             </w:r>
           </w:p>
         </w:tc>
@@ -50386,7 +54143,20 @@
                 <w:sz w:val="17"/>
                 <w:szCs w:val="17"/>
               </w:rPr>
-              <w:t xml:space="preserve">☐ OK  ☐ Cambiar</w:t>
+              <w:t xml:space="preserve">☐ OK</w:t>
+            </w:r>
+          </w:p>
+          <w:p>
+            <w:pPr>
+              <w:keepNext/>
+              <w:spacing w:after="0"/>
+            </w:pPr>
+            <w:r>
+              <w:rPr>
+                <w:sz w:val="17"/>
+                <w:szCs w:val="17"/>
+              </w:rPr>
+              <w:t xml:space="preserve">☐ Cambiar</w:t>
             </w:r>
           </w:p>
         </w:tc>
@@ -50529,7 +54299,20 @@
                 <w:sz w:val="17"/>
                 <w:szCs w:val="17"/>
               </w:rPr>
-              <w:t xml:space="preserve">☐ OK  ☐ Cambiar</w:t>
+              <w:t xml:space="preserve">☐ OK</w:t>
+            </w:r>
+          </w:p>
+          <w:p>
+            <w:pPr>
+              <w:keepNext/>
+              <w:spacing w:after="0"/>
+            </w:pPr>
+            <w:r>
+              <w:rPr>
+                <w:sz w:val="17"/>
+                <w:szCs w:val="17"/>
+              </w:rPr>
+              <w:t xml:space="preserve">☐ Cambiar</w:t>
             </w:r>
           </w:p>
         </w:tc>
@@ -50677,7 +54460,20 @@
                 <w:sz w:val="17"/>
                 <w:szCs w:val="17"/>
               </w:rPr>
-              <w:t xml:space="preserve">☐ OK  ☐ Cambiar</w:t>
+              <w:t xml:space="preserve">☐ OK</w:t>
+            </w:r>
+          </w:p>
+          <w:p>
+            <w:pPr>
+              <w:keepNext/>
+              <w:spacing w:after="0"/>
+            </w:pPr>
+            <w:r>
+              <w:rPr>
+                <w:sz w:val="17"/>
+                <w:szCs w:val="17"/>
+              </w:rPr>
+              <w:t xml:space="preserve">☐ Cambiar</w:t>
             </w:r>
           </w:p>
         </w:tc>
@@ -50820,7 +54616,20 @@
                 <w:sz w:val="17"/>
                 <w:szCs w:val="17"/>
               </w:rPr>
-              <w:t xml:space="preserve">☐ OK  ☐ Cambiar</w:t>
+              <w:t xml:space="preserve">☐ OK</w:t>
+            </w:r>
+          </w:p>
+          <w:p>
+            <w:pPr>
+              <w:keepNext/>
+              <w:spacing w:after="0"/>
+            </w:pPr>
+            <w:r>
+              <w:rPr>
+                <w:sz w:val="17"/>
+                <w:szCs w:val="17"/>
+              </w:rPr>
+              <w:t xml:space="preserve">☐ Cambiar</w:t>
             </w:r>
           </w:p>
         </w:tc>
@@ -50968,7 +54777,20 @@
                 <w:sz w:val="17"/>
                 <w:szCs w:val="17"/>
               </w:rPr>
-              <w:t xml:space="preserve">☐ OK  ☐ Cambiar</w:t>
+              <w:t xml:space="preserve">☐ OK</w:t>
+            </w:r>
+          </w:p>
+          <w:p>
+            <w:pPr>
+              <w:keepNext w:val="false"/>
+              <w:spacing w:after="0"/>
+            </w:pPr>
+            <w:r>
+              <w:rPr>
+                <w:sz w:val="17"/>
+                <w:szCs w:val="17"/>
+              </w:rPr>
+              <w:t xml:space="preserve">☐ Cambiar</w:t>
             </w:r>
           </w:p>
         </w:tc>
@@ -51307,7 +55129,20 @@
                 <w:sz w:val="17"/>
                 <w:szCs w:val="17"/>
               </w:rPr>
-              <w:t xml:space="preserve">☐ OK  ☐ Cambiar</w:t>
+              <w:t xml:space="preserve">☐ OK</w:t>
+            </w:r>
+          </w:p>
+          <w:p>
+            <w:pPr>
+              <w:keepNext/>
+              <w:spacing w:after="0"/>
+            </w:pPr>
+            <w:r>
+              <w:rPr>
+                <w:sz w:val="17"/>
+                <w:szCs w:val="17"/>
+              </w:rPr>
+              <w:t xml:space="preserve">☐ Cambiar</w:t>
             </w:r>
           </w:p>
         </w:tc>
@@ -51450,7 +55285,20 @@
                 <w:sz w:val="17"/>
                 <w:szCs w:val="17"/>
               </w:rPr>
-              <w:t xml:space="preserve">☐ OK  ☐ Cambiar</w:t>
+              <w:t xml:space="preserve">☐ OK</w:t>
+            </w:r>
+          </w:p>
+          <w:p>
+            <w:pPr>
+              <w:keepNext/>
+              <w:spacing w:after="0"/>
+            </w:pPr>
+            <w:r>
+              <w:rPr>
+                <w:sz w:val="17"/>
+                <w:szCs w:val="17"/>
+              </w:rPr>
+              <w:t xml:space="preserve">☐ Cambiar</w:t>
             </w:r>
           </w:p>
         </w:tc>
@@ -51598,7 +55446,20 @@
                 <w:sz w:val="17"/>
                 <w:szCs w:val="17"/>
               </w:rPr>
-              <w:t xml:space="preserve">☐ OK  ☐ Cambiar</w:t>
+              <w:t xml:space="preserve">☐ OK</w:t>
+            </w:r>
+          </w:p>
+          <w:p>
+            <w:pPr>
+              <w:keepNext/>
+              <w:spacing w:after="0"/>
+            </w:pPr>
+            <w:r>
+              <w:rPr>
+                <w:sz w:val="17"/>
+                <w:szCs w:val="17"/>
+              </w:rPr>
+              <w:t xml:space="preserve">☐ Cambiar</w:t>
             </w:r>
           </w:p>
         </w:tc>
@@ -51741,7 +55602,20 @@
                 <w:sz w:val="17"/>
                 <w:szCs w:val="17"/>
               </w:rPr>
-              <w:t xml:space="preserve">☐ OK  ☐ Cambiar</w:t>
+              <w:t xml:space="preserve">☐ OK</w:t>
+            </w:r>
+          </w:p>
+          <w:p>
+            <w:pPr>
+              <w:keepNext/>
+              <w:spacing w:after="0"/>
+            </w:pPr>
+            <w:r>
+              <w:rPr>
+                <w:sz w:val="17"/>
+                <w:szCs w:val="17"/>
+              </w:rPr>
+              <w:t xml:space="preserve">☐ Cambiar</w:t>
             </w:r>
           </w:p>
         </w:tc>
@@ -51889,7 +55763,20 @@
                 <w:sz w:val="17"/>
                 <w:szCs w:val="17"/>
               </w:rPr>
-              <w:t xml:space="preserve">☐ OK  ☐ Cambiar</w:t>
+              <w:t xml:space="preserve">☐ OK</w:t>
+            </w:r>
+          </w:p>
+          <w:p>
+            <w:pPr>
+              <w:keepNext/>
+              <w:spacing w:after="0"/>
+            </w:pPr>
+            <w:r>
+              <w:rPr>
+                <w:sz w:val="17"/>
+                <w:szCs w:val="17"/>
+              </w:rPr>
+              <w:t xml:space="preserve">☐ Cambiar</w:t>
             </w:r>
           </w:p>
         </w:tc>
@@ -52032,7 +55919,20 @@
                 <w:sz w:val="17"/>
                 <w:szCs w:val="17"/>
               </w:rPr>
-              <w:t xml:space="preserve">☐ OK  ☐ Cambiar</w:t>
+              <w:t xml:space="preserve">☐ OK</w:t>
+            </w:r>
+          </w:p>
+          <w:p>
+            <w:pPr>
+              <w:keepNext/>
+              <w:spacing w:after="0"/>
+            </w:pPr>
+            <w:r>
+              <w:rPr>
+                <w:sz w:val="17"/>
+                <w:szCs w:val="17"/>
+              </w:rPr>
+              <w:t xml:space="preserve">☐ Cambiar</w:t>
             </w:r>
           </w:p>
         </w:tc>
@@ -52180,7 +56080,20 @@
                 <w:sz w:val="17"/>
                 <w:szCs w:val="17"/>
               </w:rPr>
-              <w:t xml:space="preserve">☐ OK  ☐ Cambiar</w:t>
+              <w:t xml:space="preserve">☐ OK</w:t>
+            </w:r>
+          </w:p>
+          <w:p>
+            <w:pPr>
+              <w:keepNext w:val="false"/>
+              <w:spacing w:after="0"/>
+            </w:pPr>
+            <w:r>
+              <w:rPr>
+                <w:sz w:val="17"/>
+                <w:szCs w:val="17"/>
+              </w:rPr>
+              <w:t xml:space="preserve">☐ Cambiar</w:t>
             </w:r>
           </w:p>
         </w:tc>
@@ -52519,7 +56432,20 @@
                 <w:sz w:val="17"/>
                 <w:szCs w:val="17"/>
               </w:rPr>
-              <w:t xml:space="preserve">☐ OK  ☐ Cambiar</w:t>
+              <w:t xml:space="preserve">☐ OK</w:t>
+            </w:r>
+          </w:p>
+          <w:p>
+            <w:pPr>
+              <w:keepNext/>
+              <w:spacing w:after="0"/>
+            </w:pPr>
+            <w:r>
+              <w:rPr>
+                <w:sz w:val="17"/>
+                <w:szCs w:val="17"/>
+              </w:rPr>
+              <w:t xml:space="preserve">☐ Cambiar</w:t>
             </w:r>
           </w:p>
         </w:tc>
@@ -52662,7 +56588,20 @@
                 <w:sz w:val="17"/>
                 <w:szCs w:val="17"/>
               </w:rPr>
-              <w:t xml:space="preserve">☐ OK  ☐ Cambiar</w:t>
+              <w:t xml:space="preserve">☐ OK</w:t>
+            </w:r>
+          </w:p>
+          <w:p>
+            <w:pPr>
+              <w:keepNext/>
+              <w:spacing w:after="0"/>
+            </w:pPr>
+            <w:r>
+              <w:rPr>
+                <w:sz w:val="17"/>
+                <w:szCs w:val="17"/>
+              </w:rPr>
+              <w:t xml:space="preserve">☐ Cambiar</w:t>
             </w:r>
           </w:p>
         </w:tc>
@@ -52810,7 +56749,20 @@
                 <w:sz w:val="17"/>
                 <w:szCs w:val="17"/>
               </w:rPr>
-              <w:t xml:space="preserve">☐ OK  ☐ Cambiar</w:t>
+              <w:t xml:space="preserve">☐ OK</w:t>
+            </w:r>
+          </w:p>
+          <w:p>
+            <w:pPr>
+              <w:keepNext/>
+              <w:spacing w:after="0"/>
+            </w:pPr>
+            <w:r>
+              <w:rPr>
+                <w:sz w:val="17"/>
+                <w:szCs w:val="17"/>
+              </w:rPr>
+              <w:t xml:space="preserve">☐ Cambiar</w:t>
             </w:r>
           </w:p>
         </w:tc>
@@ -52953,7 +56905,20 @@
                 <w:sz w:val="17"/>
                 <w:szCs w:val="17"/>
               </w:rPr>
-              <w:t xml:space="preserve">☐ OK  ☐ Cambiar</w:t>
+              <w:t xml:space="preserve">☐ OK</w:t>
+            </w:r>
+          </w:p>
+          <w:p>
+            <w:pPr>
+              <w:keepNext/>
+              <w:spacing w:after="0"/>
+            </w:pPr>
+            <w:r>
+              <w:rPr>
+                <w:sz w:val="17"/>
+                <w:szCs w:val="17"/>
+              </w:rPr>
+              <w:t xml:space="preserve">☐ Cambiar</w:t>
             </w:r>
           </w:p>
         </w:tc>
@@ -53101,7 +57066,20 @@
                 <w:sz w:val="17"/>
                 <w:szCs w:val="17"/>
               </w:rPr>
-              <w:t xml:space="preserve">☐ OK  ☐ Cambiar</w:t>
+              <w:t xml:space="preserve">☐ OK</w:t>
+            </w:r>
+          </w:p>
+          <w:p>
+            <w:pPr>
+              <w:keepNext/>
+              <w:spacing w:after="0"/>
+            </w:pPr>
+            <w:r>
+              <w:rPr>
+                <w:sz w:val="17"/>
+                <w:szCs w:val="17"/>
+              </w:rPr>
+              <w:t xml:space="preserve">☐ Cambiar</w:t>
             </w:r>
           </w:p>
         </w:tc>
@@ -53244,7 +57222,20 @@
                 <w:sz w:val="17"/>
                 <w:szCs w:val="17"/>
               </w:rPr>
-              <w:t xml:space="preserve">☐ OK  ☐ Cambiar</w:t>
+              <w:t xml:space="preserve">☐ OK</w:t>
+            </w:r>
+          </w:p>
+          <w:p>
+            <w:pPr>
+              <w:keepNext/>
+              <w:spacing w:after="0"/>
+            </w:pPr>
+            <w:r>
+              <w:rPr>
+                <w:sz w:val="17"/>
+                <w:szCs w:val="17"/>
+              </w:rPr>
+              <w:t xml:space="preserve">☐ Cambiar</w:t>
             </w:r>
           </w:p>
         </w:tc>
@@ -53392,7 +57383,20 @@
                 <w:sz w:val="17"/>
                 <w:szCs w:val="17"/>
               </w:rPr>
-              <w:t xml:space="preserve">☐ OK  ☐ Cambiar</w:t>
+              <w:t xml:space="preserve">☐ OK</w:t>
+            </w:r>
+          </w:p>
+          <w:p>
+            <w:pPr>
+              <w:keepNext w:val="false"/>
+              <w:spacing w:after="0"/>
+            </w:pPr>
+            <w:r>
+              <w:rPr>
+                <w:sz w:val="17"/>
+                <w:szCs w:val="17"/>
+              </w:rPr>
+              <w:t xml:space="preserve">☐ Cambiar</w:t>
             </w:r>
           </w:p>
         </w:tc>
@@ -53731,7 +57735,20 @@
                 <w:sz w:val="17"/>
                 <w:szCs w:val="17"/>
               </w:rPr>
-              <w:t xml:space="preserve">☐ OK  ☐ Cambiar</w:t>
+              <w:t xml:space="preserve">☐ OK</w:t>
+            </w:r>
+          </w:p>
+          <w:p>
+            <w:pPr>
+              <w:keepNext/>
+              <w:spacing w:after="0"/>
+            </w:pPr>
+            <w:r>
+              <w:rPr>
+                <w:sz w:val="17"/>
+                <w:szCs w:val="17"/>
+              </w:rPr>
+              <w:t xml:space="preserve">☐ Cambiar</w:t>
             </w:r>
           </w:p>
         </w:tc>
@@ -53874,7 +57891,20 @@
                 <w:sz w:val="17"/>
                 <w:szCs w:val="17"/>
               </w:rPr>
-              <w:t xml:space="preserve">☐ OK  ☐ Cambiar</w:t>
+              <w:t xml:space="preserve">☐ OK</w:t>
+            </w:r>
+          </w:p>
+          <w:p>
+            <w:pPr>
+              <w:keepNext/>
+              <w:spacing w:after="0"/>
+            </w:pPr>
+            <w:r>
+              <w:rPr>
+                <w:sz w:val="17"/>
+                <w:szCs w:val="17"/>
+              </w:rPr>
+              <w:t xml:space="preserve">☐ Cambiar</w:t>
             </w:r>
           </w:p>
         </w:tc>
@@ -54022,7 +58052,20 @@
                 <w:sz w:val="17"/>
                 <w:szCs w:val="17"/>
               </w:rPr>
-              <w:t xml:space="preserve">☐ OK  ☐ Cambiar</w:t>
+              <w:t xml:space="preserve">☐ OK</w:t>
+            </w:r>
+          </w:p>
+          <w:p>
+            <w:pPr>
+              <w:keepNext/>
+              <w:spacing w:after="0"/>
+            </w:pPr>
+            <w:r>
+              <w:rPr>
+                <w:sz w:val="17"/>
+                <w:szCs w:val="17"/>
+              </w:rPr>
+              <w:t xml:space="preserve">☐ Cambiar</w:t>
             </w:r>
           </w:p>
         </w:tc>
@@ -54165,7 +58208,20 @@
                 <w:sz w:val="17"/>
                 <w:szCs w:val="17"/>
               </w:rPr>
-              <w:t xml:space="preserve">☐ OK  ☐ Cambiar</w:t>
+              <w:t xml:space="preserve">☐ OK</w:t>
+            </w:r>
+          </w:p>
+          <w:p>
+            <w:pPr>
+              <w:keepNext/>
+              <w:spacing w:after="0"/>
+            </w:pPr>
+            <w:r>
+              <w:rPr>
+                <w:sz w:val="17"/>
+                <w:szCs w:val="17"/>
+              </w:rPr>
+              <w:t xml:space="preserve">☐ Cambiar</w:t>
             </w:r>
           </w:p>
         </w:tc>
@@ -54313,7 +58369,20 @@
                 <w:sz w:val="17"/>
                 <w:szCs w:val="17"/>
               </w:rPr>
-              <w:t xml:space="preserve">☐ OK  ☐ Cambiar</w:t>
+              <w:t xml:space="preserve">☐ OK</w:t>
+            </w:r>
+          </w:p>
+          <w:p>
+            <w:pPr>
+              <w:keepNext/>
+              <w:spacing w:after="0"/>
+            </w:pPr>
+            <w:r>
+              <w:rPr>
+                <w:sz w:val="17"/>
+                <w:szCs w:val="17"/>
+              </w:rPr>
+              <w:t xml:space="preserve">☐ Cambiar</w:t>
             </w:r>
           </w:p>
         </w:tc>
@@ -54456,7 +58525,20 @@
                 <w:sz w:val="17"/>
                 <w:szCs w:val="17"/>
               </w:rPr>
-              <w:t xml:space="preserve">☐ OK  ☐ Cambiar</w:t>
+              <w:t xml:space="preserve">☐ OK</w:t>
+            </w:r>
+          </w:p>
+          <w:p>
+            <w:pPr>
+              <w:keepNext/>
+              <w:spacing w:after="0"/>
+            </w:pPr>
+            <w:r>
+              <w:rPr>
+                <w:sz w:val="17"/>
+                <w:szCs w:val="17"/>
+              </w:rPr>
+              <w:t xml:space="preserve">☐ Cambiar</w:t>
             </w:r>
           </w:p>
         </w:tc>
@@ -54604,7 +58686,20 @@
                 <w:sz w:val="17"/>
                 <w:szCs w:val="17"/>
               </w:rPr>
-              <w:t xml:space="preserve">☐ OK  ☐ Cambiar</w:t>
+              <w:t xml:space="preserve">☐ OK</w:t>
+            </w:r>
+          </w:p>
+          <w:p>
+            <w:pPr>
+              <w:keepNext w:val="false"/>
+              <w:spacing w:after="0"/>
+            </w:pPr>
+            <w:r>
+              <w:rPr>
+                <w:sz w:val="17"/>
+                <w:szCs w:val="17"/>
+              </w:rPr>
+              <w:t xml:space="preserve">☐ Cambiar</w:t>
             </w:r>
           </w:p>
         </w:tc>
@@ -54943,7 +59038,20 @@
                 <w:sz w:val="17"/>
                 <w:szCs w:val="17"/>
               </w:rPr>
-              <w:t xml:space="preserve">☐ OK  ☐ Cambiar</w:t>
+              <w:t xml:space="preserve">☐ OK</w:t>
+            </w:r>
+          </w:p>
+          <w:p>
+            <w:pPr>
+              <w:keepNext/>
+              <w:spacing w:after="0"/>
+            </w:pPr>
+            <w:r>
+              <w:rPr>
+                <w:sz w:val="17"/>
+                <w:szCs w:val="17"/>
+              </w:rPr>
+              <w:t xml:space="preserve">☐ Cambiar</w:t>
             </w:r>
           </w:p>
         </w:tc>
@@ -55086,7 +59194,20 @@
                 <w:sz w:val="17"/>
                 <w:szCs w:val="17"/>
               </w:rPr>
-              <w:t xml:space="preserve">☐ OK  ☐ Cambiar</w:t>
+              <w:t xml:space="preserve">☐ OK</w:t>
+            </w:r>
+          </w:p>
+          <w:p>
+            <w:pPr>
+              <w:keepNext/>
+              <w:spacing w:after="0"/>
+            </w:pPr>
+            <w:r>
+              <w:rPr>
+                <w:sz w:val="17"/>
+                <w:szCs w:val="17"/>
+              </w:rPr>
+              <w:t xml:space="preserve">☐ Cambiar</w:t>
             </w:r>
           </w:p>
         </w:tc>
@@ -55234,7 +59355,20 @@
                 <w:sz w:val="17"/>
                 <w:szCs w:val="17"/>
               </w:rPr>
-              <w:t xml:space="preserve">☐ OK  ☐ Cambiar</w:t>
+              <w:t xml:space="preserve">☐ OK</w:t>
+            </w:r>
+          </w:p>
+          <w:p>
+            <w:pPr>
+              <w:keepNext/>
+              <w:spacing w:after="0"/>
+            </w:pPr>
+            <w:r>
+              <w:rPr>
+                <w:sz w:val="17"/>
+                <w:szCs w:val="17"/>
+              </w:rPr>
+              <w:t xml:space="preserve">☐ Cambiar</w:t>
             </w:r>
           </w:p>
         </w:tc>
@@ -55377,7 +59511,20 @@
                 <w:sz w:val="17"/>
                 <w:szCs w:val="17"/>
               </w:rPr>
-              <w:t xml:space="preserve">☐ OK  ☐ Cambiar</w:t>
+              <w:t xml:space="preserve">☐ OK</w:t>
+            </w:r>
+          </w:p>
+          <w:p>
+            <w:pPr>
+              <w:keepNext/>
+              <w:spacing w:after="0"/>
+            </w:pPr>
+            <w:r>
+              <w:rPr>
+                <w:sz w:val="17"/>
+                <w:szCs w:val="17"/>
+              </w:rPr>
+              <w:t xml:space="preserve">☐ Cambiar</w:t>
             </w:r>
           </w:p>
         </w:tc>
@@ -55525,7 +59672,20 @@
                 <w:sz w:val="17"/>
                 <w:szCs w:val="17"/>
               </w:rPr>
-              <w:t xml:space="preserve">☐ OK  ☐ Cambiar</w:t>
+              <w:t xml:space="preserve">☐ OK</w:t>
+            </w:r>
+          </w:p>
+          <w:p>
+            <w:pPr>
+              <w:keepNext/>
+              <w:spacing w:after="0"/>
+            </w:pPr>
+            <w:r>
+              <w:rPr>
+                <w:sz w:val="17"/>
+                <w:szCs w:val="17"/>
+              </w:rPr>
+              <w:t xml:space="preserve">☐ Cambiar</w:t>
             </w:r>
           </w:p>
         </w:tc>
@@ -55668,7 +59828,20 @@
                 <w:sz w:val="17"/>
                 <w:szCs w:val="17"/>
               </w:rPr>
-              <w:t xml:space="preserve">☐ OK  ☐ Cambiar</w:t>
+              <w:t xml:space="preserve">☐ OK</w:t>
+            </w:r>
+          </w:p>
+          <w:p>
+            <w:pPr>
+              <w:keepNext/>
+              <w:spacing w:after="0"/>
+            </w:pPr>
+            <w:r>
+              <w:rPr>
+                <w:sz w:val="17"/>
+                <w:szCs w:val="17"/>
+              </w:rPr>
+              <w:t xml:space="preserve">☐ Cambiar</w:t>
             </w:r>
           </w:p>
         </w:tc>
@@ -55816,7 +59989,20 @@
                 <w:sz w:val="17"/>
                 <w:szCs w:val="17"/>
               </w:rPr>
-              <w:t xml:space="preserve">☐ OK  ☐ Cambiar</w:t>
+              <w:t xml:space="preserve">☐ OK</w:t>
+            </w:r>
+          </w:p>
+          <w:p>
+            <w:pPr>
+              <w:keepNext w:val="false"/>
+              <w:spacing w:after="0"/>
+            </w:pPr>
+            <w:r>
+              <w:rPr>
+                <w:sz w:val="17"/>
+                <w:szCs w:val="17"/>
+              </w:rPr>
+              <w:t xml:space="preserve">☐ Cambiar</w:t>
             </w:r>
           </w:p>
         </w:tc>
@@ -56155,7 +60341,20 @@
                 <w:sz w:val="17"/>
                 <w:szCs w:val="17"/>
               </w:rPr>
-              <w:t xml:space="preserve">☐ OK  ☐ Cambiar</w:t>
+              <w:t xml:space="preserve">☐ OK</w:t>
+            </w:r>
+          </w:p>
+          <w:p>
+            <w:pPr>
+              <w:keepNext/>
+              <w:spacing w:after="0"/>
+            </w:pPr>
+            <w:r>
+              <w:rPr>
+                <w:sz w:val="17"/>
+                <w:szCs w:val="17"/>
+              </w:rPr>
+              <w:t xml:space="preserve">☐ Cambiar</w:t>
             </w:r>
           </w:p>
         </w:tc>
@@ -56298,7 +60497,20 @@
                 <w:sz w:val="17"/>
                 <w:szCs w:val="17"/>
               </w:rPr>
-              <w:t xml:space="preserve">☐ OK  ☐ Cambiar</w:t>
+              <w:t xml:space="preserve">☐ OK</w:t>
+            </w:r>
+          </w:p>
+          <w:p>
+            <w:pPr>
+              <w:keepNext/>
+              <w:spacing w:after="0"/>
+            </w:pPr>
+            <w:r>
+              <w:rPr>
+                <w:sz w:val="17"/>
+                <w:szCs w:val="17"/>
+              </w:rPr>
+              <w:t xml:space="preserve">☐ Cambiar</w:t>
             </w:r>
           </w:p>
         </w:tc>
@@ -56446,7 +60658,20 @@
                 <w:sz w:val="17"/>
                 <w:szCs w:val="17"/>
               </w:rPr>
-              <w:t xml:space="preserve">☐ OK  ☐ Cambiar</w:t>
+              <w:t xml:space="preserve">☐ OK</w:t>
+            </w:r>
+          </w:p>
+          <w:p>
+            <w:pPr>
+              <w:keepNext/>
+              <w:spacing w:after="0"/>
+            </w:pPr>
+            <w:r>
+              <w:rPr>
+                <w:sz w:val="17"/>
+                <w:szCs w:val="17"/>
+              </w:rPr>
+              <w:t xml:space="preserve">☐ Cambiar</w:t>
             </w:r>
           </w:p>
         </w:tc>
@@ -56589,7 +60814,20 @@
                 <w:sz w:val="17"/>
                 <w:szCs w:val="17"/>
               </w:rPr>
-              <w:t xml:space="preserve">☐ OK  ☐ Cambiar</w:t>
+              <w:t xml:space="preserve">☐ OK</w:t>
+            </w:r>
+          </w:p>
+          <w:p>
+            <w:pPr>
+              <w:keepNext/>
+              <w:spacing w:after="0"/>
+            </w:pPr>
+            <w:r>
+              <w:rPr>
+                <w:sz w:val="17"/>
+                <w:szCs w:val="17"/>
+              </w:rPr>
+              <w:t xml:space="preserve">☐ Cambiar</w:t>
             </w:r>
           </w:p>
         </w:tc>
@@ -56737,7 +60975,20 @@
                 <w:sz w:val="17"/>
                 <w:szCs w:val="17"/>
               </w:rPr>
-              <w:t xml:space="preserve">☐ OK  ☐ Cambiar</w:t>
+              <w:t xml:space="preserve">☐ OK</w:t>
+            </w:r>
+          </w:p>
+          <w:p>
+            <w:pPr>
+              <w:keepNext/>
+              <w:spacing w:after="0"/>
+            </w:pPr>
+            <w:r>
+              <w:rPr>
+                <w:sz w:val="17"/>
+                <w:szCs w:val="17"/>
+              </w:rPr>
+              <w:t xml:space="preserve">☐ Cambiar</w:t>
             </w:r>
           </w:p>
         </w:tc>
@@ -56880,7 +61131,20 @@
                 <w:sz w:val="17"/>
                 <w:szCs w:val="17"/>
               </w:rPr>
-              <w:t xml:space="preserve">☐ OK  ☐ Cambiar</w:t>
+              <w:t xml:space="preserve">☐ OK</w:t>
+            </w:r>
+          </w:p>
+          <w:p>
+            <w:pPr>
+              <w:keepNext/>
+              <w:spacing w:after="0"/>
+            </w:pPr>
+            <w:r>
+              <w:rPr>
+                <w:sz w:val="17"/>
+                <w:szCs w:val="17"/>
+              </w:rPr>
+              <w:t xml:space="preserve">☐ Cambiar</w:t>
             </w:r>
           </w:p>
         </w:tc>
@@ -57028,7 +61292,20 @@
                 <w:sz w:val="17"/>
                 <w:szCs w:val="17"/>
               </w:rPr>
-              <w:t xml:space="preserve">☐ OK  ☐ Cambiar</w:t>
+              <w:t xml:space="preserve">☐ OK</w:t>
+            </w:r>
+          </w:p>
+          <w:p>
+            <w:pPr>
+              <w:keepNext w:val="false"/>
+              <w:spacing w:after="0"/>
+            </w:pPr>
+            <w:r>
+              <w:rPr>
+                <w:sz w:val="17"/>
+                <w:szCs w:val="17"/>
+              </w:rPr>
+              <w:t xml:space="preserve">☐ Cambiar</w:t>
             </w:r>
           </w:p>
         </w:tc>
@@ -57367,7 +61644,20 @@
                 <w:sz w:val="17"/>
                 <w:szCs w:val="17"/>
               </w:rPr>
-              <w:t xml:space="preserve">☐ OK  ☐ Cambiar</w:t>
+              <w:t xml:space="preserve">☐ OK</w:t>
+            </w:r>
+          </w:p>
+          <w:p>
+            <w:pPr>
+              <w:keepNext/>
+              <w:spacing w:after="0"/>
+            </w:pPr>
+            <w:r>
+              <w:rPr>
+                <w:sz w:val="17"/>
+                <w:szCs w:val="17"/>
+              </w:rPr>
+              <w:t xml:space="preserve">☐ Cambiar</w:t>
             </w:r>
           </w:p>
         </w:tc>
@@ -57510,7 +61800,20 @@
                 <w:sz w:val="17"/>
                 <w:szCs w:val="17"/>
               </w:rPr>
-              <w:t xml:space="preserve">☐ OK  ☐ Cambiar</w:t>
+              <w:t xml:space="preserve">☐ OK</w:t>
+            </w:r>
+          </w:p>
+          <w:p>
+            <w:pPr>
+              <w:keepNext/>
+              <w:spacing w:after="0"/>
+            </w:pPr>
+            <w:r>
+              <w:rPr>
+                <w:sz w:val="17"/>
+                <w:szCs w:val="17"/>
+              </w:rPr>
+              <w:t xml:space="preserve">☐ Cambiar</w:t>
             </w:r>
           </w:p>
         </w:tc>
@@ -57658,7 +61961,20 @@
                 <w:sz w:val="17"/>
                 <w:szCs w:val="17"/>
               </w:rPr>
-              <w:t xml:space="preserve">☐ OK  ☐ Cambiar</w:t>
+              <w:t xml:space="preserve">☐ OK</w:t>
+            </w:r>
+          </w:p>
+          <w:p>
+            <w:pPr>
+              <w:keepNext/>
+              <w:spacing w:after="0"/>
+            </w:pPr>
+            <w:r>
+              <w:rPr>
+                <w:sz w:val="17"/>
+                <w:szCs w:val="17"/>
+              </w:rPr>
+              <w:t xml:space="preserve">☐ Cambiar</w:t>
             </w:r>
           </w:p>
         </w:tc>
@@ -57801,7 +62117,20 @@
                 <w:sz w:val="17"/>
                 <w:szCs w:val="17"/>
               </w:rPr>
-              <w:t xml:space="preserve">☐ OK  ☐ Cambiar</w:t>
+              <w:t xml:space="preserve">☐ OK</w:t>
+            </w:r>
+          </w:p>
+          <w:p>
+            <w:pPr>
+              <w:keepNext/>
+              <w:spacing w:after="0"/>
+            </w:pPr>
+            <w:r>
+              <w:rPr>
+                <w:sz w:val="17"/>
+                <w:szCs w:val="17"/>
+              </w:rPr>
+              <w:t xml:space="preserve">☐ Cambiar</w:t>
             </w:r>
           </w:p>
         </w:tc>
@@ -57949,7 +62278,20 @@
                 <w:sz w:val="17"/>
                 <w:szCs w:val="17"/>
               </w:rPr>
-              <w:t xml:space="preserve">☐ OK  ☐ Cambiar</w:t>
+              <w:t xml:space="preserve">☐ OK</w:t>
+            </w:r>
+          </w:p>
+          <w:p>
+            <w:pPr>
+              <w:keepNext/>
+              <w:spacing w:after="0"/>
+            </w:pPr>
+            <w:r>
+              <w:rPr>
+                <w:sz w:val="17"/>
+                <w:szCs w:val="17"/>
+              </w:rPr>
+              <w:t xml:space="preserve">☐ Cambiar</w:t>
             </w:r>
           </w:p>
         </w:tc>
@@ -58092,7 +62434,20 @@
                 <w:sz w:val="17"/>
                 <w:szCs w:val="17"/>
               </w:rPr>
-              <w:t xml:space="preserve">☐ OK  ☐ Cambiar</w:t>
+              <w:t xml:space="preserve">☐ OK</w:t>
+            </w:r>
+          </w:p>
+          <w:p>
+            <w:pPr>
+              <w:keepNext/>
+              <w:spacing w:after="0"/>
+            </w:pPr>
+            <w:r>
+              <w:rPr>
+                <w:sz w:val="17"/>
+                <w:szCs w:val="17"/>
+              </w:rPr>
+              <w:t xml:space="preserve">☐ Cambiar</w:t>
             </w:r>
           </w:p>
         </w:tc>
@@ -58240,7 +62595,20 @@
                 <w:sz w:val="17"/>
                 <w:szCs w:val="17"/>
               </w:rPr>
-              <w:t xml:space="preserve">☐ OK  ☐ Cambiar</w:t>
+              <w:t xml:space="preserve">☐ OK</w:t>
+            </w:r>
+          </w:p>
+          <w:p>
+            <w:pPr>
+              <w:keepNext w:val="false"/>
+              <w:spacing w:after="0"/>
+            </w:pPr>
+            <w:r>
+              <w:rPr>
+                <w:sz w:val="17"/>
+                <w:szCs w:val="17"/>
+              </w:rPr>
+              <w:t xml:space="preserve">☐ Cambiar</w:t>
             </w:r>
           </w:p>
         </w:tc>
@@ -58579,7 +62947,20 @@
                 <w:sz w:val="17"/>
                 <w:szCs w:val="17"/>
               </w:rPr>
-              <w:t xml:space="preserve">☐ OK  ☐ Cambiar</w:t>
+              <w:t xml:space="preserve">☐ OK</w:t>
+            </w:r>
+          </w:p>
+          <w:p>
+            <w:pPr>
+              <w:keepNext/>
+              <w:spacing w:after="0"/>
+            </w:pPr>
+            <w:r>
+              <w:rPr>
+                <w:sz w:val="17"/>
+                <w:szCs w:val="17"/>
+              </w:rPr>
+              <w:t xml:space="preserve">☐ Cambiar</w:t>
             </w:r>
           </w:p>
         </w:tc>
@@ -58722,7 +63103,20 @@
                 <w:sz w:val="17"/>
                 <w:szCs w:val="17"/>
               </w:rPr>
-              <w:t xml:space="preserve">☐ OK  ☐ Cambiar</w:t>
+              <w:t xml:space="preserve">☐ OK</w:t>
+            </w:r>
+          </w:p>
+          <w:p>
+            <w:pPr>
+              <w:keepNext/>
+              <w:spacing w:after="0"/>
+            </w:pPr>
+            <w:r>
+              <w:rPr>
+                <w:sz w:val="17"/>
+                <w:szCs w:val="17"/>
+              </w:rPr>
+              <w:t xml:space="preserve">☐ Cambiar</w:t>
             </w:r>
           </w:p>
         </w:tc>
@@ -58870,7 +63264,20 @@
                 <w:sz w:val="17"/>
                 <w:szCs w:val="17"/>
               </w:rPr>
-              <w:t xml:space="preserve">☐ OK  ☐ Cambiar</w:t>
+              <w:t xml:space="preserve">☐ OK</w:t>
+            </w:r>
+          </w:p>
+          <w:p>
+            <w:pPr>
+              <w:keepNext/>
+              <w:spacing w:after="0"/>
+            </w:pPr>
+            <w:r>
+              <w:rPr>
+                <w:sz w:val="17"/>
+                <w:szCs w:val="17"/>
+              </w:rPr>
+              <w:t xml:space="preserve">☐ Cambiar</w:t>
             </w:r>
           </w:p>
         </w:tc>
@@ -59013,7 +63420,20 @@
                 <w:sz w:val="17"/>
                 <w:szCs w:val="17"/>
               </w:rPr>
-              <w:t xml:space="preserve">☐ OK  ☐ Cambiar</w:t>
+              <w:t xml:space="preserve">☐ OK</w:t>
+            </w:r>
+          </w:p>
+          <w:p>
+            <w:pPr>
+              <w:keepNext/>
+              <w:spacing w:after="0"/>
+            </w:pPr>
+            <w:r>
+              <w:rPr>
+                <w:sz w:val="17"/>
+                <w:szCs w:val="17"/>
+              </w:rPr>
+              <w:t xml:space="preserve">☐ Cambiar</w:t>
             </w:r>
           </w:p>
         </w:tc>
@@ -59161,7 +63581,20 @@
                 <w:sz w:val="17"/>
                 <w:szCs w:val="17"/>
               </w:rPr>
-              <w:t xml:space="preserve">☐ OK  ☐ Cambiar</w:t>
+              <w:t xml:space="preserve">☐ OK</w:t>
+            </w:r>
+          </w:p>
+          <w:p>
+            <w:pPr>
+              <w:keepNext/>
+              <w:spacing w:after="0"/>
+            </w:pPr>
+            <w:r>
+              <w:rPr>
+                <w:sz w:val="17"/>
+                <w:szCs w:val="17"/>
+              </w:rPr>
+              <w:t xml:space="preserve">☐ Cambiar</w:t>
             </w:r>
           </w:p>
         </w:tc>
@@ -59304,7 +63737,20 @@
                 <w:sz w:val="17"/>
                 <w:szCs w:val="17"/>
               </w:rPr>
-              <w:t xml:space="preserve">☐ OK  ☐ Cambiar</w:t>
+              <w:t xml:space="preserve">☐ OK</w:t>
+            </w:r>
+          </w:p>
+          <w:p>
+            <w:pPr>
+              <w:keepNext/>
+              <w:spacing w:after="0"/>
+            </w:pPr>
+            <w:r>
+              <w:rPr>
+                <w:sz w:val="17"/>
+                <w:szCs w:val="17"/>
+              </w:rPr>
+              <w:t xml:space="preserve">☐ Cambiar</w:t>
             </w:r>
           </w:p>
         </w:tc>
@@ -59452,7 +63898,20 @@
                 <w:sz w:val="17"/>
                 <w:szCs w:val="17"/>
               </w:rPr>
-              <w:t xml:space="preserve">☐ OK  ☐ Cambiar</w:t>
+              <w:t xml:space="preserve">☐ OK</w:t>
+            </w:r>
+          </w:p>
+          <w:p>
+            <w:pPr>
+              <w:keepNext w:val="false"/>
+              <w:spacing w:after="0"/>
+            </w:pPr>
+            <w:r>
+              <w:rPr>
+                <w:sz w:val="17"/>
+                <w:szCs w:val="17"/>
+              </w:rPr>
+              <w:t xml:space="preserve">☐ Cambiar</w:t>
             </w:r>
           </w:p>
         </w:tc>
@@ -59791,7 +64250,20 @@
                 <w:sz w:val="17"/>
                 <w:szCs w:val="17"/>
               </w:rPr>
-              <w:t xml:space="preserve">☐ OK  ☐ Cambiar</w:t>
+              <w:t xml:space="preserve">☐ OK</w:t>
+            </w:r>
+          </w:p>
+          <w:p>
+            <w:pPr>
+              <w:keepNext/>
+              <w:spacing w:after="0"/>
+            </w:pPr>
+            <w:r>
+              <w:rPr>
+                <w:sz w:val="17"/>
+                <w:szCs w:val="17"/>
+              </w:rPr>
+              <w:t xml:space="preserve">☐ Cambiar</w:t>
             </w:r>
           </w:p>
         </w:tc>
@@ -59934,7 +64406,20 @@
                 <w:sz w:val="17"/>
                 <w:szCs w:val="17"/>
               </w:rPr>
-              <w:t xml:space="preserve">☐ OK  ☐ Cambiar</w:t>
+              <w:t xml:space="preserve">☐ OK</w:t>
+            </w:r>
+          </w:p>
+          <w:p>
+            <w:pPr>
+              <w:keepNext/>
+              <w:spacing w:after="0"/>
+            </w:pPr>
+            <w:r>
+              <w:rPr>
+                <w:sz w:val="17"/>
+                <w:szCs w:val="17"/>
+              </w:rPr>
+              <w:t xml:space="preserve">☐ Cambiar</w:t>
             </w:r>
           </w:p>
         </w:tc>
@@ -60082,7 +64567,20 @@
                 <w:sz w:val="17"/>
                 <w:szCs w:val="17"/>
               </w:rPr>
-              <w:t xml:space="preserve">☐ OK  ☐ Cambiar</w:t>
+              <w:t xml:space="preserve">☐ OK</w:t>
+            </w:r>
+          </w:p>
+          <w:p>
+            <w:pPr>
+              <w:keepNext/>
+              <w:spacing w:after="0"/>
+            </w:pPr>
+            <w:r>
+              <w:rPr>
+                <w:sz w:val="17"/>
+                <w:szCs w:val="17"/>
+              </w:rPr>
+              <w:t xml:space="preserve">☐ Cambiar</w:t>
             </w:r>
           </w:p>
         </w:tc>
@@ -60225,7 +64723,20 @@
                 <w:sz w:val="17"/>
                 <w:szCs w:val="17"/>
               </w:rPr>
-              <w:t xml:space="preserve">☐ OK  ☐ Cambiar</w:t>
+              <w:t xml:space="preserve">☐ OK</w:t>
+            </w:r>
+          </w:p>
+          <w:p>
+            <w:pPr>
+              <w:keepNext/>
+              <w:spacing w:after="0"/>
+            </w:pPr>
+            <w:r>
+              <w:rPr>
+                <w:sz w:val="17"/>
+                <w:szCs w:val="17"/>
+              </w:rPr>
+              <w:t xml:space="preserve">☐ Cambiar</w:t>
             </w:r>
           </w:p>
         </w:tc>
@@ -60373,7 +64884,20 @@
                 <w:sz w:val="17"/>
                 <w:szCs w:val="17"/>
               </w:rPr>
-              <w:t xml:space="preserve">☐ OK  ☐ Cambiar</w:t>
+              <w:t xml:space="preserve">☐ OK</w:t>
+            </w:r>
+          </w:p>
+          <w:p>
+            <w:pPr>
+              <w:keepNext/>
+              <w:spacing w:after="0"/>
+            </w:pPr>
+            <w:r>
+              <w:rPr>
+                <w:sz w:val="17"/>
+                <w:szCs w:val="17"/>
+              </w:rPr>
+              <w:t xml:space="preserve">☐ Cambiar</w:t>
             </w:r>
           </w:p>
         </w:tc>
@@ -60516,7 +65040,20 @@
                 <w:sz w:val="17"/>
                 <w:szCs w:val="17"/>
               </w:rPr>
-              <w:t xml:space="preserve">☐ OK  ☐ Cambiar</w:t>
+              <w:t xml:space="preserve">☐ OK</w:t>
+            </w:r>
+          </w:p>
+          <w:p>
+            <w:pPr>
+              <w:keepNext/>
+              <w:spacing w:after="0"/>
+            </w:pPr>
+            <w:r>
+              <w:rPr>
+                <w:sz w:val="17"/>
+                <w:szCs w:val="17"/>
+              </w:rPr>
+              <w:t xml:space="preserve">☐ Cambiar</w:t>
             </w:r>
           </w:p>
         </w:tc>
@@ -60664,7 +65201,20 @@
                 <w:sz w:val="17"/>
                 <w:szCs w:val="17"/>
               </w:rPr>
-              <w:t xml:space="preserve">☐ OK  ☐ Cambiar</w:t>
+              <w:t xml:space="preserve">☐ OK</w:t>
+            </w:r>
+          </w:p>
+          <w:p>
+            <w:pPr>
+              <w:keepNext w:val="false"/>
+              <w:spacing w:after="0"/>
+            </w:pPr>
+            <w:r>
+              <w:rPr>
+                <w:sz w:val="17"/>
+                <w:szCs w:val="17"/>
+              </w:rPr>
+              <w:t xml:space="preserve">☐ Cambiar</w:t>
             </w:r>
           </w:p>
         </w:tc>
@@ -61003,7 +65553,20 @@
                 <w:sz w:val="17"/>
                 <w:szCs w:val="17"/>
               </w:rPr>
-              <w:t xml:space="preserve">☐ OK  ☐ Cambiar</w:t>
+              <w:t xml:space="preserve">☐ OK</w:t>
+            </w:r>
+          </w:p>
+          <w:p>
+            <w:pPr>
+              <w:keepNext/>
+              <w:spacing w:after="0"/>
+            </w:pPr>
+            <w:r>
+              <w:rPr>
+                <w:sz w:val="17"/>
+                <w:szCs w:val="17"/>
+              </w:rPr>
+              <w:t xml:space="preserve">☐ Cambiar</w:t>
             </w:r>
           </w:p>
         </w:tc>
@@ -61146,7 +65709,20 @@
                 <w:sz w:val="17"/>
                 <w:szCs w:val="17"/>
               </w:rPr>
-              <w:t xml:space="preserve">☐ OK  ☐ Cambiar</w:t>
+              <w:t xml:space="preserve">☐ OK</w:t>
+            </w:r>
+          </w:p>
+          <w:p>
+            <w:pPr>
+              <w:keepNext/>
+              <w:spacing w:after="0"/>
+            </w:pPr>
+            <w:r>
+              <w:rPr>
+                <w:sz w:val="17"/>
+                <w:szCs w:val="17"/>
+              </w:rPr>
+              <w:t xml:space="preserve">☐ Cambiar</w:t>
             </w:r>
           </w:p>
         </w:tc>
@@ -61294,7 +65870,20 @@
                 <w:sz w:val="17"/>
                 <w:szCs w:val="17"/>
               </w:rPr>
-              <w:t xml:space="preserve">☐ OK  ☐ Cambiar</w:t>
+              <w:t xml:space="preserve">☐ OK</w:t>
+            </w:r>
+          </w:p>
+          <w:p>
+            <w:pPr>
+              <w:keepNext/>
+              <w:spacing w:after="0"/>
+            </w:pPr>
+            <w:r>
+              <w:rPr>
+                <w:sz w:val="17"/>
+                <w:szCs w:val="17"/>
+              </w:rPr>
+              <w:t xml:space="preserve">☐ Cambiar</w:t>
             </w:r>
           </w:p>
         </w:tc>
@@ -61437,7 +66026,20 @@
                 <w:sz w:val="17"/>
                 <w:szCs w:val="17"/>
               </w:rPr>
-              <w:t xml:space="preserve">☐ OK  ☐ Cambiar</w:t>
+              <w:t xml:space="preserve">☐ OK</w:t>
+            </w:r>
+          </w:p>
+          <w:p>
+            <w:pPr>
+              <w:keepNext/>
+              <w:spacing w:after="0"/>
+            </w:pPr>
+            <w:r>
+              <w:rPr>
+                <w:sz w:val="17"/>
+                <w:szCs w:val="17"/>
+              </w:rPr>
+              <w:t xml:space="preserve">☐ Cambiar</w:t>
             </w:r>
           </w:p>
         </w:tc>
@@ -61585,7 +66187,20 @@
                 <w:sz w:val="17"/>
                 <w:szCs w:val="17"/>
               </w:rPr>
-              <w:t xml:space="preserve">☐ OK  ☐ Cambiar</w:t>
+              <w:t xml:space="preserve">☐ OK</w:t>
+            </w:r>
+          </w:p>
+          <w:p>
+            <w:pPr>
+              <w:keepNext/>
+              <w:spacing w:after="0"/>
+            </w:pPr>
+            <w:r>
+              <w:rPr>
+                <w:sz w:val="17"/>
+                <w:szCs w:val="17"/>
+              </w:rPr>
+              <w:t xml:space="preserve">☐ Cambiar</w:t>
             </w:r>
           </w:p>
         </w:tc>
@@ -61728,7 +66343,20 @@
                 <w:sz w:val="17"/>
                 <w:szCs w:val="17"/>
               </w:rPr>
-              <w:t xml:space="preserve">☐ OK  ☐ Cambiar</w:t>
+              <w:t xml:space="preserve">☐ OK</w:t>
+            </w:r>
+          </w:p>
+          <w:p>
+            <w:pPr>
+              <w:keepNext/>
+              <w:spacing w:after="0"/>
+            </w:pPr>
+            <w:r>
+              <w:rPr>
+                <w:sz w:val="17"/>
+                <w:szCs w:val="17"/>
+              </w:rPr>
+              <w:t xml:space="preserve">☐ Cambiar</w:t>
             </w:r>
           </w:p>
         </w:tc>
@@ -61876,7 +66504,20 @@
                 <w:sz w:val="17"/>
                 <w:szCs w:val="17"/>
               </w:rPr>
-              <w:t xml:space="preserve">☐ OK  ☐ Cambiar</w:t>
+              <w:t xml:space="preserve">☐ OK</w:t>
+            </w:r>
+          </w:p>
+          <w:p>
+            <w:pPr>
+              <w:keepNext w:val="false"/>
+              <w:spacing w:after="0"/>
+            </w:pPr>
+            <w:r>
+              <w:rPr>
+                <w:sz w:val="17"/>
+                <w:szCs w:val="17"/>
+              </w:rPr>
+              <w:t xml:space="preserve">☐ Cambiar</w:t>
             </w:r>
           </w:p>
         </w:tc>
@@ -62215,7 +66856,20 @@
                 <w:sz w:val="17"/>
                 <w:szCs w:val="17"/>
               </w:rPr>
-              <w:t xml:space="preserve">☐ OK  ☐ Cambiar</w:t>
+              <w:t xml:space="preserve">☐ OK</w:t>
+            </w:r>
+          </w:p>
+          <w:p>
+            <w:pPr>
+              <w:keepNext/>
+              <w:spacing w:after="0"/>
+            </w:pPr>
+            <w:r>
+              <w:rPr>
+                <w:sz w:val="17"/>
+                <w:szCs w:val="17"/>
+              </w:rPr>
+              <w:t xml:space="preserve">☐ Cambiar</w:t>
             </w:r>
           </w:p>
         </w:tc>
@@ -62358,7 +67012,20 @@
                 <w:sz w:val="17"/>
                 <w:szCs w:val="17"/>
               </w:rPr>
-              <w:t xml:space="preserve">☐ OK  ☐ Cambiar</w:t>
+              <w:t xml:space="preserve">☐ OK</w:t>
+            </w:r>
+          </w:p>
+          <w:p>
+            <w:pPr>
+              <w:keepNext/>
+              <w:spacing w:after="0"/>
+            </w:pPr>
+            <w:r>
+              <w:rPr>
+                <w:sz w:val="17"/>
+                <w:szCs w:val="17"/>
+              </w:rPr>
+              <w:t xml:space="preserve">☐ Cambiar</w:t>
             </w:r>
           </w:p>
         </w:tc>
@@ -62506,7 +67173,20 @@
                 <w:sz w:val="17"/>
                 <w:szCs w:val="17"/>
               </w:rPr>
-              <w:t xml:space="preserve">☐ OK  ☐ Cambiar</w:t>
+              <w:t xml:space="preserve">☐ OK</w:t>
+            </w:r>
+          </w:p>
+          <w:p>
+            <w:pPr>
+              <w:keepNext/>
+              <w:spacing w:after="0"/>
+            </w:pPr>
+            <w:r>
+              <w:rPr>
+                <w:sz w:val="17"/>
+                <w:szCs w:val="17"/>
+              </w:rPr>
+              <w:t xml:space="preserve">☐ Cambiar</w:t>
             </w:r>
           </w:p>
         </w:tc>
@@ -62649,7 +67329,20 @@
                 <w:sz w:val="17"/>
                 <w:szCs w:val="17"/>
               </w:rPr>
-              <w:t xml:space="preserve">☐ OK  ☐ Cambiar</w:t>
+              <w:t xml:space="preserve">☐ OK</w:t>
+            </w:r>
+          </w:p>
+          <w:p>
+            <w:pPr>
+              <w:keepNext/>
+              <w:spacing w:after="0"/>
+            </w:pPr>
+            <w:r>
+              <w:rPr>
+                <w:sz w:val="17"/>
+                <w:szCs w:val="17"/>
+              </w:rPr>
+              <w:t xml:space="preserve">☐ Cambiar</w:t>
             </w:r>
           </w:p>
         </w:tc>
@@ -62797,7 +67490,20 @@
                 <w:sz w:val="17"/>
                 <w:szCs w:val="17"/>
               </w:rPr>
-              <w:t xml:space="preserve">☐ OK  ☐ Cambiar</w:t>
+              <w:t xml:space="preserve">☐ OK</w:t>
+            </w:r>
+          </w:p>
+          <w:p>
+            <w:pPr>
+              <w:keepNext/>
+              <w:spacing w:after="0"/>
+            </w:pPr>
+            <w:r>
+              <w:rPr>
+                <w:sz w:val="17"/>
+                <w:szCs w:val="17"/>
+              </w:rPr>
+              <w:t xml:space="preserve">☐ Cambiar</w:t>
             </w:r>
           </w:p>
         </w:tc>
@@ -62940,7 +67646,20 @@
                 <w:sz w:val="17"/>
                 <w:szCs w:val="17"/>
               </w:rPr>
-              <w:t xml:space="preserve">☐ OK  ☐ Cambiar</w:t>
+              <w:t xml:space="preserve">☐ OK</w:t>
+            </w:r>
+          </w:p>
+          <w:p>
+            <w:pPr>
+              <w:keepNext/>
+              <w:spacing w:after="0"/>
+            </w:pPr>
+            <w:r>
+              <w:rPr>
+                <w:sz w:val="17"/>
+                <w:szCs w:val="17"/>
+              </w:rPr>
+              <w:t xml:space="preserve">☐ Cambiar</w:t>
             </w:r>
           </w:p>
         </w:tc>
@@ -63088,7 +67807,20 @@
                 <w:sz w:val="17"/>
                 <w:szCs w:val="17"/>
               </w:rPr>
-              <w:t xml:space="preserve">☐ OK  ☐ Cambiar</w:t>
+              <w:t xml:space="preserve">☐ OK</w:t>
+            </w:r>
+          </w:p>
+          <w:p>
+            <w:pPr>
+              <w:keepNext w:val="false"/>
+              <w:spacing w:after="0"/>
+            </w:pPr>
+            <w:r>
+              <w:rPr>
+                <w:sz w:val="17"/>
+                <w:szCs w:val="17"/>
+              </w:rPr>
+              <w:t xml:space="preserve">☐ Cambiar</w:t>
             </w:r>
           </w:p>
         </w:tc>
